--- a/docx/es/BUFRCREX_CodeFlag_es_11.docx
+++ b/docx/es/BUFRCREX_CodeFlag_es_11.docx
@@ -8,17 +8,17 @@
       </w:pPr>
       <w:r>
         <w:rPr>
-          <w:rFonts w:ascii="Arial" w:hAnsi="Arial"/>
+          <w:rFonts w:ascii="Verdana" w:hAnsi="Verdana"/>
           <w:b/>
           <w:sz w:val="22"/>
         </w:rPr>
-        <w:t>BUFR/CREX Code/Flag Tables — Class 11</w:t>
+        <w:t>Clase 11</w:t>
       </w:r>
     </w:p>
     <w:p>
       <w:r>
         <w:rPr>
-          <w:rFonts w:ascii="Arial" w:hAnsi="Arial"/>
+          <w:rFonts w:ascii="Verdana" w:hAnsi="Verdana"/>
           <w:b/>
           <w:sz w:val="18"/>
         </w:rPr>
@@ -31,6 +31,20 @@
         <w:tblW w:type="auto" w:w="0"/>
         <w:jc w:val="center"/>
         <w:tblLook w:firstColumn="1" w:firstRow="1" w:lastColumn="0" w:lastRow="0" w:noHBand="0" w:noVBand="1" w:val="04A0"/>
+        <w:tblBorders>
+          <w:top w:val="single" w:sz="4" w:space="0" w:color="595959"/>
+          <w:left w:val="single" w:sz="4" w:space="0" w:color="595959"/>
+          <w:bottom w:val="single" w:sz="4" w:space="0" w:color="595959"/>
+          <w:right w:val="single" w:sz="4" w:space="0" w:color="595959"/>
+          <w:insideH w:val="single" w:sz="4" w:space="0" w:color="595959"/>
+          <w:insideV w:val="single" w:sz="4" w:space="0" w:color="595959"/>
+        </w:tblBorders>
+        <w:tblCellMar>
+          <w:top w:w="85" w:type="dxa"/>
+          <w:left w:w="85" w:type="dxa"/>
+          <w:bottom w:w="85" w:type="dxa"/>
+          <w:right w:w="85" w:type="dxa"/>
+        </w:tblCellMar>
       </w:tblPr>
       <w:tblGrid>
         <w:gridCol w:w="3784"/>
@@ -41,81 +55,69 @@
       <w:tr>
         <w:tc>
           <w:tcPr>
+            <w:tcW w:type="dxa" w:w="1134"/>
+            <w:shd w:val="clear" w:color="auto" w:fill="D9D9D9"/>
+          </w:tcPr>
+          <w:p>
+            <w:r/>
+            <w:r>
+              <w:rPr>
+                <w:rFonts w:ascii="Verdana" w:hAnsi="Verdana"/>
+                <w:b w:val="0"/>
+                <w:sz w:val="16"/>
+              </w:rPr>
+              <w:t>CIFRA DE CLAVE</w:t>
+            </w:r>
+          </w:p>
+        </w:tc>
+        <w:tc>
+          <w:tcPr>
             <w:tcW w:type="dxa" w:w="3784"/>
-            <w:shd w:val="clear" w:color="auto" w:fill="D9E2F3"/>
-          </w:tcPr>
-          <w:p>
-            <w:pPr>
-              <w:jc w:val="center"/>
-            </w:pPr>
-            <w:r/>
-            <w:r>
-              <w:rPr>
-                <w:rFonts w:ascii="Arial" w:hAnsi="Arial"/>
-                <w:b/>
-                <w:sz w:val="16"/>
-              </w:rPr>
-              <w:t>Code Figure</w:t>
+            <w:shd w:val="clear" w:color="auto" w:fill="D9D9D9"/>
+          </w:tcPr>
+          <w:p>
+            <w:r/>
+            <w:r>
+              <w:rPr>
+                <w:rFonts w:ascii="Verdana" w:hAnsi="Verdana"/>
+                <w:b w:val="0"/>
+                <w:sz w:val="16"/>
+              </w:rPr>
+              <w:t>SIGNIFICADO</w:t>
             </w:r>
           </w:p>
         </w:tc>
         <w:tc>
           <w:tcPr>
             <w:tcW w:type="dxa" w:w="3784"/>
-            <w:shd w:val="clear" w:color="auto" w:fill="D9E2F3"/>
-          </w:tcPr>
-          <w:p>
-            <w:pPr>
-              <w:jc w:val="center"/>
-            </w:pPr>
-            <w:r/>
-            <w:r>
-              <w:rPr>
-                <w:rFonts w:ascii="Arial" w:hAnsi="Arial"/>
-                <w:b/>
-                <w:sz w:val="16"/>
-              </w:rPr>
-              <w:t>Entry Name</w:t>
+            <w:shd w:val="clear" w:color="auto" w:fill="D9D9D9"/>
+          </w:tcPr>
+          <w:p>
+            <w:r/>
+            <w:r>
+              <w:rPr>
+                <w:rFonts w:ascii="Verdana" w:hAnsi="Verdana"/>
+                <w:b w:val="0"/>
+                <w:sz w:val="16"/>
+              </w:rPr>
+              <w:t>SUB 1</w:t>
             </w:r>
           </w:p>
         </w:tc>
         <w:tc>
           <w:tcPr>
             <w:tcW w:type="dxa" w:w="3784"/>
-            <w:shd w:val="clear" w:color="auto" w:fill="D9E2F3"/>
-          </w:tcPr>
-          <w:p>
-            <w:pPr>
-              <w:jc w:val="center"/>
-            </w:pPr>
-            <w:r/>
-            <w:r>
-              <w:rPr>
-                <w:rFonts w:ascii="Arial" w:hAnsi="Arial"/>
-                <w:b/>
-                <w:sz w:val="16"/>
-              </w:rPr>
-              <w:t>Sub 1</w:t>
-            </w:r>
-          </w:p>
-        </w:tc>
-        <w:tc>
-          <w:tcPr>
-            <w:tcW w:type="dxa" w:w="3784"/>
-            <w:shd w:val="clear" w:color="auto" w:fill="D9E2F3"/>
-          </w:tcPr>
-          <w:p>
-            <w:pPr>
-              <w:jc w:val="center"/>
-            </w:pPr>
-            <w:r/>
-            <w:r>
-              <w:rPr>
-                <w:rFonts w:ascii="Arial" w:hAnsi="Arial"/>
-                <w:b/>
-                <w:sz w:val="16"/>
-              </w:rPr>
-              <w:t>Note</w:t>
+            <w:shd w:val="clear" w:color="auto" w:fill="D9D9D9"/>
+          </w:tcPr>
+          <w:p>
+            <w:r/>
+            <w:r>
+              <w:rPr>
+                <w:rFonts w:ascii="Verdana" w:hAnsi="Verdana"/>
+                <w:b w:val="0"/>
+                <w:sz w:val="16"/>
+              </w:rPr>
+              <w:t>NOTA</w:t>
             </w:r>
           </w:p>
         </w:tc>
@@ -129,7 +131,7 @@
             <w:r/>
             <w:r>
               <w:rPr>
-                <w:rFonts w:ascii="Arial" w:hAnsi="Arial"/>
+                <w:rFonts w:ascii="Verdana" w:hAnsi="Verdana"/>
                 <w:b w:val="0"/>
                 <w:sz w:val="16"/>
               </w:rPr>
@@ -145,7 +147,7 @@
             <w:r/>
             <w:r>
               <w:rPr>
-                <w:rFonts w:ascii="Arial" w:hAnsi="Arial"/>
+                <w:rFonts w:ascii="Verdana" w:hAnsi="Verdana"/>
                 <w:b w:val="0"/>
                 <w:sz w:val="16"/>
               </w:rPr>
@@ -161,7 +163,7 @@
             <w:r/>
             <w:r>
               <w:rPr>
-                <w:rFonts w:ascii="Arial" w:hAnsi="Arial"/>
+                <w:rFonts w:ascii="Verdana" w:hAnsi="Verdana"/>
                 <w:b w:val="0"/>
                 <w:sz w:val="16"/>
               </w:rPr>
@@ -177,7 +179,7 @@
             <w:r/>
             <w:r>
               <w:rPr>
-                <w:rFonts w:ascii="Arial" w:hAnsi="Arial"/>
+                <w:rFonts w:ascii="Verdana" w:hAnsi="Verdana"/>
                 <w:b w:val="0"/>
                 <w:sz w:val="16"/>
               </w:rPr>
@@ -194,7 +196,7 @@
             <w:r/>
             <w:r>
               <w:rPr>
-                <w:rFonts w:ascii="Arial" w:hAnsi="Arial"/>
+                <w:rFonts w:ascii="Verdana" w:hAnsi="Verdana"/>
                 <w:b w:val="0"/>
                 <w:sz w:val="16"/>
               </w:rPr>
@@ -210,7 +212,7 @@
             <w:r/>
             <w:r>
               <w:rPr>
-                <w:rFonts w:ascii="Arial" w:hAnsi="Arial"/>
+                <w:rFonts w:ascii="Verdana" w:hAnsi="Verdana"/>
                 <w:b w:val="0"/>
                 <w:sz w:val="16"/>
               </w:rPr>
@@ -226,7 +228,7 @@
             <w:r/>
             <w:r>
               <w:rPr>
-                <w:rFonts w:ascii="Arial" w:hAnsi="Arial"/>
+                <w:rFonts w:ascii="Verdana" w:hAnsi="Verdana"/>
                 <w:b w:val="0"/>
                 <w:sz w:val="16"/>
               </w:rPr>
@@ -242,7 +244,7 @@
             <w:r/>
             <w:r>
               <w:rPr>
-                <w:rFonts w:ascii="Arial" w:hAnsi="Arial"/>
+                <w:rFonts w:ascii="Verdana" w:hAnsi="Verdana"/>
                 <w:b w:val="0"/>
                 <w:sz w:val="16"/>
               </w:rPr>
@@ -259,7 +261,7 @@
             <w:r/>
             <w:r>
               <w:rPr>
-                <w:rFonts w:ascii="Arial" w:hAnsi="Arial"/>
+                <w:rFonts w:ascii="Verdana" w:hAnsi="Verdana"/>
                 <w:b w:val="0"/>
                 <w:sz w:val="16"/>
               </w:rPr>
@@ -275,7 +277,7 @@
             <w:r/>
             <w:r>
               <w:rPr>
-                <w:rFonts w:ascii="Arial" w:hAnsi="Arial"/>
+                <w:rFonts w:ascii="Verdana" w:hAnsi="Verdana"/>
                 <w:b w:val="0"/>
                 <w:sz w:val="16"/>
               </w:rPr>
@@ -291,7 +293,7 @@
             <w:r/>
             <w:r>
               <w:rPr>
-                <w:rFonts w:ascii="Arial" w:hAnsi="Arial"/>
+                <w:rFonts w:ascii="Verdana" w:hAnsi="Verdana"/>
                 <w:b w:val="0"/>
                 <w:sz w:val="16"/>
               </w:rPr>
@@ -307,7 +309,7 @@
             <w:r/>
             <w:r>
               <w:rPr>
-                <w:rFonts w:ascii="Arial" w:hAnsi="Arial"/>
+                <w:rFonts w:ascii="Verdana" w:hAnsi="Verdana"/>
                 <w:b w:val="0"/>
                 <w:sz w:val="16"/>
               </w:rPr>
@@ -324,7 +326,7 @@
             <w:r/>
             <w:r>
               <w:rPr>
-                <w:rFonts w:ascii="Arial" w:hAnsi="Arial"/>
+                <w:rFonts w:ascii="Verdana" w:hAnsi="Verdana"/>
                 <w:b w:val="0"/>
                 <w:sz w:val="16"/>
               </w:rPr>
@@ -340,7 +342,7 @@
             <w:r/>
             <w:r>
               <w:rPr>
-                <w:rFonts w:ascii="Arial" w:hAnsi="Arial"/>
+                <w:rFonts w:ascii="Verdana" w:hAnsi="Verdana"/>
                 <w:b w:val="0"/>
                 <w:sz w:val="16"/>
               </w:rPr>
@@ -356,7 +358,7 @@
             <w:r/>
             <w:r>
               <w:rPr>
-                <w:rFonts w:ascii="Arial" w:hAnsi="Arial"/>
+                <w:rFonts w:ascii="Verdana" w:hAnsi="Verdana"/>
                 <w:b w:val="0"/>
                 <w:sz w:val="16"/>
               </w:rPr>
@@ -372,7 +374,7 @@
             <w:r/>
             <w:r>
               <w:rPr>
-                <w:rFonts w:ascii="Arial" w:hAnsi="Arial"/>
+                <w:rFonts w:ascii="Verdana" w:hAnsi="Verdana"/>
                 <w:b w:val="0"/>
                 <w:sz w:val="16"/>
               </w:rPr>
@@ -389,7 +391,7 @@
             <w:r/>
             <w:r>
               <w:rPr>
-                <w:rFonts w:ascii="Arial" w:hAnsi="Arial"/>
+                <w:rFonts w:ascii="Verdana" w:hAnsi="Verdana"/>
                 <w:b w:val="0"/>
                 <w:sz w:val="16"/>
               </w:rPr>
@@ -405,7 +407,7 @@
             <w:r/>
             <w:r>
               <w:rPr>
-                <w:rFonts w:ascii="Arial" w:hAnsi="Arial"/>
+                <w:rFonts w:ascii="Verdana" w:hAnsi="Verdana"/>
                 <w:b w:val="0"/>
                 <w:sz w:val="16"/>
               </w:rPr>
@@ -421,7 +423,7 @@
             <w:r/>
             <w:r>
               <w:rPr>
-                <w:rFonts w:ascii="Arial" w:hAnsi="Arial"/>
+                <w:rFonts w:ascii="Verdana" w:hAnsi="Verdana"/>
                 <w:b w:val="0"/>
                 <w:sz w:val="16"/>
               </w:rPr>
@@ -437,7 +439,7 @@
             <w:r/>
             <w:r>
               <w:rPr>
-                <w:rFonts w:ascii="Arial" w:hAnsi="Arial"/>
+                <w:rFonts w:ascii="Verdana" w:hAnsi="Verdana"/>
                 <w:b w:val="0"/>
                 <w:sz w:val="16"/>
               </w:rPr>
@@ -454,7 +456,7 @@
             <w:r/>
             <w:r>
               <w:rPr>
-                <w:rFonts w:ascii="Arial" w:hAnsi="Arial"/>
+                <w:rFonts w:ascii="Verdana" w:hAnsi="Verdana"/>
                 <w:b w:val="0"/>
                 <w:sz w:val="16"/>
               </w:rPr>
@@ -470,7 +472,7 @@
             <w:r/>
             <w:r>
               <w:rPr>
-                <w:rFonts w:ascii="Arial" w:hAnsi="Arial"/>
+                <w:rFonts w:ascii="Verdana" w:hAnsi="Verdana"/>
                 <w:b w:val="0"/>
                 <w:sz w:val="16"/>
               </w:rPr>
@@ -486,7 +488,7 @@
             <w:r/>
             <w:r>
               <w:rPr>
-                <w:rFonts w:ascii="Arial" w:hAnsi="Arial"/>
+                <w:rFonts w:ascii="Verdana" w:hAnsi="Verdana"/>
                 <w:b w:val="0"/>
                 <w:sz w:val="16"/>
               </w:rPr>
@@ -502,7 +504,7 @@
             <w:r/>
             <w:r>
               <w:rPr>
-                <w:rFonts w:ascii="Arial" w:hAnsi="Arial"/>
+                <w:rFonts w:ascii="Verdana" w:hAnsi="Verdana"/>
                 <w:b w:val="0"/>
                 <w:sz w:val="16"/>
               </w:rPr>
@@ -519,7 +521,7 @@
             <w:r/>
             <w:r>
               <w:rPr>
-                <w:rFonts w:ascii="Arial" w:hAnsi="Arial"/>
+                <w:rFonts w:ascii="Verdana" w:hAnsi="Verdana"/>
                 <w:b w:val="0"/>
                 <w:sz w:val="16"/>
               </w:rPr>
@@ -535,7 +537,7 @@
             <w:r/>
             <w:r>
               <w:rPr>
-                <w:rFonts w:ascii="Arial" w:hAnsi="Arial"/>
+                <w:rFonts w:ascii="Verdana" w:hAnsi="Verdana"/>
                 <w:b w:val="0"/>
                 <w:sz w:val="16"/>
               </w:rPr>
@@ -551,7 +553,7 @@
             <w:r/>
             <w:r>
               <w:rPr>
-                <w:rFonts w:ascii="Arial" w:hAnsi="Arial"/>
+                <w:rFonts w:ascii="Verdana" w:hAnsi="Verdana"/>
                 <w:b w:val="0"/>
                 <w:sz w:val="16"/>
               </w:rPr>
@@ -567,7 +569,7 @@
             <w:r/>
             <w:r>
               <w:rPr>
-                <w:rFonts w:ascii="Arial" w:hAnsi="Arial"/>
+                <w:rFonts w:ascii="Verdana" w:hAnsi="Verdana"/>
                 <w:b w:val="0"/>
                 <w:sz w:val="16"/>
               </w:rPr>
@@ -584,7 +586,7 @@
             <w:r/>
             <w:r>
               <w:rPr>
-                <w:rFonts w:ascii="Arial" w:hAnsi="Arial"/>
+                <w:rFonts w:ascii="Verdana" w:hAnsi="Verdana"/>
                 <w:b w:val="0"/>
                 <w:sz w:val="16"/>
               </w:rPr>
@@ -600,7 +602,7 @@
             <w:r/>
             <w:r>
               <w:rPr>
-                <w:rFonts w:ascii="Arial" w:hAnsi="Arial"/>
+                <w:rFonts w:ascii="Verdana" w:hAnsi="Verdana"/>
                 <w:b w:val="0"/>
                 <w:sz w:val="16"/>
               </w:rPr>
@@ -616,7 +618,7 @@
             <w:r/>
             <w:r>
               <w:rPr>
-                <w:rFonts w:ascii="Arial" w:hAnsi="Arial"/>
+                <w:rFonts w:ascii="Verdana" w:hAnsi="Verdana"/>
                 <w:b w:val="0"/>
                 <w:sz w:val="16"/>
               </w:rPr>
@@ -632,7 +634,7 @@
             <w:r/>
             <w:r>
               <w:rPr>
-                <w:rFonts w:ascii="Arial" w:hAnsi="Arial"/>
+                <w:rFonts w:ascii="Verdana" w:hAnsi="Verdana"/>
                 <w:b w:val="0"/>
                 <w:sz w:val="16"/>
               </w:rPr>
@@ -649,7 +651,7 @@
             <w:r/>
             <w:r>
               <w:rPr>
-                <w:rFonts w:ascii="Arial" w:hAnsi="Arial"/>
+                <w:rFonts w:ascii="Verdana" w:hAnsi="Verdana"/>
                 <w:b w:val="0"/>
                 <w:sz w:val="16"/>
               </w:rPr>
@@ -665,7 +667,7 @@
             <w:r/>
             <w:r>
               <w:rPr>
-                <w:rFonts w:ascii="Arial" w:hAnsi="Arial"/>
+                <w:rFonts w:ascii="Verdana" w:hAnsi="Verdana"/>
                 <w:b w:val="0"/>
                 <w:sz w:val="16"/>
               </w:rPr>
@@ -681,7 +683,7 @@
             <w:r/>
             <w:r>
               <w:rPr>
-                <w:rFonts w:ascii="Arial" w:hAnsi="Arial"/>
+                <w:rFonts w:ascii="Verdana" w:hAnsi="Verdana"/>
                 <w:b w:val="0"/>
                 <w:sz w:val="16"/>
               </w:rPr>
@@ -697,7 +699,7 @@
             <w:r/>
             <w:r>
               <w:rPr>
-                <w:rFonts w:ascii="Arial" w:hAnsi="Arial"/>
+                <w:rFonts w:ascii="Verdana" w:hAnsi="Verdana"/>
                 <w:b w:val="0"/>
                 <w:sz w:val="16"/>
               </w:rPr>
@@ -714,7 +716,7 @@
             <w:r/>
             <w:r>
               <w:rPr>
-                <w:rFonts w:ascii="Arial" w:hAnsi="Arial"/>
+                <w:rFonts w:ascii="Verdana" w:hAnsi="Verdana"/>
                 <w:b w:val="0"/>
                 <w:sz w:val="16"/>
               </w:rPr>
@@ -730,7 +732,7 @@
             <w:r/>
             <w:r>
               <w:rPr>
-                <w:rFonts w:ascii="Arial" w:hAnsi="Arial"/>
+                <w:rFonts w:ascii="Verdana" w:hAnsi="Verdana"/>
                 <w:b w:val="0"/>
                 <w:sz w:val="16"/>
               </w:rPr>
@@ -746,7 +748,7 @@
             <w:r/>
             <w:r>
               <w:rPr>
-                <w:rFonts w:ascii="Arial" w:hAnsi="Arial"/>
+                <w:rFonts w:ascii="Verdana" w:hAnsi="Verdana"/>
                 <w:b w:val="0"/>
                 <w:sz w:val="16"/>
               </w:rPr>
@@ -762,7 +764,7 @@
             <w:r/>
             <w:r>
               <w:rPr>
-                <w:rFonts w:ascii="Arial" w:hAnsi="Arial"/>
+                <w:rFonts w:ascii="Verdana" w:hAnsi="Verdana"/>
                 <w:b w:val="0"/>
                 <w:sz w:val="16"/>
               </w:rPr>
@@ -779,7 +781,7 @@
             <w:r/>
             <w:r>
               <w:rPr>
-                <w:rFonts w:ascii="Arial" w:hAnsi="Arial"/>
+                <w:rFonts w:ascii="Verdana" w:hAnsi="Verdana"/>
                 <w:b w:val="0"/>
                 <w:sz w:val="16"/>
               </w:rPr>
@@ -795,7 +797,7 @@
             <w:r/>
             <w:r>
               <w:rPr>
-                <w:rFonts w:ascii="Arial" w:hAnsi="Arial"/>
+                <w:rFonts w:ascii="Verdana" w:hAnsi="Verdana"/>
                 <w:b w:val="0"/>
                 <w:sz w:val="16"/>
               </w:rPr>
@@ -811,7 +813,7 @@
             <w:r/>
             <w:r>
               <w:rPr>
-                <w:rFonts w:ascii="Arial" w:hAnsi="Arial"/>
+                <w:rFonts w:ascii="Verdana" w:hAnsi="Verdana"/>
                 <w:b w:val="0"/>
                 <w:sz w:val="16"/>
               </w:rPr>
@@ -827,7 +829,7 @@
             <w:r/>
             <w:r>
               <w:rPr>
-                <w:rFonts w:ascii="Arial" w:hAnsi="Arial"/>
+                <w:rFonts w:ascii="Verdana" w:hAnsi="Verdana"/>
                 <w:b w:val="0"/>
                 <w:sz w:val="16"/>
               </w:rPr>
@@ -844,7 +846,7 @@
             <w:r/>
             <w:r>
               <w:rPr>
-                <w:rFonts w:ascii="Arial" w:hAnsi="Arial"/>
+                <w:rFonts w:ascii="Verdana" w:hAnsi="Verdana"/>
                 <w:b w:val="0"/>
                 <w:sz w:val="16"/>
               </w:rPr>
@@ -860,7 +862,7 @@
             <w:r/>
             <w:r>
               <w:rPr>
-                <w:rFonts w:ascii="Arial" w:hAnsi="Arial"/>
+                <w:rFonts w:ascii="Verdana" w:hAnsi="Verdana"/>
                 <w:b w:val="0"/>
                 <w:sz w:val="16"/>
               </w:rPr>
@@ -876,7 +878,7 @@
             <w:r/>
             <w:r>
               <w:rPr>
-                <w:rFonts w:ascii="Arial" w:hAnsi="Arial"/>
+                <w:rFonts w:ascii="Verdana" w:hAnsi="Verdana"/>
                 <w:b w:val="0"/>
                 <w:sz w:val="16"/>
               </w:rPr>
@@ -892,7 +894,7 @@
             <w:r/>
             <w:r>
               <w:rPr>
-                <w:rFonts w:ascii="Arial" w:hAnsi="Arial"/>
+                <w:rFonts w:ascii="Verdana" w:hAnsi="Verdana"/>
                 <w:b w:val="0"/>
                 <w:sz w:val="16"/>
               </w:rPr>
@@ -909,7 +911,7 @@
             <w:r/>
             <w:r>
               <w:rPr>
-                <w:rFonts w:ascii="Arial" w:hAnsi="Arial"/>
+                <w:rFonts w:ascii="Verdana" w:hAnsi="Verdana"/>
                 <w:b w:val="0"/>
                 <w:sz w:val="16"/>
               </w:rPr>
@@ -925,7 +927,7 @@
             <w:r/>
             <w:r>
               <w:rPr>
-                <w:rFonts w:ascii="Arial" w:hAnsi="Arial"/>
+                <w:rFonts w:ascii="Verdana" w:hAnsi="Verdana"/>
                 <w:b w:val="0"/>
                 <w:sz w:val="16"/>
               </w:rPr>
@@ -941,7 +943,7 @@
             <w:r/>
             <w:r>
               <w:rPr>
-                <w:rFonts w:ascii="Arial" w:hAnsi="Arial"/>
+                <w:rFonts w:ascii="Verdana" w:hAnsi="Verdana"/>
                 <w:b w:val="0"/>
                 <w:sz w:val="16"/>
               </w:rPr>
@@ -956,7 +958,7 @@
             <w:r/>
             <w:r>
               <w:rPr>
-                <w:rFonts w:ascii="Arial" w:hAnsi="Arial"/>
+                <w:rFonts w:ascii="Verdana" w:hAnsi="Verdana"/>
                 <w:b w:val="0"/>
                 <w:sz w:val="16"/>
               </w:rPr>
@@ -973,7 +975,7 @@
             <w:r/>
             <w:r>
               <w:rPr>
-                <w:rFonts w:ascii="Arial" w:hAnsi="Arial"/>
+                <w:rFonts w:ascii="Verdana" w:hAnsi="Verdana"/>
                 <w:b w:val="0"/>
                 <w:sz w:val="16"/>
               </w:rPr>
@@ -989,7 +991,7 @@
             <w:r/>
             <w:r>
               <w:rPr>
-                <w:rFonts w:ascii="Arial" w:hAnsi="Arial"/>
+                <w:rFonts w:ascii="Verdana" w:hAnsi="Verdana"/>
                 <w:b w:val="0"/>
                 <w:sz w:val="16"/>
               </w:rPr>
@@ -1005,7 +1007,7 @@
             <w:r/>
             <w:r>
               <w:rPr>
-                <w:rFonts w:ascii="Arial" w:hAnsi="Arial"/>
+                <w:rFonts w:ascii="Verdana" w:hAnsi="Verdana"/>
                 <w:b w:val="0"/>
                 <w:sz w:val="16"/>
               </w:rPr>
@@ -1020,7 +1022,7 @@
             <w:r/>
             <w:r>
               <w:rPr>
-                <w:rFonts w:ascii="Arial" w:hAnsi="Arial"/>
+                <w:rFonts w:ascii="Verdana" w:hAnsi="Verdana"/>
                 <w:b w:val="0"/>
                 <w:sz w:val="16"/>
               </w:rPr>
@@ -1037,7 +1039,7 @@
             <w:r/>
             <w:r>
               <w:rPr>
-                <w:rFonts w:ascii="Arial" w:hAnsi="Arial"/>
+                <w:rFonts w:ascii="Verdana" w:hAnsi="Verdana"/>
                 <w:b w:val="0"/>
                 <w:sz w:val="16"/>
               </w:rPr>
@@ -1053,7 +1055,7 @@
             <w:r/>
             <w:r>
               <w:rPr>
-                <w:rFonts w:ascii="Arial" w:hAnsi="Arial"/>
+                <w:rFonts w:ascii="Verdana" w:hAnsi="Verdana"/>
                 <w:b w:val="0"/>
                 <w:sz w:val="16"/>
               </w:rPr>
@@ -1069,7 +1071,7 @@
             <w:r/>
             <w:r>
               <w:rPr>
-                <w:rFonts w:ascii="Arial" w:hAnsi="Arial"/>
+                <w:rFonts w:ascii="Verdana" w:hAnsi="Verdana"/>
                 <w:b w:val="0"/>
                 <w:sz w:val="16"/>
               </w:rPr>
@@ -1084,7 +1086,7 @@
             <w:r/>
             <w:r>
               <w:rPr>
-                <w:rFonts w:ascii="Arial" w:hAnsi="Arial"/>
+                <w:rFonts w:ascii="Verdana" w:hAnsi="Verdana"/>
                 <w:b w:val="0"/>
                 <w:sz w:val="16"/>
               </w:rPr>
@@ -1101,7 +1103,7 @@
             <w:r/>
             <w:r>
               <w:rPr>
-                <w:rFonts w:ascii="Arial" w:hAnsi="Arial"/>
+                <w:rFonts w:ascii="Verdana" w:hAnsi="Verdana"/>
                 <w:b w:val="0"/>
                 <w:sz w:val="16"/>
               </w:rPr>
@@ -1117,7 +1119,7 @@
             <w:r/>
             <w:r>
               <w:rPr>
-                <w:rFonts w:ascii="Arial" w:hAnsi="Arial"/>
+                <w:rFonts w:ascii="Verdana" w:hAnsi="Verdana"/>
                 <w:b w:val="0"/>
                 <w:sz w:val="16"/>
               </w:rPr>
@@ -1133,7 +1135,7 @@
             <w:r/>
             <w:r>
               <w:rPr>
-                <w:rFonts w:ascii="Arial" w:hAnsi="Arial"/>
+                <w:rFonts w:ascii="Verdana" w:hAnsi="Verdana"/>
                 <w:b w:val="0"/>
                 <w:sz w:val="16"/>
               </w:rPr>
@@ -1148,7 +1150,7 @@
             <w:r/>
             <w:r>
               <w:rPr>
-                <w:rFonts w:ascii="Arial" w:hAnsi="Arial"/>
+                <w:rFonts w:ascii="Verdana" w:hAnsi="Verdana"/>
                 <w:b w:val="0"/>
                 <w:sz w:val="16"/>
               </w:rPr>
@@ -1165,7 +1167,7 @@
             <w:r/>
             <w:r>
               <w:rPr>
-                <w:rFonts w:ascii="Arial" w:hAnsi="Arial"/>
+                <w:rFonts w:ascii="Verdana" w:hAnsi="Verdana"/>
                 <w:b w:val="0"/>
                 <w:sz w:val="16"/>
               </w:rPr>
@@ -1181,7 +1183,7 @@
             <w:r/>
             <w:r>
               <w:rPr>
-                <w:rFonts w:ascii="Arial" w:hAnsi="Arial"/>
+                <w:rFonts w:ascii="Verdana" w:hAnsi="Verdana"/>
                 <w:b w:val="0"/>
                 <w:sz w:val="16"/>
               </w:rPr>
@@ -1197,7 +1199,7 @@
             <w:r/>
             <w:r>
               <w:rPr>
-                <w:rFonts w:ascii="Arial" w:hAnsi="Arial"/>
+                <w:rFonts w:ascii="Verdana" w:hAnsi="Verdana"/>
                 <w:b w:val="0"/>
                 <w:sz w:val="16"/>
               </w:rPr>
@@ -1212,7 +1214,7 @@
             <w:r/>
             <w:r>
               <w:rPr>
-                <w:rFonts w:ascii="Arial" w:hAnsi="Arial"/>
+                <w:rFonts w:ascii="Verdana" w:hAnsi="Verdana"/>
                 <w:b w:val="0"/>
                 <w:sz w:val="16"/>
               </w:rPr>
@@ -1229,7 +1231,7 @@
             <w:r/>
             <w:r>
               <w:rPr>
-                <w:rFonts w:ascii="Arial" w:hAnsi="Arial"/>
+                <w:rFonts w:ascii="Verdana" w:hAnsi="Verdana"/>
                 <w:b w:val="0"/>
                 <w:sz w:val="16"/>
               </w:rPr>
@@ -1245,7 +1247,7 @@
             <w:r/>
             <w:r>
               <w:rPr>
-                <w:rFonts w:ascii="Arial" w:hAnsi="Arial"/>
+                <w:rFonts w:ascii="Verdana" w:hAnsi="Verdana"/>
                 <w:b w:val="0"/>
                 <w:sz w:val="16"/>
               </w:rPr>
@@ -1261,7 +1263,7 @@
             <w:r/>
             <w:r>
               <w:rPr>
-                <w:rFonts w:ascii="Arial" w:hAnsi="Arial"/>
+                <w:rFonts w:ascii="Verdana" w:hAnsi="Verdana"/>
                 <w:b w:val="0"/>
                 <w:sz w:val="16"/>
               </w:rPr>
@@ -1276,7 +1278,7 @@
             <w:r/>
             <w:r>
               <w:rPr>
-                <w:rFonts w:ascii="Arial" w:hAnsi="Arial"/>
+                <w:rFonts w:ascii="Verdana" w:hAnsi="Verdana"/>
                 <w:b w:val="0"/>
                 <w:sz w:val="16"/>
               </w:rPr>
@@ -1293,7 +1295,7 @@
             <w:r/>
             <w:r>
               <w:rPr>
-                <w:rFonts w:ascii="Arial" w:hAnsi="Arial"/>
+                <w:rFonts w:ascii="Verdana" w:hAnsi="Verdana"/>
                 <w:b w:val="0"/>
                 <w:sz w:val="16"/>
               </w:rPr>
@@ -1309,7 +1311,7 @@
             <w:r/>
             <w:r>
               <w:rPr>
-                <w:rFonts w:ascii="Arial" w:hAnsi="Arial"/>
+                <w:rFonts w:ascii="Verdana" w:hAnsi="Verdana"/>
                 <w:b w:val="0"/>
                 <w:sz w:val="16"/>
               </w:rPr>
@@ -1325,7 +1327,7 @@
             <w:r/>
             <w:r>
               <w:rPr>
-                <w:rFonts w:ascii="Arial" w:hAnsi="Arial"/>
+                <w:rFonts w:ascii="Verdana" w:hAnsi="Verdana"/>
                 <w:b w:val="0"/>
                 <w:sz w:val="16"/>
               </w:rPr>
@@ -1340,7 +1342,7 @@
             <w:r/>
             <w:r>
               <w:rPr>
-                <w:rFonts w:ascii="Arial" w:hAnsi="Arial"/>
+                <w:rFonts w:ascii="Verdana" w:hAnsi="Verdana"/>
                 <w:b w:val="0"/>
                 <w:sz w:val="16"/>
               </w:rPr>
@@ -1357,7 +1359,7 @@
             <w:r/>
             <w:r>
               <w:rPr>
-                <w:rFonts w:ascii="Arial" w:hAnsi="Arial"/>
+                <w:rFonts w:ascii="Verdana" w:hAnsi="Verdana"/>
                 <w:b w:val="0"/>
                 <w:sz w:val="16"/>
               </w:rPr>
@@ -1373,7 +1375,7 @@
             <w:r/>
             <w:r>
               <w:rPr>
-                <w:rFonts w:ascii="Arial" w:hAnsi="Arial"/>
+                <w:rFonts w:ascii="Verdana" w:hAnsi="Verdana"/>
                 <w:b w:val="0"/>
                 <w:sz w:val="16"/>
               </w:rPr>
@@ -1389,7 +1391,7 @@
             <w:r/>
             <w:r>
               <w:rPr>
-                <w:rFonts w:ascii="Arial" w:hAnsi="Arial"/>
+                <w:rFonts w:ascii="Verdana" w:hAnsi="Verdana"/>
                 <w:b w:val="0"/>
                 <w:sz w:val="16"/>
               </w:rPr>
@@ -1404,7 +1406,7 @@
             <w:r/>
             <w:r>
               <w:rPr>
-                <w:rFonts w:ascii="Arial" w:hAnsi="Arial"/>
+                <w:rFonts w:ascii="Verdana" w:hAnsi="Verdana"/>
                 <w:b w:val="0"/>
                 <w:sz w:val="16"/>
               </w:rPr>
@@ -1421,7 +1423,7 @@
             <w:r/>
             <w:r>
               <w:rPr>
-                <w:rFonts w:ascii="Arial" w:hAnsi="Arial"/>
+                <w:rFonts w:ascii="Verdana" w:hAnsi="Verdana"/>
                 <w:b w:val="0"/>
                 <w:sz w:val="16"/>
               </w:rPr>
@@ -1437,7 +1439,7 @@
             <w:r/>
             <w:r>
               <w:rPr>
-                <w:rFonts w:ascii="Arial" w:hAnsi="Arial"/>
+                <w:rFonts w:ascii="Verdana" w:hAnsi="Verdana"/>
                 <w:b w:val="0"/>
                 <w:sz w:val="16"/>
               </w:rPr>
@@ -1453,7 +1455,7 @@
             <w:r/>
             <w:r>
               <w:rPr>
-                <w:rFonts w:ascii="Arial" w:hAnsi="Arial"/>
+                <w:rFonts w:ascii="Verdana" w:hAnsi="Verdana"/>
                 <w:b w:val="0"/>
                 <w:sz w:val="16"/>
               </w:rPr>
@@ -1468,7 +1470,7 @@
             <w:r/>
             <w:r>
               <w:rPr>
-                <w:rFonts w:ascii="Arial" w:hAnsi="Arial"/>
+                <w:rFonts w:ascii="Verdana" w:hAnsi="Verdana"/>
                 <w:b w:val="0"/>
                 <w:sz w:val="16"/>
               </w:rPr>
@@ -1485,7 +1487,7 @@
             <w:r/>
             <w:r>
               <w:rPr>
-                <w:rFonts w:ascii="Arial" w:hAnsi="Arial"/>
+                <w:rFonts w:ascii="Verdana" w:hAnsi="Verdana"/>
                 <w:b w:val="0"/>
                 <w:sz w:val="16"/>
               </w:rPr>
@@ -1501,7 +1503,7 @@
             <w:r/>
             <w:r>
               <w:rPr>
-                <w:rFonts w:ascii="Arial" w:hAnsi="Arial"/>
+                <w:rFonts w:ascii="Verdana" w:hAnsi="Verdana"/>
                 <w:b w:val="0"/>
                 <w:sz w:val="16"/>
               </w:rPr>
@@ -1517,7 +1519,7 @@
             <w:r/>
             <w:r>
               <w:rPr>
-                <w:rFonts w:ascii="Arial" w:hAnsi="Arial"/>
+                <w:rFonts w:ascii="Verdana" w:hAnsi="Verdana"/>
                 <w:b w:val="0"/>
                 <w:sz w:val="16"/>
               </w:rPr>
@@ -1532,7 +1534,7 @@
             <w:r/>
             <w:r>
               <w:rPr>
-                <w:rFonts w:ascii="Arial" w:hAnsi="Arial"/>
+                <w:rFonts w:ascii="Verdana" w:hAnsi="Verdana"/>
                 <w:b w:val="0"/>
                 <w:sz w:val="16"/>
               </w:rPr>
@@ -1549,7 +1551,7 @@
             <w:r/>
             <w:r>
               <w:rPr>
-                <w:rFonts w:ascii="Arial" w:hAnsi="Arial"/>
+                <w:rFonts w:ascii="Verdana" w:hAnsi="Verdana"/>
                 <w:b w:val="0"/>
                 <w:sz w:val="16"/>
               </w:rPr>
@@ -1565,7 +1567,7 @@
             <w:r/>
             <w:r>
               <w:rPr>
-                <w:rFonts w:ascii="Arial" w:hAnsi="Arial"/>
+                <w:rFonts w:ascii="Verdana" w:hAnsi="Verdana"/>
                 <w:b w:val="0"/>
                 <w:sz w:val="16"/>
               </w:rPr>
@@ -1581,7 +1583,7 @@
             <w:r/>
             <w:r>
               <w:rPr>
-                <w:rFonts w:ascii="Arial" w:hAnsi="Arial"/>
+                <w:rFonts w:ascii="Verdana" w:hAnsi="Verdana"/>
                 <w:b w:val="0"/>
                 <w:sz w:val="16"/>
               </w:rPr>
@@ -1596,7 +1598,7 @@
             <w:r/>
             <w:r>
               <w:rPr>
-                <w:rFonts w:ascii="Arial" w:hAnsi="Arial"/>
+                <w:rFonts w:ascii="Verdana" w:hAnsi="Verdana"/>
                 <w:b w:val="0"/>
                 <w:sz w:val="16"/>
               </w:rPr>
@@ -1613,7 +1615,7 @@
             <w:r/>
             <w:r>
               <w:rPr>
-                <w:rFonts w:ascii="Arial" w:hAnsi="Arial"/>
+                <w:rFonts w:ascii="Verdana" w:hAnsi="Verdana"/>
                 <w:b w:val="0"/>
                 <w:sz w:val="16"/>
               </w:rPr>
@@ -1629,7 +1631,7 @@
             <w:r/>
             <w:r>
               <w:rPr>
-                <w:rFonts w:ascii="Arial" w:hAnsi="Arial"/>
+                <w:rFonts w:ascii="Verdana" w:hAnsi="Verdana"/>
                 <w:b w:val="0"/>
                 <w:sz w:val="16"/>
               </w:rPr>
@@ -1645,7 +1647,7 @@
             <w:r/>
             <w:r>
               <w:rPr>
-                <w:rFonts w:ascii="Arial" w:hAnsi="Arial"/>
+                <w:rFonts w:ascii="Verdana" w:hAnsi="Verdana"/>
                 <w:b w:val="0"/>
                 <w:sz w:val="16"/>
               </w:rPr>
@@ -1660,7 +1662,7 @@
             <w:r/>
             <w:r>
               <w:rPr>
-                <w:rFonts w:ascii="Arial" w:hAnsi="Arial"/>
+                <w:rFonts w:ascii="Verdana" w:hAnsi="Verdana"/>
                 <w:b w:val="0"/>
                 <w:sz w:val="16"/>
               </w:rPr>
@@ -1677,7 +1679,7 @@
             <w:r/>
             <w:r>
               <w:rPr>
-                <w:rFonts w:ascii="Arial" w:hAnsi="Arial"/>
+                <w:rFonts w:ascii="Verdana" w:hAnsi="Verdana"/>
                 <w:b w:val="0"/>
                 <w:sz w:val="16"/>
               </w:rPr>
@@ -1693,7 +1695,7 @@
             <w:r/>
             <w:r>
               <w:rPr>
-                <w:rFonts w:ascii="Arial" w:hAnsi="Arial"/>
+                <w:rFonts w:ascii="Verdana" w:hAnsi="Verdana"/>
                 <w:b w:val="0"/>
                 <w:sz w:val="16"/>
               </w:rPr>
@@ -1709,7 +1711,7 @@
             <w:r/>
             <w:r>
               <w:rPr>
-                <w:rFonts w:ascii="Arial" w:hAnsi="Arial"/>
+                <w:rFonts w:ascii="Verdana" w:hAnsi="Verdana"/>
                 <w:b w:val="0"/>
                 <w:sz w:val="16"/>
               </w:rPr>
@@ -1724,7 +1726,7 @@
             <w:r/>
             <w:r>
               <w:rPr>
-                <w:rFonts w:ascii="Arial" w:hAnsi="Arial"/>
+                <w:rFonts w:ascii="Verdana" w:hAnsi="Verdana"/>
                 <w:b w:val="0"/>
                 <w:sz w:val="16"/>
               </w:rPr>
@@ -1741,7 +1743,7 @@
             <w:r/>
             <w:r>
               <w:rPr>
-                <w:rFonts w:ascii="Arial" w:hAnsi="Arial"/>
+                <w:rFonts w:ascii="Verdana" w:hAnsi="Verdana"/>
                 <w:b w:val="0"/>
                 <w:sz w:val="16"/>
               </w:rPr>
@@ -1757,7 +1759,7 @@
             <w:r/>
             <w:r>
               <w:rPr>
-                <w:rFonts w:ascii="Arial" w:hAnsi="Arial"/>
+                <w:rFonts w:ascii="Verdana" w:hAnsi="Verdana"/>
                 <w:b w:val="0"/>
                 <w:sz w:val="16"/>
               </w:rPr>
@@ -1773,7 +1775,7 @@
             <w:r/>
             <w:r>
               <w:rPr>
-                <w:rFonts w:ascii="Arial" w:hAnsi="Arial"/>
+                <w:rFonts w:ascii="Verdana" w:hAnsi="Verdana"/>
                 <w:b w:val="0"/>
                 <w:sz w:val="16"/>
               </w:rPr>
@@ -1788,7 +1790,7 @@
             <w:r/>
             <w:r>
               <w:rPr>
-                <w:rFonts w:ascii="Arial" w:hAnsi="Arial"/>
+                <w:rFonts w:ascii="Verdana" w:hAnsi="Verdana"/>
                 <w:b w:val="0"/>
                 <w:sz w:val="16"/>
               </w:rPr>
@@ -1801,7 +1803,7 @@
     <w:p>
       <w:r>
         <w:rPr>
-          <w:rFonts w:ascii="Arial" w:hAnsi="Arial"/>
+          <w:rFonts w:ascii="Verdana" w:hAnsi="Verdana"/>
           <w:b/>
           <w:sz w:val="18"/>
         </w:rPr>
@@ -1814,6 +1816,20 @@
         <w:tblW w:type="auto" w:w="0"/>
         <w:jc w:val="center"/>
         <w:tblLook w:firstColumn="1" w:firstRow="1" w:lastColumn="0" w:lastRow="0" w:noHBand="0" w:noVBand="1" w:val="04A0"/>
+        <w:tblBorders>
+          <w:top w:val="single" w:sz="4" w:space="0" w:color="595959"/>
+          <w:left w:val="single" w:sz="4" w:space="0" w:color="595959"/>
+          <w:bottom w:val="single" w:sz="4" w:space="0" w:color="595959"/>
+          <w:right w:val="single" w:sz="4" w:space="0" w:color="595959"/>
+          <w:insideH w:val="single" w:sz="4" w:space="0" w:color="595959"/>
+          <w:insideV w:val="single" w:sz="4" w:space="0" w:color="595959"/>
+        </w:tblBorders>
+        <w:tblCellMar>
+          <w:top w:w="85" w:type="dxa"/>
+          <w:left w:w="85" w:type="dxa"/>
+          <w:bottom w:w="85" w:type="dxa"/>
+          <w:right w:w="85" w:type="dxa"/>
+        </w:tblCellMar>
       </w:tblPr>
       <w:tblGrid>
         <w:gridCol w:w="3784"/>
@@ -1824,81 +1840,69 @@
       <w:tr>
         <w:tc>
           <w:tcPr>
+            <w:tcW w:type="dxa" w:w="1134"/>
+            <w:shd w:val="clear" w:color="auto" w:fill="D9D9D9"/>
+          </w:tcPr>
+          <w:p>
+            <w:r/>
+            <w:r>
+              <w:rPr>
+                <w:rFonts w:ascii="Verdana" w:hAnsi="Verdana"/>
+                <w:b w:val="0"/>
+                <w:sz w:val="16"/>
+              </w:rPr>
+              <w:t>CIFRA DE CLAVE</w:t>
+            </w:r>
+          </w:p>
+        </w:tc>
+        <w:tc>
+          <w:tcPr>
             <w:tcW w:type="dxa" w:w="3784"/>
-            <w:shd w:val="clear" w:color="auto" w:fill="D9E2F3"/>
-          </w:tcPr>
-          <w:p>
-            <w:pPr>
-              <w:jc w:val="center"/>
-            </w:pPr>
-            <w:r/>
-            <w:r>
-              <w:rPr>
-                <w:rFonts w:ascii="Arial" w:hAnsi="Arial"/>
-                <w:b/>
-                <w:sz w:val="16"/>
-              </w:rPr>
-              <w:t>Code Figure</w:t>
+            <w:shd w:val="clear" w:color="auto" w:fill="D9D9D9"/>
+          </w:tcPr>
+          <w:p>
+            <w:r/>
+            <w:r>
+              <w:rPr>
+                <w:rFonts w:ascii="Verdana" w:hAnsi="Verdana"/>
+                <w:b w:val="0"/>
+                <w:sz w:val="16"/>
+              </w:rPr>
+              <w:t>SIGNIFICADO</w:t>
             </w:r>
           </w:p>
         </w:tc>
         <w:tc>
           <w:tcPr>
             <w:tcW w:type="dxa" w:w="3784"/>
-            <w:shd w:val="clear" w:color="auto" w:fill="D9E2F3"/>
-          </w:tcPr>
-          <w:p>
-            <w:pPr>
-              <w:jc w:val="center"/>
-            </w:pPr>
-            <w:r/>
-            <w:r>
-              <w:rPr>
-                <w:rFonts w:ascii="Arial" w:hAnsi="Arial"/>
-                <w:b/>
-                <w:sz w:val="16"/>
-              </w:rPr>
-              <w:t>Entry Name</w:t>
+            <w:shd w:val="clear" w:color="auto" w:fill="D9D9D9"/>
+          </w:tcPr>
+          <w:p>
+            <w:r/>
+            <w:r>
+              <w:rPr>
+                <w:rFonts w:ascii="Verdana" w:hAnsi="Verdana"/>
+                <w:b w:val="0"/>
+                <w:sz w:val="16"/>
+              </w:rPr>
+              <w:t>SUB 1</w:t>
             </w:r>
           </w:p>
         </w:tc>
         <w:tc>
           <w:tcPr>
             <w:tcW w:type="dxa" w:w="3784"/>
-            <w:shd w:val="clear" w:color="auto" w:fill="D9E2F3"/>
-          </w:tcPr>
-          <w:p>
-            <w:pPr>
-              <w:jc w:val="center"/>
-            </w:pPr>
-            <w:r/>
-            <w:r>
-              <w:rPr>
-                <w:rFonts w:ascii="Arial" w:hAnsi="Arial"/>
-                <w:b/>
-                <w:sz w:val="16"/>
-              </w:rPr>
-              <w:t>Sub 1</w:t>
-            </w:r>
-          </w:p>
-        </w:tc>
-        <w:tc>
-          <w:tcPr>
-            <w:tcW w:type="dxa" w:w="3784"/>
-            <w:shd w:val="clear" w:color="auto" w:fill="D9E2F3"/>
-          </w:tcPr>
-          <w:p>
-            <w:pPr>
-              <w:jc w:val="center"/>
-            </w:pPr>
-            <w:r/>
-            <w:r>
-              <w:rPr>
-                <w:rFonts w:ascii="Arial" w:hAnsi="Arial"/>
-                <w:b/>
-                <w:sz w:val="16"/>
-              </w:rPr>
-              <w:t>Note</w:t>
+            <w:shd w:val="clear" w:color="auto" w:fill="D9D9D9"/>
+          </w:tcPr>
+          <w:p>
+            <w:r/>
+            <w:r>
+              <w:rPr>
+                <w:rFonts w:ascii="Verdana" w:hAnsi="Verdana"/>
+                <w:b w:val="0"/>
+                <w:sz w:val="16"/>
+              </w:rPr>
+              <w:t>NOTA</w:t>
             </w:r>
           </w:p>
         </w:tc>
@@ -1912,7 +1916,7 @@
             <w:r/>
             <w:r>
               <w:rPr>
-                <w:rFonts w:ascii="Arial" w:hAnsi="Arial"/>
+                <w:rFonts w:ascii="Verdana" w:hAnsi="Verdana"/>
                 <w:b w:val="0"/>
                 <w:sz w:val="16"/>
               </w:rPr>
@@ -1928,7 +1932,7 @@
             <w:r/>
             <w:r>
               <w:rPr>
-                <w:rFonts w:ascii="Arial" w:hAnsi="Arial"/>
+                <w:rFonts w:ascii="Verdana" w:hAnsi="Verdana"/>
                 <w:b w:val="0"/>
                 <w:sz w:val="16"/>
               </w:rPr>
@@ -1944,7 +1948,7 @@
             <w:r/>
             <w:r>
               <w:rPr>
-                <w:rFonts w:ascii="Arial" w:hAnsi="Arial"/>
+                <w:rFonts w:ascii="Verdana" w:hAnsi="Verdana"/>
                 <w:b w:val="0"/>
                 <w:sz w:val="16"/>
               </w:rPr>
@@ -1960,7 +1964,7 @@
             <w:r/>
             <w:r>
               <w:rPr>
-                <w:rFonts w:ascii="Arial" w:hAnsi="Arial"/>
+                <w:rFonts w:ascii="Verdana" w:hAnsi="Verdana"/>
                 <w:b w:val="0"/>
                 <w:sz w:val="16"/>
               </w:rPr>
@@ -1977,7 +1981,7 @@
             <w:r/>
             <w:r>
               <w:rPr>
-                <w:rFonts w:ascii="Arial" w:hAnsi="Arial"/>
+                <w:rFonts w:ascii="Verdana" w:hAnsi="Verdana"/>
                 <w:b w:val="0"/>
                 <w:sz w:val="16"/>
               </w:rPr>
@@ -1993,7 +1997,7 @@
             <w:r/>
             <w:r>
               <w:rPr>
-                <w:rFonts w:ascii="Arial" w:hAnsi="Arial"/>
+                <w:rFonts w:ascii="Verdana" w:hAnsi="Verdana"/>
                 <w:b w:val="0"/>
                 <w:sz w:val="16"/>
               </w:rPr>
@@ -2009,7 +2013,7 @@
             <w:r/>
             <w:r>
               <w:rPr>
-                <w:rFonts w:ascii="Arial" w:hAnsi="Arial"/>
+                <w:rFonts w:ascii="Verdana" w:hAnsi="Verdana"/>
                 <w:b w:val="0"/>
                 <w:sz w:val="16"/>
               </w:rPr>
@@ -2025,7 +2029,7 @@
             <w:r/>
             <w:r>
               <w:rPr>
-                <w:rFonts w:ascii="Arial" w:hAnsi="Arial"/>
+                <w:rFonts w:ascii="Verdana" w:hAnsi="Verdana"/>
                 <w:b w:val="0"/>
                 <w:sz w:val="16"/>
               </w:rPr>
@@ -2042,7 +2046,7 @@
             <w:r/>
             <w:r>
               <w:rPr>
-                <w:rFonts w:ascii="Arial" w:hAnsi="Arial"/>
+                <w:rFonts w:ascii="Verdana" w:hAnsi="Verdana"/>
                 <w:b w:val="0"/>
                 <w:sz w:val="16"/>
               </w:rPr>
@@ -2058,7 +2062,7 @@
             <w:r/>
             <w:r>
               <w:rPr>
-                <w:rFonts w:ascii="Arial" w:hAnsi="Arial"/>
+                <w:rFonts w:ascii="Verdana" w:hAnsi="Verdana"/>
                 <w:b w:val="0"/>
                 <w:sz w:val="16"/>
               </w:rPr>
@@ -2074,7 +2078,7 @@
             <w:r/>
             <w:r>
               <w:rPr>
-                <w:rFonts w:ascii="Arial" w:hAnsi="Arial"/>
+                <w:rFonts w:ascii="Verdana" w:hAnsi="Verdana"/>
                 <w:b w:val="0"/>
                 <w:sz w:val="16"/>
               </w:rPr>
@@ -2090,7 +2094,7 @@
             <w:r/>
             <w:r>
               <w:rPr>
-                <w:rFonts w:ascii="Arial" w:hAnsi="Arial"/>
+                <w:rFonts w:ascii="Verdana" w:hAnsi="Verdana"/>
                 <w:b w:val="0"/>
                 <w:sz w:val="16"/>
               </w:rPr>
@@ -2107,7 +2111,7 @@
             <w:r/>
             <w:r>
               <w:rPr>
-                <w:rFonts w:ascii="Arial" w:hAnsi="Arial"/>
+                <w:rFonts w:ascii="Verdana" w:hAnsi="Verdana"/>
                 <w:b w:val="0"/>
                 <w:sz w:val="16"/>
               </w:rPr>
@@ -2123,7 +2127,7 @@
             <w:r/>
             <w:r>
               <w:rPr>
-                <w:rFonts w:ascii="Arial" w:hAnsi="Arial"/>
+                <w:rFonts w:ascii="Verdana" w:hAnsi="Verdana"/>
                 <w:b w:val="0"/>
                 <w:sz w:val="16"/>
               </w:rPr>
@@ -2139,7 +2143,7 @@
             <w:r/>
             <w:r>
               <w:rPr>
-                <w:rFonts w:ascii="Arial" w:hAnsi="Arial"/>
+                <w:rFonts w:ascii="Verdana" w:hAnsi="Verdana"/>
                 <w:b w:val="0"/>
                 <w:sz w:val="16"/>
               </w:rPr>
@@ -2155,7 +2159,7 @@
             <w:r/>
             <w:r>
               <w:rPr>
-                <w:rFonts w:ascii="Arial" w:hAnsi="Arial"/>
+                <w:rFonts w:ascii="Verdana" w:hAnsi="Verdana"/>
                 <w:b w:val="0"/>
                 <w:sz w:val="16"/>
               </w:rPr>
@@ -2172,7 +2176,7 @@
             <w:r/>
             <w:r>
               <w:rPr>
-                <w:rFonts w:ascii="Arial" w:hAnsi="Arial"/>
+                <w:rFonts w:ascii="Verdana" w:hAnsi="Verdana"/>
                 <w:b w:val="0"/>
                 <w:sz w:val="16"/>
               </w:rPr>
@@ -2188,7 +2192,7 @@
             <w:r/>
             <w:r>
               <w:rPr>
-                <w:rFonts w:ascii="Arial" w:hAnsi="Arial"/>
+                <w:rFonts w:ascii="Verdana" w:hAnsi="Verdana"/>
                 <w:b w:val="0"/>
                 <w:sz w:val="16"/>
               </w:rPr>
@@ -2204,7 +2208,7 @@
             <w:r/>
             <w:r>
               <w:rPr>
-                <w:rFonts w:ascii="Arial" w:hAnsi="Arial"/>
+                <w:rFonts w:ascii="Verdana" w:hAnsi="Verdana"/>
                 <w:b w:val="0"/>
                 <w:sz w:val="16"/>
               </w:rPr>
@@ -2220,7 +2224,7 @@
             <w:r/>
             <w:r>
               <w:rPr>
-                <w:rFonts w:ascii="Arial" w:hAnsi="Arial"/>
+                <w:rFonts w:ascii="Verdana" w:hAnsi="Verdana"/>
                 <w:b w:val="0"/>
                 <w:sz w:val="16"/>
               </w:rPr>
@@ -2237,7 +2241,7 @@
             <w:r/>
             <w:r>
               <w:rPr>
-                <w:rFonts w:ascii="Arial" w:hAnsi="Arial"/>
+                <w:rFonts w:ascii="Verdana" w:hAnsi="Verdana"/>
                 <w:b w:val="0"/>
                 <w:sz w:val="16"/>
               </w:rPr>
@@ -2253,7 +2257,7 @@
             <w:r/>
             <w:r>
               <w:rPr>
-                <w:rFonts w:ascii="Arial" w:hAnsi="Arial"/>
+                <w:rFonts w:ascii="Verdana" w:hAnsi="Verdana"/>
                 <w:b w:val="0"/>
                 <w:sz w:val="16"/>
               </w:rPr>
@@ -2269,7 +2273,7 @@
             <w:r/>
             <w:r>
               <w:rPr>
-                <w:rFonts w:ascii="Arial" w:hAnsi="Arial"/>
+                <w:rFonts w:ascii="Verdana" w:hAnsi="Verdana"/>
                 <w:b w:val="0"/>
                 <w:sz w:val="16"/>
               </w:rPr>
@@ -2285,7 +2289,7 @@
             <w:r/>
             <w:r>
               <w:rPr>
-                <w:rFonts w:ascii="Arial" w:hAnsi="Arial"/>
+                <w:rFonts w:ascii="Verdana" w:hAnsi="Verdana"/>
                 <w:b w:val="0"/>
                 <w:sz w:val="16"/>
               </w:rPr>
@@ -2302,7 +2306,7 @@
             <w:r/>
             <w:r>
               <w:rPr>
-                <w:rFonts w:ascii="Arial" w:hAnsi="Arial"/>
+                <w:rFonts w:ascii="Verdana" w:hAnsi="Verdana"/>
                 <w:b w:val="0"/>
                 <w:sz w:val="16"/>
               </w:rPr>
@@ -2318,7 +2322,7 @@
             <w:r/>
             <w:r>
               <w:rPr>
-                <w:rFonts w:ascii="Arial" w:hAnsi="Arial"/>
+                <w:rFonts w:ascii="Verdana" w:hAnsi="Verdana"/>
                 <w:b w:val="0"/>
                 <w:sz w:val="16"/>
               </w:rPr>
@@ -2334,7 +2338,7 @@
             <w:r/>
             <w:r>
               <w:rPr>
-                <w:rFonts w:ascii="Arial" w:hAnsi="Arial"/>
+                <w:rFonts w:ascii="Verdana" w:hAnsi="Verdana"/>
                 <w:b w:val="0"/>
                 <w:sz w:val="16"/>
               </w:rPr>
@@ -2350,7 +2354,7 @@
             <w:r/>
             <w:r>
               <w:rPr>
-                <w:rFonts w:ascii="Arial" w:hAnsi="Arial"/>
+                <w:rFonts w:ascii="Verdana" w:hAnsi="Verdana"/>
                 <w:b w:val="0"/>
                 <w:sz w:val="16"/>
               </w:rPr>
@@ -2367,7 +2371,7 @@
             <w:r/>
             <w:r>
               <w:rPr>
-                <w:rFonts w:ascii="Arial" w:hAnsi="Arial"/>
+                <w:rFonts w:ascii="Verdana" w:hAnsi="Verdana"/>
                 <w:b w:val="0"/>
                 <w:sz w:val="16"/>
               </w:rPr>
@@ -2383,7 +2387,7 @@
             <w:r/>
             <w:r>
               <w:rPr>
-                <w:rFonts w:ascii="Arial" w:hAnsi="Arial"/>
+                <w:rFonts w:ascii="Verdana" w:hAnsi="Verdana"/>
                 <w:b w:val="0"/>
                 <w:sz w:val="16"/>
               </w:rPr>
@@ -2399,7 +2403,7 @@
             <w:r/>
             <w:r>
               <w:rPr>
-                <w:rFonts w:ascii="Arial" w:hAnsi="Arial"/>
+                <w:rFonts w:ascii="Verdana" w:hAnsi="Verdana"/>
                 <w:b w:val="0"/>
                 <w:sz w:val="16"/>
               </w:rPr>
@@ -2415,7 +2419,7 @@
             <w:r/>
             <w:r>
               <w:rPr>
-                <w:rFonts w:ascii="Arial" w:hAnsi="Arial"/>
+                <w:rFonts w:ascii="Verdana" w:hAnsi="Verdana"/>
                 <w:b w:val="0"/>
                 <w:sz w:val="16"/>
               </w:rPr>
@@ -2432,7 +2436,7 @@
             <w:r/>
             <w:r>
               <w:rPr>
-                <w:rFonts w:ascii="Arial" w:hAnsi="Arial"/>
+                <w:rFonts w:ascii="Verdana" w:hAnsi="Verdana"/>
                 <w:b w:val="0"/>
                 <w:sz w:val="16"/>
               </w:rPr>
@@ -2448,7 +2452,7 @@
             <w:r/>
             <w:r>
               <w:rPr>
-                <w:rFonts w:ascii="Arial" w:hAnsi="Arial"/>
+                <w:rFonts w:ascii="Verdana" w:hAnsi="Verdana"/>
                 <w:b w:val="0"/>
                 <w:sz w:val="16"/>
               </w:rPr>
@@ -2464,7 +2468,7 @@
             <w:r/>
             <w:r>
               <w:rPr>
-                <w:rFonts w:ascii="Arial" w:hAnsi="Arial"/>
+                <w:rFonts w:ascii="Verdana" w:hAnsi="Verdana"/>
                 <w:b w:val="0"/>
                 <w:sz w:val="16"/>
               </w:rPr>
@@ -2480,7 +2484,7 @@
             <w:r/>
             <w:r>
               <w:rPr>
-                <w:rFonts w:ascii="Arial" w:hAnsi="Arial"/>
+                <w:rFonts w:ascii="Verdana" w:hAnsi="Verdana"/>
                 <w:b w:val="0"/>
                 <w:sz w:val="16"/>
               </w:rPr>
@@ -2497,7 +2501,7 @@
             <w:r/>
             <w:r>
               <w:rPr>
-                <w:rFonts w:ascii="Arial" w:hAnsi="Arial"/>
+                <w:rFonts w:ascii="Verdana" w:hAnsi="Verdana"/>
                 <w:b w:val="0"/>
                 <w:sz w:val="16"/>
               </w:rPr>
@@ -2513,7 +2517,7 @@
             <w:r/>
             <w:r>
               <w:rPr>
-                <w:rFonts w:ascii="Arial" w:hAnsi="Arial"/>
+                <w:rFonts w:ascii="Verdana" w:hAnsi="Verdana"/>
                 <w:b w:val="0"/>
                 <w:sz w:val="16"/>
               </w:rPr>
@@ -2529,7 +2533,7 @@
             <w:r/>
             <w:r>
               <w:rPr>
-                <w:rFonts w:ascii="Arial" w:hAnsi="Arial"/>
+                <w:rFonts w:ascii="Verdana" w:hAnsi="Verdana"/>
                 <w:b w:val="0"/>
                 <w:sz w:val="16"/>
               </w:rPr>
@@ -2545,7 +2549,7 @@
             <w:r/>
             <w:r>
               <w:rPr>
-                <w:rFonts w:ascii="Arial" w:hAnsi="Arial"/>
+                <w:rFonts w:ascii="Verdana" w:hAnsi="Verdana"/>
                 <w:b w:val="0"/>
                 <w:sz w:val="16"/>
               </w:rPr>
@@ -2562,7 +2566,7 @@
             <w:r/>
             <w:r>
               <w:rPr>
-                <w:rFonts w:ascii="Arial" w:hAnsi="Arial"/>
+                <w:rFonts w:ascii="Verdana" w:hAnsi="Verdana"/>
                 <w:b w:val="0"/>
                 <w:sz w:val="16"/>
               </w:rPr>
@@ -2578,7 +2582,7 @@
             <w:r/>
             <w:r>
               <w:rPr>
-                <w:rFonts w:ascii="Arial" w:hAnsi="Arial"/>
+                <w:rFonts w:ascii="Verdana" w:hAnsi="Verdana"/>
                 <w:b w:val="0"/>
                 <w:sz w:val="16"/>
               </w:rPr>
@@ -2594,7 +2598,7 @@
             <w:r/>
             <w:r>
               <w:rPr>
-                <w:rFonts w:ascii="Arial" w:hAnsi="Arial"/>
+                <w:rFonts w:ascii="Verdana" w:hAnsi="Verdana"/>
                 <w:b w:val="0"/>
                 <w:sz w:val="16"/>
               </w:rPr>
@@ -2610,7 +2614,7 @@
             <w:r/>
             <w:r>
               <w:rPr>
-                <w:rFonts w:ascii="Arial" w:hAnsi="Arial"/>
+                <w:rFonts w:ascii="Verdana" w:hAnsi="Verdana"/>
                 <w:b w:val="0"/>
                 <w:sz w:val="16"/>
               </w:rPr>
@@ -2627,7 +2631,7 @@
             <w:r/>
             <w:r>
               <w:rPr>
-                <w:rFonts w:ascii="Arial" w:hAnsi="Arial"/>
+                <w:rFonts w:ascii="Verdana" w:hAnsi="Verdana"/>
                 <w:b w:val="0"/>
                 <w:sz w:val="16"/>
               </w:rPr>
@@ -2643,7 +2647,7 @@
             <w:r/>
             <w:r>
               <w:rPr>
-                <w:rFonts w:ascii="Arial" w:hAnsi="Arial"/>
+                <w:rFonts w:ascii="Verdana" w:hAnsi="Verdana"/>
                 <w:b w:val="0"/>
                 <w:sz w:val="16"/>
               </w:rPr>
@@ -2659,7 +2663,7 @@
             <w:r/>
             <w:r>
               <w:rPr>
-                <w:rFonts w:ascii="Arial" w:hAnsi="Arial"/>
+                <w:rFonts w:ascii="Verdana" w:hAnsi="Verdana"/>
                 <w:b w:val="0"/>
                 <w:sz w:val="16"/>
               </w:rPr>
@@ -2675,7 +2679,7 @@
             <w:r/>
             <w:r>
               <w:rPr>
-                <w:rFonts w:ascii="Arial" w:hAnsi="Arial"/>
+                <w:rFonts w:ascii="Verdana" w:hAnsi="Verdana"/>
                 <w:b w:val="0"/>
                 <w:sz w:val="16"/>
               </w:rPr>
@@ -2692,7 +2696,7 @@
             <w:r/>
             <w:r>
               <w:rPr>
-                <w:rFonts w:ascii="Arial" w:hAnsi="Arial"/>
+                <w:rFonts w:ascii="Verdana" w:hAnsi="Verdana"/>
                 <w:b w:val="0"/>
                 <w:sz w:val="16"/>
               </w:rPr>
@@ -2708,7 +2712,7 @@
             <w:r/>
             <w:r>
               <w:rPr>
-                <w:rFonts w:ascii="Arial" w:hAnsi="Arial"/>
+                <w:rFonts w:ascii="Verdana" w:hAnsi="Verdana"/>
                 <w:b w:val="0"/>
                 <w:sz w:val="16"/>
               </w:rPr>
@@ -2724,7 +2728,7 @@
             <w:r/>
             <w:r>
               <w:rPr>
-                <w:rFonts w:ascii="Arial" w:hAnsi="Arial"/>
+                <w:rFonts w:ascii="Verdana" w:hAnsi="Verdana"/>
                 <w:b w:val="0"/>
                 <w:sz w:val="16"/>
               </w:rPr>
@@ -2739,7 +2743,7 @@
             <w:r/>
             <w:r>
               <w:rPr>
-                <w:rFonts w:ascii="Arial" w:hAnsi="Arial"/>
+                <w:rFonts w:ascii="Verdana" w:hAnsi="Verdana"/>
                 <w:b w:val="0"/>
                 <w:sz w:val="16"/>
               </w:rPr>
@@ -2756,7 +2760,7 @@
             <w:r/>
             <w:r>
               <w:rPr>
-                <w:rFonts w:ascii="Arial" w:hAnsi="Arial"/>
+                <w:rFonts w:ascii="Verdana" w:hAnsi="Verdana"/>
                 <w:b w:val="0"/>
                 <w:sz w:val="16"/>
               </w:rPr>
@@ -2772,7 +2776,7 @@
             <w:r/>
             <w:r>
               <w:rPr>
-                <w:rFonts w:ascii="Arial" w:hAnsi="Arial"/>
+                <w:rFonts w:ascii="Verdana" w:hAnsi="Verdana"/>
                 <w:b w:val="0"/>
                 <w:sz w:val="16"/>
               </w:rPr>
@@ -2788,7 +2792,7 @@
             <w:r/>
             <w:r>
               <w:rPr>
-                <w:rFonts w:ascii="Arial" w:hAnsi="Arial"/>
+                <w:rFonts w:ascii="Verdana" w:hAnsi="Verdana"/>
                 <w:b w:val="0"/>
                 <w:sz w:val="16"/>
               </w:rPr>
@@ -2803,7 +2807,7 @@
             <w:r/>
             <w:r>
               <w:rPr>
-                <w:rFonts w:ascii="Arial" w:hAnsi="Arial"/>
+                <w:rFonts w:ascii="Verdana" w:hAnsi="Verdana"/>
                 <w:b w:val="0"/>
                 <w:sz w:val="16"/>
               </w:rPr>
@@ -2820,7 +2824,7 @@
             <w:r/>
             <w:r>
               <w:rPr>
-                <w:rFonts w:ascii="Arial" w:hAnsi="Arial"/>
+                <w:rFonts w:ascii="Verdana" w:hAnsi="Verdana"/>
                 <w:b w:val="0"/>
                 <w:sz w:val="16"/>
               </w:rPr>
@@ -2836,7 +2840,7 @@
             <w:r/>
             <w:r>
               <w:rPr>
-                <w:rFonts w:ascii="Arial" w:hAnsi="Arial"/>
+                <w:rFonts w:ascii="Verdana" w:hAnsi="Verdana"/>
                 <w:b w:val="0"/>
                 <w:sz w:val="16"/>
               </w:rPr>
@@ -2852,7 +2856,7 @@
             <w:r/>
             <w:r>
               <w:rPr>
-                <w:rFonts w:ascii="Arial" w:hAnsi="Arial"/>
+                <w:rFonts w:ascii="Verdana" w:hAnsi="Verdana"/>
                 <w:b w:val="0"/>
                 <w:sz w:val="16"/>
               </w:rPr>
@@ -2867,7 +2871,7 @@
             <w:r/>
             <w:r>
               <w:rPr>
-                <w:rFonts w:ascii="Arial" w:hAnsi="Arial"/>
+                <w:rFonts w:ascii="Verdana" w:hAnsi="Verdana"/>
                 <w:b w:val="0"/>
                 <w:sz w:val="16"/>
               </w:rPr>
@@ -2884,7 +2888,7 @@
             <w:r/>
             <w:r>
               <w:rPr>
-                <w:rFonts w:ascii="Arial" w:hAnsi="Arial"/>
+                <w:rFonts w:ascii="Verdana" w:hAnsi="Verdana"/>
                 <w:b w:val="0"/>
                 <w:sz w:val="16"/>
               </w:rPr>
@@ -2900,7 +2904,7 @@
             <w:r/>
             <w:r>
               <w:rPr>
-                <w:rFonts w:ascii="Arial" w:hAnsi="Arial"/>
+                <w:rFonts w:ascii="Verdana" w:hAnsi="Verdana"/>
                 <w:b w:val="0"/>
                 <w:sz w:val="16"/>
               </w:rPr>
@@ -2916,7 +2920,7 @@
             <w:r/>
             <w:r>
               <w:rPr>
-                <w:rFonts w:ascii="Arial" w:hAnsi="Arial"/>
+                <w:rFonts w:ascii="Verdana" w:hAnsi="Verdana"/>
                 <w:b w:val="0"/>
                 <w:sz w:val="16"/>
               </w:rPr>
@@ -2931,7 +2935,7 @@
             <w:r/>
             <w:r>
               <w:rPr>
-                <w:rFonts w:ascii="Arial" w:hAnsi="Arial"/>
+                <w:rFonts w:ascii="Verdana" w:hAnsi="Verdana"/>
                 <w:b w:val="0"/>
                 <w:sz w:val="16"/>
               </w:rPr>
@@ -2944,7 +2948,7 @@
     <w:p>
       <w:r>
         <w:rPr>
-          <w:rFonts w:ascii="Arial" w:hAnsi="Arial"/>
+          <w:rFonts w:ascii="Verdana" w:hAnsi="Verdana"/>
           <w:b/>
           <w:sz w:val="18"/>
         </w:rPr>
@@ -2957,6 +2961,20 @@
         <w:tblW w:type="auto" w:w="0"/>
         <w:jc w:val="center"/>
         <w:tblLook w:firstColumn="1" w:firstRow="1" w:lastColumn="0" w:lastRow="0" w:noHBand="0" w:noVBand="1" w:val="04A0"/>
+        <w:tblBorders>
+          <w:top w:val="single" w:sz="4" w:space="0" w:color="595959"/>
+          <w:left w:val="single" w:sz="4" w:space="0" w:color="595959"/>
+          <w:bottom w:val="single" w:sz="4" w:space="0" w:color="595959"/>
+          <w:right w:val="single" w:sz="4" w:space="0" w:color="595959"/>
+          <w:insideH w:val="single" w:sz="4" w:space="0" w:color="595959"/>
+          <w:insideV w:val="single" w:sz="4" w:space="0" w:color="595959"/>
+        </w:tblBorders>
+        <w:tblCellMar>
+          <w:top w:w="85" w:type="dxa"/>
+          <w:left w:w="85" w:type="dxa"/>
+          <w:bottom w:w="85" w:type="dxa"/>
+          <w:right w:w="85" w:type="dxa"/>
+        </w:tblCellMar>
       </w:tblPr>
       <w:tblGrid>
         <w:gridCol w:w="3784"/>
@@ -2967,81 +2985,69 @@
       <w:tr>
         <w:tc>
           <w:tcPr>
+            <w:tcW w:type="dxa" w:w="1134"/>
+            <w:shd w:val="clear" w:color="auto" w:fill="D9D9D9"/>
+          </w:tcPr>
+          <w:p>
+            <w:r/>
+            <w:r>
+              <w:rPr>
+                <w:rFonts w:ascii="Verdana" w:hAnsi="Verdana"/>
+                <w:b w:val="0"/>
+                <w:sz w:val="16"/>
+              </w:rPr>
+              <w:t>CIFRA DE CLAVE</w:t>
+            </w:r>
+          </w:p>
+        </w:tc>
+        <w:tc>
+          <w:tcPr>
             <w:tcW w:type="dxa" w:w="3784"/>
-            <w:shd w:val="clear" w:color="auto" w:fill="D9E2F3"/>
-          </w:tcPr>
-          <w:p>
-            <w:pPr>
-              <w:jc w:val="center"/>
-            </w:pPr>
-            <w:r/>
-            <w:r>
-              <w:rPr>
-                <w:rFonts w:ascii="Arial" w:hAnsi="Arial"/>
-                <w:b/>
-                <w:sz w:val="16"/>
-              </w:rPr>
-              <w:t>Code Figure</w:t>
+            <w:shd w:val="clear" w:color="auto" w:fill="D9D9D9"/>
+          </w:tcPr>
+          <w:p>
+            <w:r/>
+            <w:r>
+              <w:rPr>
+                <w:rFonts w:ascii="Verdana" w:hAnsi="Verdana"/>
+                <w:b w:val="0"/>
+                <w:sz w:val="16"/>
+              </w:rPr>
+              <w:t>SIGNIFICADO</w:t>
             </w:r>
           </w:p>
         </w:tc>
         <w:tc>
           <w:tcPr>
             <w:tcW w:type="dxa" w:w="3784"/>
-            <w:shd w:val="clear" w:color="auto" w:fill="D9E2F3"/>
-          </w:tcPr>
-          <w:p>
-            <w:pPr>
-              <w:jc w:val="center"/>
-            </w:pPr>
-            <w:r/>
-            <w:r>
-              <w:rPr>
-                <w:rFonts w:ascii="Arial" w:hAnsi="Arial"/>
-                <w:b/>
-                <w:sz w:val="16"/>
-              </w:rPr>
-              <w:t>Entry Name</w:t>
+            <w:shd w:val="clear" w:color="auto" w:fill="D9D9D9"/>
+          </w:tcPr>
+          <w:p>
+            <w:r/>
+            <w:r>
+              <w:rPr>
+                <w:rFonts w:ascii="Verdana" w:hAnsi="Verdana"/>
+                <w:b w:val="0"/>
+                <w:sz w:val="16"/>
+              </w:rPr>
+              <w:t>SUB 1</w:t>
             </w:r>
           </w:p>
         </w:tc>
         <w:tc>
           <w:tcPr>
             <w:tcW w:type="dxa" w:w="3784"/>
-            <w:shd w:val="clear" w:color="auto" w:fill="D9E2F3"/>
-          </w:tcPr>
-          <w:p>
-            <w:pPr>
-              <w:jc w:val="center"/>
-            </w:pPr>
-            <w:r/>
-            <w:r>
-              <w:rPr>
-                <w:rFonts w:ascii="Arial" w:hAnsi="Arial"/>
-                <w:b/>
-                <w:sz w:val="16"/>
-              </w:rPr>
-              <w:t>Sub 1</w:t>
-            </w:r>
-          </w:p>
-        </w:tc>
-        <w:tc>
-          <w:tcPr>
-            <w:tcW w:type="dxa" w:w="3784"/>
-            <w:shd w:val="clear" w:color="auto" w:fill="D9E2F3"/>
-          </w:tcPr>
-          <w:p>
-            <w:pPr>
-              <w:jc w:val="center"/>
-            </w:pPr>
-            <w:r/>
-            <w:r>
-              <w:rPr>
-                <w:rFonts w:ascii="Arial" w:hAnsi="Arial"/>
-                <w:b/>
-                <w:sz w:val="16"/>
-              </w:rPr>
-              <w:t>Note</w:t>
+            <w:shd w:val="clear" w:color="auto" w:fill="D9D9D9"/>
+          </w:tcPr>
+          <w:p>
+            <w:r/>
+            <w:r>
+              <w:rPr>
+                <w:rFonts w:ascii="Verdana" w:hAnsi="Verdana"/>
+                <w:b w:val="0"/>
+                <w:sz w:val="16"/>
+              </w:rPr>
+              <w:t>NOTA</w:t>
             </w:r>
           </w:p>
         </w:tc>
@@ -3055,7 +3061,7 @@
             <w:r/>
             <w:r>
               <w:rPr>
-                <w:rFonts w:ascii="Arial" w:hAnsi="Arial"/>
+                <w:rFonts w:ascii="Verdana" w:hAnsi="Verdana"/>
                 <w:b w:val="0"/>
                 <w:sz w:val="16"/>
               </w:rPr>
@@ -3071,7 +3077,7 @@
             <w:r/>
             <w:r>
               <w:rPr>
-                <w:rFonts w:ascii="Arial" w:hAnsi="Arial"/>
+                <w:rFonts w:ascii="Verdana" w:hAnsi="Verdana"/>
                 <w:b w:val="0"/>
                 <w:sz w:val="16"/>
               </w:rPr>
@@ -3087,7 +3093,7 @@
             <w:r/>
             <w:r>
               <w:rPr>
-                <w:rFonts w:ascii="Arial" w:hAnsi="Arial"/>
+                <w:rFonts w:ascii="Verdana" w:hAnsi="Verdana"/>
                 <w:b w:val="0"/>
                 <w:sz w:val="16"/>
               </w:rPr>
@@ -3103,7 +3109,7 @@
             <w:r/>
             <w:r>
               <w:rPr>
-                <w:rFonts w:ascii="Arial" w:hAnsi="Arial"/>
+                <w:rFonts w:ascii="Verdana" w:hAnsi="Verdana"/>
                 <w:b w:val="0"/>
                 <w:sz w:val="16"/>
               </w:rPr>
@@ -3120,7 +3126,7 @@
             <w:r/>
             <w:r>
               <w:rPr>
-                <w:rFonts w:ascii="Arial" w:hAnsi="Arial"/>
+                <w:rFonts w:ascii="Verdana" w:hAnsi="Verdana"/>
                 <w:b w:val="0"/>
                 <w:sz w:val="16"/>
               </w:rPr>
@@ -3136,7 +3142,7 @@
             <w:r/>
             <w:r>
               <w:rPr>
-                <w:rFonts w:ascii="Arial" w:hAnsi="Arial"/>
+                <w:rFonts w:ascii="Verdana" w:hAnsi="Verdana"/>
                 <w:b w:val="0"/>
                 <w:sz w:val="16"/>
               </w:rPr>
@@ -3152,7 +3158,7 @@
             <w:r/>
             <w:r>
               <w:rPr>
-                <w:rFonts w:ascii="Arial" w:hAnsi="Arial"/>
+                <w:rFonts w:ascii="Verdana" w:hAnsi="Verdana"/>
                 <w:b w:val="0"/>
                 <w:sz w:val="16"/>
               </w:rPr>
@@ -3168,7 +3174,7 @@
             <w:r/>
             <w:r>
               <w:rPr>
-                <w:rFonts w:ascii="Arial" w:hAnsi="Arial"/>
+                <w:rFonts w:ascii="Verdana" w:hAnsi="Verdana"/>
                 <w:b w:val="0"/>
                 <w:sz w:val="16"/>
               </w:rPr>
@@ -3185,7 +3191,7 @@
             <w:r/>
             <w:r>
               <w:rPr>
-                <w:rFonts w:ascii="Arial" w:hAnsi="Arial"/>
+                <w:rFonts w:ascii="Verdana" w:hAnsi="Verdana"/>
                 <w:b w:val="0"/>
                 <w:sz w:val="16"/>
               </w:rPr>
@@ -3201,7 +3207,7 @@
             <w:r/>
             <w:r>
               <w:rPr>
-                <w:rFonts w:ascii="Arial" w:hAnsi="Arial"/>
+                <w:rFonts w:ascii="Verdana" w:hAnsi="Verdana"/>
                 <w:b w:val="0"/>
                 <w:sz w:val="16"/>
               </w:rPr>
@@ -3217,7 +3223,7 @@
             <w:r/>
             <w:r>
               <w:rPr>
-                <w:rFonts w:ascii="Arial" w:hAnsi="Arial"/>
+                <w:rFonts w:ascii="Verdana" w:hAnsi="Verdana"/>
                 <w:b w:val="0"/>
                 <w:sz w:val="16"/>
               </w:rPr>
@@ -3233,7 +3239,7 @@
             <w:r/>
             <w:r>
               <w:rPr>
-                <w:rFonts w:ascii="Arial" w:hAnsi="Arial"/>
+                <w:rFonts w:ascii="Verdana" w:hAnsi="Verdana"/>
                 <w:b w:val="0"/>
                 <w:sz w:val="16"/>
               </w:rPr>
@@ -3250,7 +3256,7 @@
             <w:r/>
             <w:r>
               <w:rPr>
-                <w:rFonts w:ascii="Arial" w:hAnsi="Arial"/>
+                <w:rFonts w:ascii="Verdana" w:hAnsi="Verdana"/>
                 <w:b w:val="0"/>
                 <w:sz w:val="16"/>
               </w:rPr>
@@ -3266,7 +3272,7 @@
             <w:r/>
             <w:r>
               <w:rPr>
-                <w:rFonts w:ascii="Arial" w:hAnsi="Arial"/>
+                <w:rFonts w:ascii="Verdana" w:hAnsi="Verdana"/>
                 <w:b w:val="0"/>
                 <w:sz w:val="16"/>
               </w:rPr>
@@ -3282,7 +3288,7 @@
             <w:r/>
             <w:r>
               <w:rPr>
-                <w:rFonts w:ascii="Arial" w:hAnsi="Arial"/>
+                <w:rFonts w:ascii="Verdana" w:hAnsi="Verdana"/>
                 <w:b w:val="0"/>
                 <w:sz w:val="16"/>
               </w:rPr>
@@ -3298,7 +3304,7 @@
             <w:r/>
             <w:r>
               <w:rPr>
-                <w:rFonts w:ascii="Arial" w:hAnsi="Arial"/>
+                <w:rFonts w:ascii="Verdana" w:hAnsi="Verdana"/>
                 <w:b w:val="0"/>
                 <w:sz w:val="16"/>
               </w:rPr>
@@ -3315,7 +3321,7 @@
             <w:r/>
             <w:r>
               <w:rPr>
-                <w:rFonts w:ascii="Arial" w:hAnsi="Arial"/>
+                <w:rFonts w:ascii="Verdana" w:hAnsi="Verdana"/>
                 <w:b w:val="0"/>
                 <w:sz w:val="16"/>
               </w:rPr>
@@ -3331,7 +3337,7 @@
             <w:r/>
             <w:r>
               <w:rPr>
-                <w:rFonts w:ascii="Arial" w:hAnsi="Arial"/>
+                <w:rFonts w:ascii="Verdana" w:hAnsi="Verdana"/>
                 <w:b w:val="0"/>
                 <w:sz w:val="16"/>
               </w:rPr>
@@ -3347,7 +3353,7 @@
             <w:r/>
             <w:r>
               <w:rPr>
-                <w:rFonts w:ascii="Arial" w:hAnsi="Arial"/>
+                <w:rFonts w:ascii="Verdana" w:hAnsi="Verdana"/>
                 <w:b w:val="0"/>
                 <w:sz w:val="16"/>
               </w:rPr>
@@ -3363,7 +3369,7 @@
             <w:r/>
             <w:r>
               <w:rPr>
-                <w:rFonts w:ascii="Arial" w:hAnsi="Arial"/>
+                <w:rFonts w:ascii="Verdana" w:hAnsi="Verdana"/>
                 <w:b w:val="0"/>
                 <w:sz w:val="16"/>
               </w:rPr>
@@ -3380,7 +3386,7 @@
             <w:r/>
             <w:r>
               <w:rPr>
-                <w:rFonts w:ascii="Arial" w:hAnsi="Arial"/>
+                <w:rFonts w:ascii="Verdana" w:hAnsi="Verdana"/>
                 <w:b w:val="0"/>
                 <w:sz w:val="16"/>
               </w:rPr>
@@ -3396,7 +3402,7 @@
             <w:r/>
             <w:r>
               <w:rPr>
-                <w:rFonts w:ascii="Arial" w:hAnsi="Arial"/>
+                <w:rFonts w:ascii="Verdana" w:hAnsi="Verdana"/>
                 <w:b w:val="0"/>
                 <w:sz w:val="16"/>
               </w:rPr>
@@ -3412,7 +3418,7 @@
             <w:r/>
             <w:r>
               <w:rPr>
-                <w:rFonts w:ascii="Arial" w:hAnsi="Arial"/>
+                <w:rFonts w:ascii="Verdana" w:hAnsi="Verdana"/>
                 <w:b w:val="0"/>
                 <w:sz w:val="16"/>
               </w:rPr>
@@ -3428,7 +3434,7 @@
             <w:r/>
             <w:r>
               <w:rPr>
-                <w:rFonts w:ascii="Arial" w:hAnsi="Arial"/>
+                <w:rFonts w:ascii="Verdana" w:hAnsi="Verdana"/>
                 <w:b w:val="0"/>
                 <w:sz w:val="16"/>
               </w:rPr>
@@ -3445,7 +3451,7 @@
             <w:r/>
             <w:r>
               <w:rPr>
-                <w:rFonts w:ascii="Arial" w:hAnsi="Arial"/>
+                <w:rFonts w:ascii="Verdana" w:hAnsi="Verdana"/>
                 <w:b w:val="0"/>
                 <w:sz w:val="16"/>
               </w:rPr>
@@ -3461,7 +3467,7 @@
             <w:r/>
             <w:r>
               <w:rPr>
-                <w:rFonts w:ascii="Arial" w:hAnsi="Arial"/>
+                <w:rFonts w:ascii="Verdana" w:hAnsi="Verdana"/>
                 <w:b w:val="0"/>
                 <w:sz w:val="16"/>
               </w:rPr>
@@ -3477,7 +3483,7 @@
             <w:r/>
             <w:r>
               <w:rPr>
-                <w:rFonts w:ascii="Arial" w:hAnsi="Arial"/>
+                <w:rFonts w:ascii="Verdana" w:hAnsi="Verdana"/>
                 <w:b w:val="0"/>
                 <w:sz w:val="16"/>
               </w:rPr>
@@ -3493,7 +3499,7 @@
             <w:r/>
             <w:r>
               <w:rPr>
-                <w:rFonts w:ascii="Arial" w:hAnsi="Arial"/>
+                <w:rFonts w:ascii="Verdana" w:hAnsi="Verdana"/>
                 <w:b w:val="0"/>
                 <w:sz w:val="16"/>
               </w:rPr>
@@ -3510,7 +3516,7 @@
             <w:r/>
             <w:r>
               <w:rPr>
-                <w:rFonts w:ascii="Arial" w:hAnsi="Arial"/>
+                <w:rFonts w:ascii="Verdana" w:hAnsi="Verdana"/>
                 <w:b w:val="0"/>
                 <w:sz w:val="16"/>
               </w:rPr>
@@ -3526,7 +3532,7 @@
             <w:r/>
             <w:r>
               <w:rPr>
-                <w:rFonts w:ascii="Arial" w:hAnsi="Arial"/>
+                <w:rFonts w:ascii="Verdana" w:hAnsi="Verdana"/>
                 <w:b w:val="0"/>
                 <w:sz w:val="16"/>
               </w:rPr>
@@ -3542,7 +3548,7 @@
             <w:r/>
             <w:r>
               <w:rPr>
-                <w:rFonts w:ascii="Arial" w:hAnsi="Arial"/>
+                <w:rFonts w:ascii="Verdana" w:hAnsi="Verdana"/>
                 <w:b w:val="0"/>
                 <w:sz w:val="16"/>
               </w:rPr>
@@ -3558,7 +3564,7 @@
             <w:r/>
             <w:r>
               <w:rPr>
-                <w:rFonts w:ascii="Arial" w:hAnsi="Arial"/>
+                <w:rFonts w:ascii="Verdana" w:hAnsi="Verdana"/>
                 <w:b w:val="0"/>
                 <w:sz w:val="16"/>
               </w:rPr>
@@ -3575,7 +3581,7 @@
             <w:r/>
             <w:r>
               <w:rPr>
-                <w:rFonts w:ascii="Arial" w:hAnsi="Arial"/>
+                <w:rFonts w:ascii="Verdana" w:hAnsi="Verdana"/>
                 <w:b w:val="0"/>
                 <w:sz w:val="16"/>
               </w:rPr>
@@ -3591,7 +3597,7 @@
             <w:r/>
             <w:r>
               <w:rPr>
-                <w:rFonts w:ascii="Arial" w:hAnsi="Arial"/>
+                <w:rFonts w:ascii="Verdana" w:hAnsi="Verdana"/>
                 <w:b w:val="0"/>
                 <w:sz w:val="16"/>
               </w:rPr>
@@ -3607,7 +3613,7 @@
             <w:r/>
             <w:r>
               <w:rPr>
-                <w:rFonts w:ascii="Arial" w:hAnsi="Arial"/>
+                <w:rFonts w:ascii="Verdana" w:hAnsi="Verdana"/>
                 <w:b w:val="0"/>
                 <w:sz w:val="16"/>
               </w:rPr>
@@ -3623,7 +3629,7 @@
             <w:r/>
             <w:r>
               <w:rPr>
-                <w:rFonts w:ascii="Arial" w:hAnsi="Arial"/>
+                <w:rFonts w:ascii="Verdana" w:hAnsi="Verdana"/>
                 <w:b w:val="0"/>
                 <w:sz w:val="16"/>
               </w:rPr>
@@ -3640,7 +3646,7 @@
             <w:r/>
             <w:r>
               <w:rPr>
-                <w:rFonts w:ascii="Arial" w:hAnsi="Arial"/>
+                <w:rFonts w:ascii="Verdana" w:hAnsi="Verdana"/>
                 <w:b w:val="0"/>
                 <w:sz w:val="16"/>
               </w:rPr>
@@ -3656,7 +3662,7 @@
             <w:r/>
             <w:r>
               <w:rPr>
-                <w:rFonts w:ascii="Arial" w:hAnsi="Arial"/>
+                <w:rFonts w:ascii="Verdana" w:hAnsi="Verdana"/>
                 <w:b w:val="0"/>
                 <w:sz w:val="16"/>
               </w:rPr>
@@ -3672,7 +3678,7 @@
             <w:r/>
             <w:r>
               <w:rPr>
-                <w:rFonts w:ascii="Arial" w:hAnsi="Arial"/>
+                <w:rFonts w:ascii="Verdana" w:hAnsi="Verdana"/>
                 <w:b w:val="0"/>
                 <w:sz w:val="16"/>
               </w:rPr>
@@ -3688,7 +3694,7 @@
             <w:r/>
             <w:r>
               <w:rPr>
-                <w:rFonts w:ascii="Arial" w:hAnsi="Arial"/>
+                <w:rFonts w:ascii="Verdana" w:hAnsi="Verdana"/>
                 <w:b w:val="0"/>
                 <w:sz w:val="16"/>
               </w:rPr>
@@ -3705,7 +3711,7 @@
             <w:r/>
             <w:r>
               <w:rPr>
-                <w:rFonts w:ascii="Arial" w:hAnsi="Arial"/>
+                <w:rFonts w:ascii="Verdana" w:hAnsi="Verdana"/>
                 <w:b w:val="0"/>
                 <w:sz w:val="16"/>
               </w:rPr>
@@ -3721,7 +3727,7 @@
             <w:r/>
             <w:r>
               <w:rPr>
-                <w:rFonts w:ascii="Arial" w:hAnsi="Arial"/>
+                <w:rFonts w:ascii="Verdana" w:hAnsi="Verdana"/>
                 <w:b w:val="0"/>
                 <w:sz w:val="16"/>
               </w:rPr>
@@ -3737,7 +3743,7 @@
             <w:r/>
             <w:r>
               <w:rPr>
-                <w:rFonts w:ascii="Arial" w:hAnsi="Arial"/>
+                <w:rFonts w:ascii="Verdana" w:hAnsi="Verdana"/>
                 <w:b w:val="0"/>
                 <w:sz w:val="16"/>
               </w:rPr>
@@ -3753,7 +3759,7 @@
             <w:r/>
             <w:r>
               <w:rPr>
-                <w:rFonts w:ascii="Arial" w:hAnsi="Arial"/>
+                <w:rFonts w:ascii="Verdana" w:hAnsi="Verdana"/>
                 <w:b w:val="0"/>
                 <w:sz w:val="16"/>
               </w:rPr>
@@ -3770,7 +3776,7 @@
             <w:r/>
             <w:r>
               <w:rPr>
-                <w:rFonts w:ascii="Arial" w:hAnsi="Arial"/>
+                <w:rFonts w:ascii="Verdana" w:hAnsi="Verdana"/>
                 <w:b w:val="0"/>
                 <w:sz w:val="16"/>
               </w:rPr>
@@ -3786,7 +3792,7 @@
             <w:r/>
             <w:r>
               <w:rPr>
-                <w:rFonts w:ascii="Arial" w:hAnsi="Arial"/>
+                <w:rFonts w:ascii="Verdana" w:hAnsi="Verdana"/>
                 <w:b w:val="0"/>
                 <w:sz w:val="16"/>
               </w:rPr>
@@ -3802,7 +3808,7 @@
             <w:r/>
             <w:r>
               <w:rPr>
-                <w:rFonts w:ascii="Arial" w:hAnsi="Arial"/>
+                <w:rFonts w:ascii="Verdana" w:hAnsi="Verdana"/>
                 <w:b w:val="0"/>
                 <w:sz w:val="16"/>
               </w:rPr>
@@ -3818,7 +3824,7 @@
             <w:r/>
             <w:r>
               <w:rPr>
-                <w:rFonts w:ascii="Arial" w:hAnsi="Arial"/>
+                <w:rFonts w:ascii="Verdana" w:hAnsi="Verdana"/>
                 <w:b w:val="0"/>
                 <w:sz w:val="16"/>
               </w:rPr>
@@ -3835,7 +3841,7 @@
             <w:r/>
             <w:r>
               <w:rPr>
-                <w:rFonts w:ascii="Arial" w:hAnsi="Arial"/>
+                <w:rFonts w:ascii="Verdana" w:hAnsi="Verdana"/>
                 <w:b w:val="0"/>
                 <w:sz w:val="16"/>
               </w:rPr>
@@ -3851,7 +3857,7 @@
             <w:r/>
             <w:r>
               <w:rPr>
-                <w:rFonts w:ascii="Arial" w:hAnsi="Arial"/>
+                <w:rFonts w:ascii="Verdana" w:hAnsi="Verdana"/>
                 <w:b w:val="0"/>
                 <w:sz w:val="16"/>
               </w:rPr>
@@ -3867,7 +3873,7 @@
             <w:r/>
             <w:r>
               <w:rPr>
-                <w:rFonts w:ascii="Arial" w:hAnsi="Arial"/>
+                <w:rFonts w:ascii="Verdana" w:hAnsi="Verdana"/>
                 <w:b w:val="0"/>
                 <w:sz w:val="16"/>
               </w:rPr>
@@ -3883,7 +3889,7 @@
             <w:r/>
             <w:r>
               <w:rPr>
-                <w:rFonts w:ascii="Arial" w:hAnsi="Arial"/>
+                <w:rFonts w:ascii="Verdana" w:hAnsi="Verdana"/>
                 <w:b w:val="0"/>
                 <w:sz w:val="16"/>
               </w:rPr>
@@ -3900,7 +3906,7 @@
             <w:r/>
             <w:r>
               <w:rPr>
-                <w:rFonts w:ascii="Arial" w:hAnsi="Arial"/>
+                <w:rFonts w:ascii="Verdana" w:hAnsi="Verdana"/>
                 <w:b w:val="0"/>
                 <w:sz w:val="16"/>
               </w:rPr>
@@ -3916,7 +3922,7 @@
             <w:r/>
             <w:r>
               <w:rPr>
-                <w:rFonts w:ascii="Arial" w:hAnsi="Arial"/>
+                <w:rFonts w:ascii="Verdana" w:hAnsi="Verdana"/>
                 <w:b w:val="0"/>
                 <w:sz w:val="16"/>
               </w:rPr>
@@ -3932,7 +3938,7 @@
             <w:r/>
             <w:r>
               <w:rPr>
-                <w:rFonts w:ascii="Arial" w:hAnsi="Arial"/>
+                <w:rFonts w:ascii="Verdana" w:hAnsi="Verdana"/>
                 <w:b w:val="0"/>
                 <w:sz w:val="16"/>
               </w:rPr>
@@ -3948,7 +3954,7 @@
             <w:r/>
             <w:r>
               <w:rPr>
-                <w:rFonts w:ascii="Arial" w:hAnsi="Arial"/>
+                <w:rFonts w:ascii="Verdana" w:hAnsi="Verdana"/>
                 <w:b w:val="0"/>
                 <w:sz w:val="16"/>
               </w:rPr>
@@ -3965,7 +3971,7 @@
             <w:r/>
             <w:r>
               <w:rPr>
-                <w:rFonts w:ascii="Arial" w:hAnsi="Arial"/>
+                <w:rFonts w:ascii="Verdana" w:hAnsi="Verdana"/>
                 <w:b w:val="0"/>
                 <w:sz w:val="16"/>
               </w:rPr>
@@ -3981,7 +3987,7 @@
             <w:r/>
             <w:r>
               <w:rPr>
-                <w:rFonts w:ascii="Arial" w:hAnsi="Arial"/>
+                <w:rFonts w:ascii="Verdana" w:hAnsi="Verdana"/>
                 <w:b w:val="0"/>
                 <w:sz w:val="16"/>
               </w:rPr>
@@ -3997,7 +4003,7 @@
             <w:r/>
             <w:r>
               <w:rPr>
-                <w:rFonts w:ascii="Arial" w:hAnsi="Arial"/>
+                <w:rFonts w:ascii="Verdana" w:hAnsi="Verdana"/>
                 <w:b w:val="0"/>
                 <w:sz w:val="16"/>
               </w:rPr>
@@ -4013,7 +4019,7 @@
             <w:r/>
             <w:r>
               <w:rPr>
-                <w:rFonts w:ascii="Arial" w:hAnsi="Arial"/>
+                <w:rFonts w:ascii="Verdana" w:hAnsi="Verdana"/>
                 <w:b w:val="0"/>
                 <w:sz w:val="16"/>
               </w:rPr>
@@ -4030,7 +4036,7 @@
             <w:r/>
             <w:r>
               <w:rPr>
-                <w:rFonts w:ascii="Arial" w:hAnsi="Arial"/>
+                <w:rFonts w:ascii="Verdana" w:hAnsi="Verdana"/>
                 <w:b w:val="0"/>
                 <w:sz w:val="16"/>
               </w:rPr>
@@ -4046,7 +4052,7 @@
             <w:r/>
             <w:r>
               <w:rPr>
-                <w:rFonts w:ascii="Arial" w:hAnsi="Arial"/>
+                <w:rFonts w:ascii="Verdana" w:hAnsi="Verdana"/>
                 <w:b w:val="0"/>
                 <w:sz w:val="16"/>
               </w:rPr>
@@ -4062,7 +4068,7 @@
             <w:r/>
             <w:r>
               <w:rPr>
-                <w:rFonts w:ascii="Arial" w:hAnsi="Arial"/>
+                <w:rFonts w:ascii="Verdana" w:hAnsi="Verdana"/>
                 <w:b w:val="0"/>
                 <w:sz w:val="16"/>
               </w:rPr>
@@ -4078,7 +4084,7 @@
             <w:r/>
             <w:r>
               <w:rPr>
-                <w:rFonts w:ascii="Arial" w:hAnsi="Arial"/>
+                <w:rFonts w:ascii="Verdana" w:hAnsi="Verdana"/>
                 <w:b w:val="0"/>
                 <w:sz w:val="16"/>
               </w:rPr>
@@ -4095,7 +4101,7 @@
             <w:r/>
             <w:r>
               <w:rPr>
-                <w:rFonts w:ascii="Arial" w:hAnsi="Arial"/>
+                <w:rFonts w:ascii="Verdana" w:hAnsi="Verdana"/>
                 <w:b w:val="0"/>
                 <w:sz w:val="16"/>
               </w:rPr>
@@ -4111,7 +4117,7 @@
             <w:r/>
             <w:r>
               <w:rPr>
-                <w:rFonts w:ascii="Arial" w:hAnsi="Arial"/>
+                <w:rFonts w:ascii="Verdana" w:hAnsi="Verdana"/>
                 <w:b w:val="0"/>
                 <w:sz w:val="16"/>
               </w:rPr>
@@ -4127,7 +4133,7 @@
             <w:r/>
             <w:r>
               <w:rPr>
-                <w:rFonts w:ascii="Arial" w:hAnsi="Arial"/>
+                <w:rFonts w:ascii="Verdana" w:hAnsi="Verdana"/>
                 <w:b w:val="0"/>
                 <w:sz w:val="16"/>
               </w:rPr>
@@ -4143,7 +4149,7 @@
             <w:r/>
             <w:r>
               <w:rPr>
-                <w:rFonts w:ascii="Arial" w:hAnsi="Arial"/>
+                <w:rFonts w:ascii="Verdana" w:hAnsi="Verdana"/>
                 <w:b w:val="0"/>
                 <w:sz w:val="16"/>
               </w:rPr>
@@ -4160,7 +4166,7 @@
             <w:r/>
             <w:r>
               <w:rPr>
-                <w:rFonts w:ascii="Arial" w:hAnsi="Arial"/>
+                <w:rFonts w:ascii="Verdana" w:hAnsi="Verdana"/>
                 <w:b w:val="0"/>
                 <w:sz w:val="16"/>
               </w:rPr>
@@ -4176,7 +4182,7 @@
             <w:r/>
             <w:r>
               <w:rPr>
-                <w:rFonts w:ascii="Arial" w:hAnsi="Arial"/>
+                <w:rFonts w:ascii="Verdana" w:hAnsi="Verdana"/>
                 <w:b w:val="0"/>
                 <w:sz w:val="16"/>
               </w:rPr>
@@ -4192,7 +4198,7 @@
             <w:r/>
             <w:r>
               <w:rPr>
-                <w:rFonts w:ascii="Arial" w:hAnsi="Arial"/>
+                <w:rFonts w:ascii="Verdana" w:hAnsi="Verdana"/>
                 <w:b w:val="0"/>
                 <w:sz w:val="16"/>
               </w:rPr>
@@ -4208,7 +4214,7 @@
             <w:r/>
             <w:r>
               <w:rPr>
-                <w:rFonts w:ascii="Arial" w:hAnsi="Arial"/>
+                <w:rFonts w:ascii="Verdana" w:hAnsi="Verdana"/>
                 <w:b w:val="0"/>
                 <w:sz w:val="16"/>
               </w:rPr>
@@ -4225,7 +4231,7 @@
             <w:r/>
             <w:r>
               <w:rPr>
-                <w:rFonts w:ascii="Arial" w:hAnsi="Arial"/>
+                <w:rFonts w:ascii="Verdana" w:hAnsi="Verdana"/>
                 <w:b w:val="0"/>
                 <w:sz w:val="16"/>
               </w:rPr>
@@ -4241,7 +4247,7 @@
             <w:r/>
             <w:r>
               <w:rPr>
-                <w:rFonts w:ascii="Arial" w:hAnsi="Arial"/>
+                <w:rFonts w:ascii="Verdana" w:hAnsi="Verdana"/>
                 <w:b w:val="0"/>
                 <w:sz w:val="16"/>
               </w:rPr>
@@ -4257,7 +4263,7 @@
             <w:r/>
             <w:r>
               <w:rPr>
-                <w:rFonts w:ascii="Arial" w:hAnsi="Arial"/>
+                <w:rFonts w:ascii="Verdana" w:hAnsi="Verdana"/>
                 <w:b w:val="0"/>
                 <w:sz w:val="16"/>
               </w:rPr>
@@ -4273,7 +4279,7 @@
             <w:r/>
             <w:r>
               <w:rPr>
-                <w:rFonts w:ascii="Arial" w:hAnsi="Arial"/>
+                <w:rFonts w:ascii="Verdana" w:hAnsi="Verdana"/>
                 <w:b w:val="0"/>
                 <w:sz w:val="16"/>
               </w:rPr>
@@ -4290,7 +4296,7 @@
             <w:r/>
             <w:r>
               <w:rPr>
-                <w:rFonts w:ascii="Arial" w:hAnsi="Arial"/>
+                <w:rFonts w:ascii="Verdana" w:hAnsi="Verdana"/>
                 <w:b w:val="0"/>
                 <w:sz w:val="16"/>
               </w:rPr>
@@ -4306,7 +4312,7 @@
             <w:r/>
             <w:r>
               <w:rPr>
-                <w:rFonts w:ascii="Arial" w:hAnsi="Arial"/>
+                <w:rFonts w:ascii="Verdana" w:hAnsi="Verdana"/>
                 <w:b w:val="0"/>
                 <w:sz w:val="16"/>
               </w:rPr>
@@ -4322,7 +4328,7 @@
             <w:r/>
             <w:r>
               <w:rPr>
-                <w:rFonts w:ascii="Arial" w:hAnsi="Arial"/>
+                <w:rFonts w:ascii="Verdana" w:hAnsi="Verdana"/>
                 <w:b w:val="0"/>
                 <w:sz w:val="16"/>
               </w:rPr>
@@ -4338,7 +4344,7 @@
             <w:r/>
             <w:r>
               <w:rPr>
-                <w:rFonts w:ascii="Arial" w:hAnsi="Arial"/>
+                <w:rFonts w:ascii="Verdana" w:hAnsi="Verdana"/>
                 <w:b w:val="0"/>
                 <w:sz w:val="16"/>
               </w:rPr>
@@ -4355,7 +4361,7 @@
             <w:r/>
             <w:r>
               <w:rPr>
-                <w:rFonts w:ascii="Arial" w:hAnsi="Arial"/>
+                <w:rFonts w:ascii="Verdana" w:hAnsi="Verdana"/>
                 <w:b w:val="0"/>
                 <w:sz w:val="16"/>
               </w:rPr>
@@ -4371,7 +4377,7 @@
             <w:r/>
             <w:r>
               <w:rPr>
-                <w:rFonts w:ascii="Arial" w:hAnsi="Arial"/>
+                <w:rFonts w:ascii="Verdana" w:hAnsi="Verdana"/>
                 <w:b w:val="0"/>
                 <w:sz w:val="16"/>
               </w:rPr>
@@ -4387,7 +4393,7 @@
             <w:r/>
             <w:r>
               <w:rPr>
-                <w:rFonts w:ascii="Arial" w:hAnsi="Arial"/>
+                <w:rFonts w:ascii="Verdana" w:hAnsi="Verdana"/>
                 <w:b w:val="0"/>
                 <w:sz w:val="16"/>
               </w:rPr>
@@ -4403,7 +4409,7 @@
             <w:r/>
             <w:r>
               <w:rPr>
-                <w:rFonts w:ascii="Arial" w:hAnsi="Arial"/>
+                <w:rFonts w:ascii="Verdana" w:hAnsi="Verdana"/>
                 <w:b w:val="0"/>
                 <w:sz w:val="16"/>
               </w:rPr>
@@ -4420,7 +4426,7 @@
             <w:r/>
             <w:r>
               <w:rPr>
-                <w:rFonts w:ascii="Arial" w:hAnsi="Arial"/>
+                <w:rFonts w:ascii="Verdana" w:hAnsi="Verdana"/>
                 <w:b w:val="0"/>
                 <w:sz w:val="16"/>
               </w:rPr>
@@ -4436,7 +4442,7 @@
             <w:r/>
             <w:r>
               <w:rPr>
-                <w:rFonts w:ascii="Arial" w:hAnsi="Arial"/>
+                <w:rFonts w:ascii="Verdana" w:hAnsi="Verdana"/>
                 <w:b w:val="0"/>
                 <w:sz w:val="16"/>
               </w:rPr>
@@ -4452,7 +4458,7 @@
             <w:r/>
             <w:r>
               <w:rPr>
-                <w:rFonts w:ascii="Arial" w:hAnsi="Arial"/>
+                <w:rFonts w:ascii="Verdana" w:hAnsi="Verdana"/>
                 <w:b w:val="0"/>
                 <w:sz w:val="16"/>
               </w:rPr>
@@ -4468,7 +4474,7 @@
             <w:r/>
             <w:r>
               <w:rPr>
-                <w:rFonts w:ascii="Arial" w:hAnsi="Arial"/>
+                <w:rFonts w:ascii="Verdana" w:hAnsi="Verdana"/>
                 <w:b w:val="0"/>
                 <w:sz w:val="16"/>
               </w:rPr>
@@ -4485,7 +4491,7 @@
             <w:r/>
             <w:r>
               <w:rPr>
-                <w:rFonts w:ascii="Arial" w:hAnsi="Arial"/>
+                <w:rFonts w:ascii="Verdana" w:hAnsi="Verdana"/>
                 <w:b w:val="0"/>
                 <w:sz w:val="16"/>
               </w:rPr>
@@ -4501,7 +4507,7 @@
             <w:r/>
             <w:r>
               <w:rPr>
-                <w:rFonts w:ascii="Arial" w:hAnsi="Arial"/>
+                <w:rFonts w:ascii="Verdana" w:hAnsi="Verdana"/>
                 <w:b w:val="0"/>
                 <w:sz w:val="16"/>
               </w:rPr>
@@ -4517,7 +4523,7 @@
             <w:r/>
             <w:r>
               <w:rPr>
-                <w:rFonts w:ascii="Arial" w:hAnsi="Arial"/>
+                <w:rFonts w:ascii="Verdana" w:hAnsi="Verdana"/>
                 <w:b w:val="0"/>
                 <w:sz w:val="16"/>
               </w:rPr>
@@ -4533,7 +4539,7 @@
             <w:r/>
             <w:r>
               <w:rPr>
-                <w:rFonts w:ascii="Arial" w:hAnsi="Arial"/>
+                <w:rFonts w:ascii="Verdana" w:hAnsi="Verdana"/>
                 <w:b w:val="0"/>
                 <w:sz w:val="16"/>
               </w:rPr>
@@ -4550,7 +4556,7 @@
             <w:r/>
             <w:r>
               <w:rPr>
-                <w:rFonts w:ascii="Arial" w:hAnsi="Arial"/>
+                <w:rFonts w:ascii="Verdana" w:hAnsi="Verdana"/>
                 <w:b w:val="0"/>
                 <w:sz w:val="16"/>
               </w:rPr>
@@ -4566,7 +4572,7 @@
             <w:r/>
             <w:r>
               <w:rPr>
-                <w:rFonts w:ascii="Arial" w:hAnsi="Arial"/>
+                <w:rFonts w:ascii="Verdana" w:hAnsi="Verdana"/>
                 <w:b w:val="0"/>
                 <w:sz w:val="16"/>
               </w:rPr>
@@ -4582,7 +4588,7 @@
             <w:r/>
             <w:r>
               <w:rPr>
-                <w:rFonts w:ascii="Arial" w:hAnsi="Arial"/>
+                <w:rFonts w:ascii="Verdana" w:hAnsi="Verdana"/>
                 <w:b w:val="0"/>
                 <w:sz w:val="16"/>
               </w:rPr>
@@ -4598,7 +4604,7 @@
             <w:r/>
             <w:r>
               <w:rPr>
-                <w:rFonts w:ascii="Arial" w:hAnsi="Arial"/>
+                <w:rFonts w:ascii="Verdana" w:hAnsi="Verdana"/>
                 <w:b w:val="0"/>
                 <w:sz w:val="16"/>
               </w:rPr>
@@ -4615,7 +4621,7 @@
             <w:r/>
             <w:r>
               <w:rPr>
-                <w:rFonts w:ascii="Arial" w:hAnsi="Arial"/>
+                <w:rFonts w:ascii="Verdana" w:hAnsi="Verdana"/>
                 <w:b w:val="0"/>
                 <w:sz w:val="16"/>
               </w:rPr>
@@ -4631,7 +4637,7 @@
             <w:r/>
             <w:r>
               <w:rPr>
-                <w:rFonts w:ascii="Arial" w:hAnsi="Arial"/>
+                <w:rFonts w:ascii="Verdana" w:hAnsi="Verdana"/>
                 <w:b w:val="0"/>
                 <w:sz w:val="16"/>
               </w:rPr>
@@ -4647,7 +4653,7 @@
             <w:r/>
             <w:r>
               <w:rPr>
-                <w:rFonts w:ascii="Arial" w:hAnsi="Arial"/>
+                <w:rFonts w:ascii="Verdana" w:hAnsi="Verdana"/>
                 <w:b w:val="0"/>
                 <w:sz w:val="16"/>
               </w:rPr>
@@ -4663,7 +4669,7 @@
             <w:r/>
             <w:r>
               <w:rPr>
-                <w:rFonts w:ascii="Arial" w:hAnsi="Arial"/>
+                <w:rFonts w:ascii="Verdana" w:hAnsi="Verdana"/>
                 <w:b w:val="0"/>
                 <w:sz w:val="16"/>
               </w:rPr>
@@ -4680,7 +4686,7 @@
             <w:r/>
             <w:r>
               <w:rPr>
-                <w:rFonts w:ascii="Arial" w:hAnsi="Arial"/>
+                <w:rFonts w:ascii="Verdana" w:hAnsi="Verdana"/>
                 <w:b w:val="0"/>
                 <w:sz w:val="16"/>
               </w:rPr>
@@ -4696,7 +4702,7 @@
             <w:r/>
             <w:r>
               <w:rPr>
-                <w:rFonts w:ascii="Arial" w:hAnsi="Arial"/>
+                <w:rFonts w:ascii="Verdana" w:hAnsi="Verdana"/>
                 <w:b w:val="0"/>
                 <w:sz w:val="16"/>
               </w:rPr>
@@ -4712,7 +4718,7 @@
             <w:r/>
             <w:r>
               <w:rPr>
-                <w:rFonts w:ascii="Arial" w:hAnsi="Arial"/>
+                <w:rFonts w:ascii="Verdana" w:hAnsi="Verdana"/>
                 <w:b w:val="0"/>
                 <w:sz w:val="16"/>
               </w:rPr>
@@ -4728,7 +4734,7 @@
             <w:r/>
             <w:r>
               <w:rPr>
-                <w:rFonts w:ascii="Arial" w:hAnsi="Arial"/>
+                <w:rFonts w:ascii="Verdana" w:hAnsi="Verdana"/>
                 <w:b w:val="0"/>
                 <w:sz w:val="16"/>
               </w:rPr>
@@ -4745,7 +4751,7 @@
             <w:r/>
             <w:r>
               <w:rPr>
-                <w:rFonts w:ascii="Arial" w:hAnsi="Arial"/>
+                <w:rFonts w:ascii="Verdana" w:hAnsi="Verdana"/>
                 <w:b w:val="0"/>
                 <w:sz w:val="16"/>
               </w:rPr>
@@ -4761,7 +4767,7 @@
             <w:r/>
             <w:r>
               <w:rPr>
-                <w:rFonts w:ascii="Arial" w:hAnsi="Arial"/>
+                <w:rFonts w:ascii="Verdana" w:hAnsi="Verdana"/>
                 <w:b w:val="0"/>
                 <w:sz w:val="16"/>
               </w:rPr>
@@ -4777,7 +4783,7 @@
             <w:r/>
             <w:r>
               <w:rPr>
-                <w:rFonts w:ascii="Arial" w:hAnsi="Arial"/>
+                <w:rFonts w:ascii="Verdana" w:hAnsi="Verdana"/>
                 <w:b w:val="0"/>
                 <w:sz w:val="16"/>
               </w:rPr>
@@ -4793,7 +4799,7 @@
             <w:r/>
             <w:r>
               <w:rPr>
-                <w:rFonts w:ascii="Arial" w:hAnsi="Arial"/>
+                <w:rFonts w:ascii="Verdana" w:hAnsi="Verdana"/>
                 <w:b w:val="0"/>
                 <w:sz w:val="16"/>
               </w:rPr>
@@ -4810,7 +4816,7 @@
             <w:r/>
             <w:r>
               <w:rPr>
-                <w:rFonts w:ascii="Arial" w:hAnsi="Arial"/>
+                <w:rFonts w:ascii="Verdana" w:hAnsi="Verdana"/>
                 <w:b w:val="0"/>
                 <w:sz w:val="16"/>
               </w:rPr>
@@ -4826,7 +4832,7 @@
             <w:r/>
             <w:r>
               <w:rPr>
-                <w:rFonts w:ascii="Arial" w:hAnsi="Arial"/>
+                <w:rFonts w:ascii="Verdana" w:hAnsi="Verdana"/>
                 <w:b w:val="0"/>
                 <w:sz w:val="16"/>
               </w:rPr>
@@ -4842,7 +4848,7 @@
             <w:r/>
             <w:r>
               <w:rPr>
-                <w:rFonts w:ascii="Arial" w:hAnsi="Arial"/>
+                <w:rFonts w:ascii="Verdana" w:hAnsi="Verdana"/>
                 <w:b w:val="0"/>
                 <w:sz w:val="16"/>
               </w:rPr>
@@ -4858,7 +4864,7 @@
             <w:r/>
             <w:r>
               <w:rPr>
-                <w:rFonts w:ascii="Arial" w:hAnsi="Arial"/>
+                <w:rFonts w:ascii="Verdana" w:hAnsi="Verdana"/>
                 <w:b w:val="0"/>
                 <w:sz w:val="16"/>
               </w:rPr>
@@ -4875,7 +4881,7 @@
             <w:r/>
             <w:r>
               <w:rPr>
-                <w:rFonts w:ascii="Arial" w:hAnsi="Arial"/>
+                <w:rFonts w:ascii="Verdana" w:hAnsi="Verdana"/>
                 <w:b w:val="0"/>
                 <w:sz w:val="16"/>
               </w:rPr>
@@ -4891,7 +4897,7 @@
             <w:r/>
             <w:r>
               <w:rPr>
-                <w:rFonts w:ascii="Arial" w:hAnsi="Arial"/>
+                <w:rFonts w:ascii="Verdana" w:hAnsi="Verdana"/>
                 <w:b w:val="0"/>
                 <w:sz w:val="16"/>
               </w:rPr>
@@ -4907,7 +4913,7 @@
             <w:r/>
             <w:r>
               <w:rPr>
-                <w:rFonts w:ascii="Arial" w:hAnsi="Arial"/>
+                <w:rFonts w:ascii="Verdana" w:hAnsi="Verdana"/>
                 <w:b w:val="0"/>
                 <w:sz w:val="16"/>
               </w:rPr>
@@ -4923,7 +4929,7 @@
             <w:r/>
             <w:r>
               <w:rPr>
-                <w:rFonts w:ascii="Arial" w:hAnsi="Arial"/>
+                <w:rFonts w:ascii="Verdana" w:hAnsi="Verdana"/>
                 <w:b w:val="0"/>
                 <w:sz w:val="16"/>
               </w:rPr>
@@ -4940,7 +4946,7 @@
             <w:r/>
             <w:r>
               <w:rPr>
-                <w:rFonts w:ascii="Arial" w:hAnsi="Arial"/>
+                <w:rFonts w:ascii="Verdana" w:hAnsi="Verdana"/>
                 <w:b w:val="0"/>
                 <w:sz w:val="16"/>
               </w:rPr>
@@ -4956,7 +4962,7 @@
             <w:r/>
             <w:r>
               <w:rPr>
-                <w:rFonts w:ascii="Arial" w:hAnsi="Arial"/>
+                <w:rFonts w:ascii="Verdana" w:hAnsi="Verdana"/>
                 <w:b w:val="0"/>
                 <w:sz w:val="16"/>
               </w:rPr>
@@ -4972,7 +4978,7 @@
             <w:r/>
             <w:r>
               <w:rPr>
-                <w:rFonts w:ascii="Arial" w:hAnsi="Arial"/>
+                <w:rFonts w:ascii="Verdana" w:hAnsi="Verdana"/>
                 <w:b w:val="0"/>
                 <w:sz w:val="16"/>
               </w:rPr>
@@ -4988,7 +4994,7 @@
             <w:r/>
             <w:r>
               <w:rPr>
-                <w:rFonts w:ascii="Arial" w:hAnsi="Arial"/>
+                <w:rFonts w:ascii="Verdana" w:hAnsi="Verdana"/>
                 <w:b w:val="0"/>
                 <w:sz w:val="16"/>
               </w:rPr>
@@ -5005,7 +5011,7 @@
             <w:r/>
             <w:r>
               <w:rPr>
-                <w:rFonts w:ascii="Arial" w:hAnsi="Arial"/>
+                <w:rFonts w:ascii="Verdana" w:hAnsi="Verdana"/>
                 <w:b w:val="0"/>
                 <w:sz w:val="16"/>
               </w:rPr>
@@ -5021,7 +5027,7 @@
             <w:r/>
             <w:r>
               <w:rPr>
-                <w:rFonts w:ascii="Arial" w:hAnsi="Arial"/>
+                <w:rFonts w:ascii="Verdana" w:hAnsi="Verdana"/>
                 <w:b w:val="0"/>
                 <w:sz w:val="16"/>
               </w:rPr>
@@ -5037,7 +5043,7 @@
             <w:r/>
             <w:r>
               <w:rPr>
-                <w:rFonts w:ascii="Arial" w:hAnsi="Arial"/>
+                <w:rFonts w:ascii="Verdana" w:hAnsi="Verdana"/>
                 <w:b w:val="0"/>
                 <w:sz w:val="16"/>
               </w:rPr>
@@ -5053,7 +5059,7 @@
             <w:r/>
             <w:r>
               <w:rPr>
-                <w:rFonts w:ascii="Arial" w:hAnsi="Arial"/>
+                <w:rFonts w:ascii="Verdana" w:hAnsi="Verdana"/>
                 <w:b w:val="0"/>
                 <w:sz w:val="16"/>
               </w:rPr>
@@ -5066,7 +5072,7 @@
     <w:p>
       <w:r>
         <w:rPr>
-          <w:rFonts w:ascii="Arial" w:hAnsi="Arial"/>
+          <w:rFonts w:ascii="Verdana" w:hAnsi="Verdana"/>
           <w:b/>
           <w:sz w:val="18"/>
         </w:rPr>
@@ -5079,6 +5085,20 @@
         <w:tblW w:type="auto" w:w="0"/>
         <w:jc w:val="center"/>
         <w:tblLook w:firstColumn="1" w:firstRow="1" w:lastColumn="0" w:lastRow="0" w:noHBand="0" w:noVBand="1" w:val="04A0"/>
+        <w:tblBorders>
+          <w:top w:val="single" w:sz="4" w:space="0" w:color="595959"/>
+          <w:left w:val="single" w:sz="4" w:space="0" w:color="595959"/>
+          <w:bottom w:val="single" w:sz="4" w:space="0" w:color="595959"/>
+          <w:right w:val="single" w:sz="4" w:space="0" w:color="595959"/>
+          <w:insideH w:val="single" w:sz="4" w:space="0" w:color="595959"/>
+          <w:insideV w:val="single" w:sz="4" w:space="0" w:color="595959"/>
+        </w:tblBorders>
+        <w:tblCellMar>
+          <w:top w:w="85" w:type="dxa"/>
+          <w:left w:w="85" w:type="dxa"/>
+          <w:bottom w:w="85" w:type="dxa"/>
+          <w:right w:w="85" w:type="dxa"/>
+        </w:tblCellMar>
       </w:tblPr>
       <w:tblGrid>
         <w:gridCol w:w="5046"/>
@@ -5088,61 +5108,52 @@
       <w:tr>
         <w:tc>
           <w:tcPr>
+            <w:tcW w:type="dxa" w:w="1134"/>
+            <w:shd w:val="clear" w:color="auto" w:fill="D9D9D9"/>
+          </w:tcPr>
+          <w:p>
+            <w:r/>
+            <w:r>
+              <w:rPr>
+                <w:rFonts w:ascii="Verdana" w:hAnsi="Verdana"/>
+                <w:b w:val="0"/>
+                <w:sz w:val="16"/>
+              </w:rPr>
+              <w:t>CIFRA DE CLAVE</w:t>
+            </w:r>
+          </w:p>
+        </w:tc>
+        <w:tc>
+          <w:tcPr>
             <w:tcW w:type="dxa" w:w="5046"/>
-            <w:shd w:val="clear" w:color="auto" w:fill="D9E2F3"/>
-          </w:tcPr>
-          <w:p>
-            <w:pPr>
-              <w:jc w:val="center"/>
-            </w:pPr>
-            <w:r/>
-            <w:r>
-              <w:rPr>
-                <w:rFonts w:ascii="Arial" w:hAnsi="Arial"/>
-                <w:b/>
-                <w:sz w:val="16"/>
-              </w:rPr>
-              <w:t>Code Figure</w:t>
+            <w:shd w:val="clear" w:color="auto" w:fill="D9D9D9"/>
+          </w:tcPr>
+          <w:p>
+            <w:r/>
+            <w:r>
+              <w:rPr>
+                <w:rFonts w:ascii="Verdana" w:hAnsi="Verdana"/>
+                <w:b w:val="0"/>
+                <w:sz w:val="16"/>
+              </w:rPr>
+              <w:t>SIGNIFICADO</w:t>
             </w:r>
           </w:p>
         </w:tc>
         <w:tc>
           <w:tcPr>
             <w:tcW w:type="dxa" w:w="5046"/>
-            <w:shd w:val="clear" w:color="auto" w:fill="D9E2F3"/>
-          </w:tcPr>
-          <w:p>
-            <w:pPr>
-              <w:jc w:val="center"/>
-            </w:pPr>
-            <w:r/>
-            <w:r>
-              <w:rPr>
-                <w:rFonts w:ascii="Arial" w:hAnsi="Arial"/>
-                <w:b/>
-                <w:sz w:val="16"/>
-              </w:rPr>
-              <w:t>Entry Name</w:t>
-            </w:r>
-          </w:p>
-        </w:tc>
-        <w:tc>
-          <w:tcPr>
-            <w:tcW w:type="dxa" w:w="5046"/>
-            <w:shd w:val="clear" w:color="auto" w:fill="D9E2F3"/>
-          </w:tcPr>
-          <w:p>
-            <w:pPr>
-              <w:jc w:val="center"/>
-            </w:pPr>
-            <w:r/>
-            <w:r>
-              <w:rPr>
-                <w:rFonts w:ascii="Arial" w:hAnsi="Arial"/>
-                <w:b/>
-                <w:sz w:val="16"/>
-              </w:rPr>
-              <w:t>Note</w:t>
+            <w:shd w:val="clear" w:color="auto" w:fill="D9D9D9"/>
+          </w:tcPr>
+          <w:p>
+            <w:r/>
+            <w:r>
+              <w:rPr>
+                <w:rFonts w:ascii="Verdana" w:hAnsi="Verdana"/>
+                <w:b w:val="0"/>
+                <w:sz w:val="16"/>
+              </w:rPr>
+              <w:t>NOTA</w:t>
             </w:r>
           </w:p>
         </w:tc>
@@ -5156,7 +5167,7 @@
             <w:r/>
             <w:r>
               <w:rPr>
-                <w:rFonts w:ascii="Arial" w:hAnsi="Arial"/>
+                <w:rFonts w:ascii="Verdana" w:hAnsi="Verdana"/>
                 <w:b w:val="0"/>
                 <w:sz w:val="16"/>
               </w:rPr>
@@ -5172,7 +5183,7 @@
             <w:r/>
             <w:r>
               <w:rPr>
-                <w:rFonts w:ascii="Arial" w:hAnsi="Arial"/>
+                <w:rFonts w:ascii="Verdana" w:hAnsi="Verdana"/>
                 <w:b w:val="0"/>
                 <w:sz w:val="16"/>
               </w:rPr>
@@ -5188,7 +5199,7 @@
             <w:r/>
             <w:r>
               <w:rPr>
-                <w:rFonts w:ascii="Arial" w:hAnsi="Arial"/>
+                <w:rFonts w:ascii="Verdana" w:hAnsi="Verdana"/>
                 <w:b w:val="0"/>
                 <w:sz w:val="16"/>
               </w:rPr>
@@ -5205,7 +5216,7 @@
             <w:r/>
             <w:r>
               <w:rPr>
-                <w:rFonts w:ascii="Arial" w:hAnsi="Arial"/>
+                <w:rFonts w:ascii="Verdana" w:hAnsi="Verdana"/>
                 <w:b w:val="0"/>
                 <w:sz w:val="16"/>
               </w:rPr>
@@ -5221,7 +5232,7 @@
             <w:r/>
             <w:r>
               <w:rPr>
-                <w:rFonts w:ascii="Arial" w:hAnsi="Arial"/>
+                <w:rFonts w:ascii="Verdana" w:hAnsi="Verdana"/>
                 <w:b w:val="0"/>
                 <w:sz w:val="16"/>
               </w:rPr>
@@ -5237,7 +5248,7 @@
             <w:r/>
             <w:r>
               <w:rPr>
-                <w:rFonts w:ascii="Arial" w:hAnsi="Arial"/>
+                <w:rFonts w:ascii="Verdana" w:hAnsi="Verdana"/>
                 <w:b w:val="0"/>
                 <w:sz w:val="16"/>
               </w:rPr>
@@ -5254,7 +5265,7 @@
             <w:r/>
             <w:r>
               <w:rPr>
-                <w:rFonts w:ascii="Arial" w:hAnsi="Arial"/>
+                <w:rFonts w:ascii="Verdana" w:hAnsi="Verdana"/>
                 <w:b w:val="0"/>
                 <w:sz w:val="16"/>
               </w:rPr>
@@ -5270,7 +5281,7 @@
             <w:r/>
             <w:r>
               <w:rPr>
-                <w:rFonts w:ascii="Arial" w:hAnsi="Arial"/>
+                <w:rFonts w:ascii="Verdana" w:hAnsi="Verdana"/>
                 <w:b w:val="0"/>
                 <w:sz w:val="16"/>
               </w:rPr>
@@ -5286,7 +5297,7 @@
             <w:r/>
             <w:r>
               <w:rPr>
-                <w:rFonts w:ascii="Arial" w:hAnsi="Arial"/>
+                <w:rFonts w:ascii="Verdana" w:hAnsi="Verdana"/>
                 <w:b w:val="0"/>
                 <w:sz w:val="16"/>
               </w:rPr>
@@ -5303,7 +5314,7 @@
             <w:r/>
             <w:r>
               <w:rPr>
-                <w:rFonts w:ascii="Arial" w:hAnsi="Arial"/>
+                <w:rFonts w:ascii="Verdana" w:hAnsi="Verdana"/>
                 <w:b w:val="0"/>
                 <w:sz w:val="16"/>
               </w:rPr>
@@ -5319,7 +5330,7 @@
             <w:r/>
             <w:r>
               <w:rPr>
-                <w:rFonts w:ascii="Arial" w:hAnsi="Arial"/>
+                <w:rFonts w:ascii="Verdana" w:hAnsi="Verdana"/>
                 <w:b w:val="0"/>
                 <w:sz w:val="16"/>
               </w:rPr>
@@ -5335,7 +5346,7 @@
             <w:r/>
             <w:r>
               <w:rPr>
-                <w:rFonts w:ascii="Arial" w:hAnsi="Arial"/>
+                <w:rFonts w:ascii="Verdana" w:hAnsi="Verdana"/>
                 <w:b w:val="0"/>
                 <w:sz w:val="16"/>
               </w:rPr>
@@ -5352,7 +5363,7 @@
             <w:r/>
             <w:r>
               <w:rPr>
-                <w:rFonts w:ascii="Arial" w:hAnsi="Arial"/>
+                <w:rFonts w:ascii="Verdana" w:hAnsi="Verdana"/>
                 <w:b w:val="0"/>
                 <w:sz w:val="16"/>
               </w:rPr>
@@ -5368,7 +5379,7 @@
             <w:r/>
             <w:r>
               <w:rPr>
-                <w:rFonts w:ascii="Arial" w:hAnsi="Arial"/>
+                <w:rFonts w:ascii="Verdana" w:hAnsi="Verdana"/>
                 <w:b w:val="0"/>
                 <w:sz w:val="16"/>
               </w:rPr>
@@ -5384,7 +5395,7 @@
             <w:r/>
             <w:r>
               <w:rPr>
-                <w:rFonts w:ascii="Arial" w:hAnsi="Arial"/>
+                <w:rFonts w:ascii="Verdana" w:hAnsi="Verdana"/>
                 <w:b w:val="0"/>
                 <w:sz w:val="16"/>
               </w:rPr>
@@ -5401,7 +5412,7 @@
             <w:r/>
             <w:r>
               <w:rPr>
-                <w:rFonts w:ascii="Arial" w:hAnsi="Arial"/>
+                <w:rFonts w:ascii="Verdana" w:hAnsi="Verdana"/>
                 <w:b w:val="0"/>
                 <w:sz w:val="16"/>
               </w:rPr>
@@ -5417,7 +5428,7 @@
             <w:r/>
             <w:r>
               <w:rPr>
-                <w:rFonts w:ascii="Arial" w:hAnsi="Arial"/>
+                <w:rFonts w:ascii="Verdana" w:hAnsi="Verdana"/>
                 <w:b w:val="0"/>
                 <w:sz w:val="16"/>
               </w:rPr>
@@ -5433,7 +5444,7 @@
             <w:r/>
             <w:r>
               <w:rPr>
-                <w:rFonts w:ascii="Arial" w:hAnsi="Arial"/>
+                <w:rFonts w:ascii="Verdana" w:hAnsi="Verdana"/>
                 <w:b w:val="0"/>
                 <w:sz w:val="16"/>
               </w:rPr>
@@ -5450,7 +5461,7 @@
             <w:r/>
             <w:r>
               <w:rPr>
-                <w:rFonts w:ascii="Arial" w:hAnsi="Arial"/>
+                <w:rFonts w:ascii="Verdana" w:hAnsi="Verdana"/>
                 <w:b w:val="0"/>
                 <w:sz w:val="16"/>
               </w:rPr>
@@ -5466,7 +5477,7 @@
             <w:r/>
             <w:r>
               <w:rPr>
-                <w:rFonts w:ascii="Arial" w:hAnsi="Arial"/>
+                <w:rFonts w:ascii="Verdana" w:hAnsi="Verdana"/>
                 <w:b w:val="0"/>
                 <w:sz w:val="16"/>
               </w:rPr>
@@ -5482,7 +5493,7 @@
             <w:r/>
             <w:r>
               <w:rPr>
-                <w:rFonts w:ascii="Arial" w:hAnsi="Arial"/>
+                <w:rFonts w:ascii="Verdana" w:hAnsi="Verdana"/>
                 <w:b w:val="0"/>
                 <w:sz w:val="16"/>
               </w:rPr>
@@ -5499,7 +5510,7 @@
             <w:r/>
             <w:r>
               <w:rPr>
-                <w:rFonts w:ascii="Arial" w:hAnsi="Arial"/>
+                <w:rFonts w:ascii="Verdana" w:hAnsi="Verdana"/>
                 <w:b w:val="0"/>
                 <w:sz w:val="16"/>
               </w:rPr>
@@ -5515,7 +5526,7 @@
             <w:r/>
             <w:r>
               <w:rPr>
-                <w:rFonts w:ascii="Arial" w:hAnsi="Arial"/>
+                <w:rFonts w:ascii="Verdana" w:hAnsi="Verdana"/>
                 <w:b w:val="0"/>
                 <w:sz w:val="16"/>
               </w:rPr>
@@ -5531,7 +5542,7 @@
             <w:r/>
             <w:r>
               <w:rPr>
-                <w:rFonts w:ascii="Arial" w:hAnsi="Arial"/>
+                <w:rFonts w:ascii="Verdana" w:hAnsi="Verdana"/>
                 <w:b w:val="0"/>
                 <w:sz w:val="16"/>
               </w:rPr>
@@ -5548,7 +5559,7 @@
             <w:r/>
             <w:r>
               <w:rPr>
-                <w:rFonts w:ascii="Arial" w:hAnsi="Arial"/>
+                <w:rFonts w:ascii="Verdana" w:hAnsi="Verdana"/>
                 <w:b w:val="0"/>
                 <w:sz w:val="16"/>
               </w:rPr>
@@ -5564,7 +5575,7 @@
             <w:r/>
             <w:r>
               <w:rPr>
-                <w:rFonts w:ascii="Arial" w:hAnsi="Arial"/>
+                <w:rFonts w:ascii="Verdana" w:hAnsi="Verdana"/>
                 <w:b w:val="0"/>
                 <w:sz w:val="16"/>
               </w:rPr>
@@ -5580,7 +5591,7 @@
             <w:r/>
             <w:r>
               <w:rPr>
-                <w:rFonts w:ascii="Arial" w:hAnsi="Arial"/>
+                <w:rFonts w:ascii="Verdana" w:hAnsi="Verdana"/>
                 <w:b w:val="0"/>
                 <w:sz w:val="16"/>
               </w:rPr>
@@ -5597,7 +5608,7 @@
             <w:r/>
             <w:r>
               <w:rPr>
-                <w:rFonts w:ascii="Arial" w:hAnsi="Arial"/>
+                <w:rFonts w:ascii="Verdana" w:hAnsi="Verdana"/>
                 <w:b w:val="0"/>
                 <w:sz w:val="16"/>
               </w:rPr>
@@ -5613,7 +5624,7 @@
             <w:r/>
             <w:r>
               <w:rPr>
-                <w:rFonts w:ascii="Arial" w:hAnsi="Arial"/>
+                <w:rFonts w:ascii="Verdana" w:hAnsi="Verdana"/>
                 <w:b w:val="0"/>
                 <w:sz w:val="16"/>
               </w:rPr>
@@ -5629,7 +5640,7 @@
             <w:r/>
             <w:r>
               <w:rPr>
-                <w:rFonts w:ascii="Arial" w:hAnsi="Arial"/>
+                <w:rFonts w:ascii="Verdana" w:hAnsi="Verdana"/>
                 <w:b w:val="0"/>
                 <w:sz w:val="16"/>
               </w:rPr>
@@ -5646,7 +5657,7 @@
             <w:r/>
             <w:r>
               <w:rPr>
-                <w:rFonts w:ascii="Arial" w:hAnsi="Arial"/>
+                <w:rFonts w:ascii="Verdana" w:hAnsi="Verdana"/>
                 <w:b w:val="0"/>
                 <w:sz w:val="16"/>
               </w:rPr>
@@ -5662,7 +5673,7 @@
             <w:r/>
             <w:r>
               <w:rPr>
-                <w:rFonts w:ascii="Arial" w:hAnsi="Arial"/>
+                <w:rFonts w:ascii="Verdana" w:hAnsi="Verdana"/>
                 <w:b w:val="0"/>
                 <w:sz w:val="16"/>
               </w:rPr>
@@ -5678,7 +5689,7 @@
             <w:r/>
             <w:r>
               <w:rPr>
-                <w:rFonts w:ascii="Arial" w:hAnsi="Arial"/>
+                <w:rFonts w:ascii="Verdana" w:hAnsi="Verdana"/>
                 <w:b w:val="0"/>
                 <w:sz w:val="16"/>
               </w:rPr>
@@ -5695,7 +5706,7 @@
             <w:r/>
             <w:r>
               <w:rPr>
-                <w:rFonts w:ascii="Arial" w:hAnsi="Arial"/>
+                <w:rFonts w:ascii="Verdana" w:hAnsi="Verdana"/>
                 <w:b w:val="0"/>
                 <w:sz w:val="16"/>
               </w:rPr>
@@ -5711,7 +5722,7 @@
             <w:r/>
             <w:r>
               <w:rPr>
-                <w:rFonts w:ascii="Arial" w:hAnsi="Arial"/>
+                <w:rFonts w:ascii="Verdana" w:hAnsi="Verdana"/>
                 <w:b w:val="0"/>
                 <w:sz w:val="16"/>
               </w:rPr>
@@ -5727,7 +5738,7 @@
             <w:r/>
             <w:r>
               <w:rPr>
-                <w:rFonts w:ascii="Arial" w:hAnsi="Arial"/>
+                <w:rFonts w:ascii="Verdana" w:hAnsi="Verdana"/>
                 <w:b w:val="0"/>
                 <w:sz w:val="16"/>
               </w:rPr>
@@ -5744,7 +5755,7 @@
             <w:r/>
             <w:r>
               <w:rPr>
-                <w:rFonts w:ascii="Arial" w:hAnsi="Arial"/>
+                <w:rFonts w:ascii="Verdana" w:hAnsi="Verdana"/>
                 <w:b w:val="0"/>
                 <w:sz w:val="16"/>
               </w:rPr>
@@ -5760,7 +5771,7 @@
             <w:r/>
             <w:r>
               <w:rPr>
-                <w:rFonts w:ascii="Arial" w:hAnsi="Arial"/>
+                <w:rFonts w:ascii="Verdana" w:hAnsi="Verdana"/>
                 <w:b w:val="0"/>
                 <w:sz w:val="16"/>
               </w:rPr>
@@ -5776,7 +5787,7 @@
             <w:r/>
             <w:r>
               <w:rPr>
-                <w:rFonts w:ascii="Arial" w:hAnsi="Arial"/>
+                <w:rFonts w:ascii="Verdana" w:hAnsi="Verdana"/>
                 <w:b w:val="0"/>
                 <w:sz w:val="16"/>
               </w:rPr>
@@ -5793,7 +5804,7 @@
             <w:r/>
             <w:r>
               <w:rPr>
-                <w:rFonts w:ascii="Arial" w:hAnsi="Arial"/>
+                <w:rFonts w:ascii="Verdana" w:hAnsi="Verdana"/>
                 <w:b w:val="0"/>
                 <w:sz w:val="16"/>
               </w:rPr>
@@ -5809,7 +5820,7 @@
             <w:r/>
             <w:r>
               <w:rPr>
-                <w:rFonts w:ascii="Arial" w:hAnsi="Arial"/>
+                <w:rFonts w:ascii="Verdana" w:hAnsi="Verdana"/>
                 <w:b w:val="0"/>
                 <w:sz w:val="16"/>
               </w:rPr>
@@ -5825,7 +5836,7 @@
             <w:r/>
             <w:r>
               <w:rPr>
-                <w:rFonts w:ascii="Arial" w:hAnsi="Arial"/>
+                <w:rFonts w:ascii="Verdana" w:hAnsi="Verdana"/>
                 <w:b w:val="0"/>
                 <w:sz w:val="16"/>
               </w:rPr>
@@ -5842,7 +5853,7 @@
             <w:r/>
             <w:r>
               <w:rPr>
-                <w:rFonts w:ascii="Arial" w:hAnsi="Arial"/>
+                <w:rFonts w:ascii="Verdana" w:hAnsi="Verdana"/>
                 <w:b w:val="0"/>
                 <w:sz w:val="16"/>
               </w:rPr>
@@ -5858,7 +5869,7 @@
             <w:r/>
             <w:r>
               <w:rPr>
-                <w:rFonts w:ascii="Arial" w:hAnsi="Arial"/>
+                <w:rFonts w:ascii="Verdana" w:hAnsi="Verdana"/>
                 <w:b w:val="0"/>
                 <w:sz w:val="16"/>
               </w:rPr>
@@ -5874,7 +5885,7 @@
             <w:r/>
             <w:r>
               <w:rPr>
-                <w:rFonts w:ascii="Arial" w:hAnsi="Arial"/>
+                <w:rFonts w:ascii="Verdana" w:hAnsi="Verdana"/>
                 <w:b w:val="0"/>
                 <w:sz w:val="16"/>
               </w:rPr>
@@ -5891,7 +5902,7 @@
             <w:r/>
             <w:r>
               <w:rPr>
-                <w:rFonts w:ascii="Arial" w:hAnsi="Arial"/>
+                <w:rFonts w:ascii="Verdana" w:hAnsi="Verdana"/>
                 <w:b w:val="0"/>
                 <w:sz w:val="16"/>
               </w:rPr>
@@ -5907,7 +5918,7 @@
             <w:r/>
             <w:r>
               <w:rPr>
-                <w:rFonts w:ascii="Arial" w:hAnsi="Arial"/>
+                <w:rFonts w:ascii="Verdana" w:hAnsi="Verdana"/>
                 <w:b w:val="0"/>
                 <w:sz w:val="16"/>
               </w:rPr>
@@ -5923,7 +5934,7 @@
             <w:r/>
             <w:r>
               <w:rPr>
-                <w:rFonts w:ascii="Arial" w:hAnsi="Arial"/>
+                <w:rFonts w:ascii="Verdana" w:hAnsi="Verdana"/>
                 <w:b w:val="0"/>
                 <w:sz w:val="16"/>
               </w:rPr>
@@ -5940,7 +5951,7 @@
             <w:r/>
             <w:r>
               <w:rPr>
-                <w:rFonts w:ascii="Arial" w:hAnsi="Arial"/>
+                <w:rFonts w:ascii="Verdana" w:hAnsi="Verdana"/>
                 <w:b w:val="0"/>
                 <w:sz w:val="16"/>
               </w:rPr>
@@ -5956,7 +5967,7 @@
             <w:r/>
             <w:r>
               <w:rPr>
-                <w:rFonts w:ascii="Arial" w:hAnsi="Arial"/>
+                <w:rFonts w:ascii="Verdana" w:hAnsi="Verdana"/>
                 <w:b w:val="0"/>
                 <w:sz w:val="16"/>
               </w:rPr>
@@ -5972,7 +5983,7 @@
             <w:r/>
             <w:r>
               <w:rPr>
-                <w:rFonts w:ascii="Arial" w:hAnsi="Arial"/>
+                <w:rFonts w:ascii="Verdana" w:hAnsi="Verdana"/>
                 <w:b w:val="0"/>
                 <w:sz w:val="16"/>
               </w:rPr>
@@ -5989,7 +6000,7 @@
             <w:r/>
             <w:r>
               <w:rPr>
-                <w:rFonts w:ascii="Arial" w:hAnsi="Arial"/>
+                <w:rFonts w:ascii="Verdana" w:hAnsi="Verdana"/>
                 <w:b w:val="0"/>
                 <w:sz w:val="16"/>
               </w:rPr>
@@ -6005,7 +6016,7 @@
             <w:r/>
             <w:r>
               <w:rPr>
-                <w:rFonts w:ascii="Arial" w:hAnsi="Arial"/>
+                <w:rFonts w:ascii="Verdana" w:hAnsi="Verdana"/>
                 <w:b w:val="0"/>
                 <w:sz w:val="16"/>
               </w:rPr>
@@ -6021,7 +6032,7 @@
             <w:r/>
             <w:r>
               <w:rPr>
-                <w:rFonts w:ascii="Arial" w:hAnsi="Arial"/>
+                <w:rFonts w:ascii="Verdana" w:hAnsi="Verdana"/>
                 <w:b w:val="0"/>
                 <w:sz w:val="16"/>
               </w:rPr>
@@ -6034,7 +6045,7 @@
     <w:p>
       <w:r>
         <w:rPr>
-          <w:rFonts w:ascii="Arial" w:hAnsi="Arial"/>
+          <w:rFonts w:ascii="Verdana" w:hAnsi="Verdana"/>
           <w:b/>
           <w:sz w:val="18"/>
         </w:rPr>
@@ -6047,6 +6058,20 @@
         <w:tblW w:type="auto" w:w="0"/>
         <w:jc w:val="center"/>
         <w:tblLook w:firstColumn="1" w:firstRow="1" w:lastColumn="0" w:lastRow="0" w:noHBand="0" w:noVBand="1" w:val="04A0"/>
+        <w:tblBorders>
+          <w:top w:val="single" w:sz="4" w:space="0" w:color="595959"/>
+          <w:left w:val="single" w:sz="4" w:space="0" w:color="595959"/>
+          <w:bottom w:val="single" w:sz="4" w:space="0" w:color="595959"/>
+          <w:right w:val="single" w:sz="4" w:space="0" w:color="595959"/>
+          <w:insideH w:val="single" w:sz="4" w:space="0" w:color="595959"/>
+          <w:insideV w:val="single" w:sz="4" w:space="0" w:color="595959"/>
+        </w:tblBorders>
+        <w:tblCellMar>
+          <w:top w:w="85" w:type="dxa"/>
+          <w:left w:w="85" w:type="dxa"/>
+          <w:bottom w:w="85" w:type="dxa"/>
+          <w:right w:w="85" w:type="dxa"/>
+        </w:tblCellMar>
       </w:tblPr>
       <w:tblGrid>
         <w:gridCol w:w="5046"/>
@@ -6056,61 +6081,52 @@
       <w:tr>
         <w:tc>
           <w:tcPr>
+            <w:tcW w:type="dxa" w:w="1134"/>
+            <w:shd w:val="clear" w:color="auto" w:fill="D9D9D9"/>
+          </w:tcPr>
+          <w:p>
+            <w:r/>
+            <w:r>
+              <w:rPr>
+                <w:rFonts w:ascii="Verdana" w:hAnsi="Verdana"/>
+                <w:b w:val="0"/>
+                <w:sz w:val="16"/>
+              </w:rPr>
+              <w:t>CIFRA DE CLAVE</w:t>
+            </w:r>
+          </w:p>
+        </w:tc>
+        <w:tc>
+          <w:tcPr>
             <w:tcW w:type="dxa" w:w="5046"/>
-            <w:shd w:val="clear" w:color="auto" w:fill="D9E2F3"/>
-          </w:tcPr>
-          <w:p>
-            <w:pPr>
-              <w:jc w:val="center"/>
-            </w:pPr>
-            <w:r/>
-            <w:r>
-              <w:rPr>
-                <w:rFonts w:ascii="Arial" w:hAnsi="Arial"/>
-                <w:b/>
-                <w:sz w:val="16"/>
-              </w:rPr>
-              <w:t>Code Figure</w:t>
+            <w:shd w:val="clear" w:color="auto" w:fill="D9D9D9"/>
+          </w:tcPr>
+          <w:p>
+            <w:r/>
+            <w:r>
+              <w:rPr>
+                <w:rFonts w:ascii="Verdana" w:hAnsi="Verdana"/>
+                <w:b w:val="0"/>
+                <w:sz w:val="16"/>
+              </w:rPr>
+              <w:t>SIGNIFICADO</w:t>
             </w:r>
           </w:p>
         </w:tc>
         <w:tc>
           <w:tcPr>
             <w:tcW w:type="dxa" w:w="5046"/>
-            <w:shd w:val="clear" w:color="auto" w:fill="D9E2F3"/>
-          </w:tcPr>
-          <w:p>
-            <w:pPr>
-              <w:jc w:val="center"/>
-            </w:pPr>
-            <w:r/>
-            <w:r>
-              <w:rPr>
-                <w:rFonts w:ascii="Arial" w:hAnsi="Arial"/>
-                <w:b/>
-                <w:sz w:val="16"/>
-              </w:rPr>
-              <w:t>Entry Name</w:t>
-            </w:r>
-          </w:p>
-        </w:tc>
-        <w:tc>
-          <w:tcPr>
-            <w:tcW w:type="dxa" w:w="5046"/>
-            <w:shd w:val="clear" w:color="auto" w:fill="D9E2F3"/>
-          </w:tcPr>
-          <w:p>
-            <w:pPr>
-              <w:jc w:val="center"/>
-            </w:pPr>
-            <w:r/>
-            <w:r>
-              <w:rPr>
-                <w:rFonts w:ascii="Arial" w:hAnsi="Arial"/>
-                <w:b/>
-                <w:sz w:val="16"/>
-              </w:rPr>
-              <w:t>Note</w:t>
+            <w:shd w:val="clear" w:color="auto" w:fill="D9D9D9"/>
+          </w:tcPr>
+          <w:p>
+            <w:r/>
+            <w:r>
+              <w:rPr>
+                <w:rFonts w:ascii="Verdana" w:hAnsi="Verdana"/>
+                <w:b w:val="0"/>
+                <w:sz w:val="16"/>
+              </w:rPr>
+              <w:t>NOTA</w:t>
             </w:r>
           </w:p>
         </w:tc>
@@ -6124,7 +6140,7 @@
             <w:r/>
             <w:r>
               <w:rPr>
-                <w:rFonts w:ascii="Arial" w:hAnsi="Arial"/>
+                <w:rFonts w:ascii="Verdana" w:hAnsi="Verdana"/>
                 <w:b w:val="0"/>
                 <w:sz w:val="16"/>
               </w:rPr>
@@ -6140,7 +6156,7 @@
             <w:r/>
             <w:r>
               <w:rPr>
-                <w:rFonts w:ascii="Arial" w:hAnsi="Arial"/>
+                <w:rFonts w:ascii="Verdana" w:hAnsi="Verdana"/>
                 <w:b w:val="0"/>
                 <w:sz w:val="16"/>
               </w:rPr>
@@ -6156,7 +6172,7 @@
             <w:r/>
             <w:r>
               <w:rPr>
-                <w:rFonts w:ascii="Arial" w:hAnsi="Arial"/>
+                <w:rFonts w:ascii="Verdana" w:hAnsi="Verdana"/>
                 <w:b w:val="0"/>
                 <w:sz w:val="16"/>
               </w:rPr>
@@ -6173,7 +6189,7 @@
             <w:r/>
             <w:r>
               <w:rPr>
-                <w:rFonts w:ascii="Arial" w:hAnsi="Arial"/>
+                <w:rFonts w:ascii="Verdana" w:hAnsi="Verdana"/>
                 <w:b w:val="0"/>
                 <w:sz w:val="16"/>
               </w:rPr>
@@ -6189,7 +6205,7 @@
             <w:r/>
             <w:r>
               <w:rPr>
-                <w:rFonts w:ascii="Arial" w:hAnsi="Arial"/>
+                <w:rFonts w:ascii="Verdana" w:hAnsi="Verdana"/>
                 <w:b w:val="0"/>
                 <w:sz w:val="16"/>
               </w:rPr>
@@ -6205,7 +6221,7 @@
             <w:r/>
             <w:r>
               <w:rPr>
-                <w:rFonts w:ascii="Arial" w:hAnsi="Arial"/>
+                <w:rFonts w:ascii="Verdana" w:hAnsi="Verdana"/>
                 <w:b w:val="0"/>
                 <w:sz w:val="16"/>
               </w:rPr>
@@ -6222,7 +6238,7 @@
             <w:r/>
             <w:r>
               <w:rPr>
-                <w:rFonts w:ascii="Arial" w:hAnsi="Arial"/>
+                <w:rFonts w:ascii="Verdana" w:hAnsi="Verdana"/>
                 <w:b w:val="0"/>
                 <w:sz w:val="16"/>
               </w:rPr>
@@ -6238,7 +6254,7 @@
             <w:r/>
             <w:r>
               <w:rPr>
-                <w:rFonts w:ascii="Arial" w:hAnsi="Arial"/>
+                <w:rFonts w:ascii="Verdana" w:hAnsi="Verdana"/>
                 <w:b w:val="0"/>
                 <w:sz w:val="16"/>
               </w:rPr>
@@ -6254,7 +6270,7 @@
             <w:r/>
             <w:r>
               <w:rPr>
-                <w:rFonts w:ascii="Arial" w:hAnsi="Arial"/>
+                <w:rFonts w:ascii="Verdana" w:hAnsi="Verdana"/>
                 <w:b w:val="0"/>
                 <w:sz w:val="16"/>
               </w:rPr>
@@ -6271,7 +6287,7 @@
             <w:r/>
             <w:r>
               <w:rPr>
-                <w:rFonts w:ascii="Arial" w:hAnsi="Arial"/>
+                <w:rFonts w:ascii="Verdana" w:hAnsi="Verdana"/>
                 <w:b w:val="0"/>
                 <w:sz w:val="16"/>
               </w:rPr>
@@ -6287,7 +6303,7 @@
             <w:r/>
             <w:r>
               <w:rPr>
-                <w:rFonts w:ascii="Arial" w:hAnsi="Arial"/>
+                <w:rFonts w:ascii="Verdana" w:hAnsi="Verdana"/>
                 <w:b w:val="0"/>
                 <w:sz w:val="16"/>
               </w:rPr>
@@ -6303,7 +6319,7 @@
             <w:r/>
             <w:r>
               <w:rPr>
-                <w:rFonts w:ascii="Arial" w:hAnsi="Arial"/>
+                <w:rFonts w:ascii="Verdana" w:hAnsi="Verdana"/>
                 <w:b w:val="0"/>
                 <w:sz w:val="16"/>
               </w:rPr>
@@ -6320,7 +6336,7 @@
             <w:r/>
             <w:r>
               <w:rPr>
-                <w:rFonts w:ascii="Arial" w:hAnsi="Arial"/>
+                <w:rFonts w:ascii="Verdana" w:hAnsi="Verdana"/>
                 <w:b w:val="0"/>
                 <w:sz w:val="16"/>
               </w:rPr>
@@ -6336,7 +6352,7 @@
             <w:r/>
             <w:r>
               <w:rPr>
-                <w:rFonts w:ascii="Arial" w:hAnsi="Arial"/>
+                <w:rFonts w:ascii="Verdana" w:hAnsi="Verdana"/>
                 <w:b w:val="0"/>
                 <w:sz w:val="16"/>
               </w:rPr>
@@ -6352,7 +6368,7 @@
             <w:r/>
             <w:r>
               <w:rPr>
-                <w:rFonts w:ascii="Arial" w:hAnsi="Arial"/>
+                <w:rFonts w:ascii="Verdana" w:hAnsi="Verdana"/>
                 <w:b w:val="0"/>
                 <w:sz w:val="16"/>
               </w:rPr>
@@ -6369,7 +6385,7 @@
             <w:r/>
             <w:r>
               <w:rPr>
-                <w:rFonts w:ascii="Arial" w:hAnsi="Arial"/>
+                <w:rFonts w:ascii="Verdana" w:hAnsi="Verdana"/>
                 <w:b w:val="0"/>
                 <w:sz w:val="16"/>
               </w:rPr>
@@ -6385,7 +6401,7 @@
             <w:r/>
             <w:r>
               <w:rPr>
-                <w:rFonts w:ascii="Arial" w:hAnsi="Arial"/>
+                <w:rFonts w:ascii="Verdana" w:hAnsi="Verdana"/>
                 <w:b w:val="0"/>
                 <w:sz w:val="16"/>
               </w:rPr>
@@ -6401,7 +6417,7 @@
             <w:r/>
             <w:r>
               <w:rPr>
-                <w:rFonts w:ascii="Arial" w:hAnsi="Arial"/>
+                <w:rFonts w:ascii="Verdana" w:hAnsi="Verdana"/>
                 <w:b w:val="0"/>
                 <w:sz w:val="16"/>
               </w:rPr>
@@ -6418,7 +6434,7 @@
             <w:r/>
             <w:r>
               <w:rPr>
-                <w:rFonts w:ascii="Arial" w:hAnsi="Arial"/>
+                <w:rFonts w:ascii="Verdana" w:hAnsi="Verdana"/>
                 <w:b w:val="0"/>
                 <w:sz w:val="16"/>
               </w:rPr>
@@ -6434,7 +6450,7 @@
             <w:r/>
             <w:r>
               <w:rPr>
-                <w:rFonts w:ascii="Arial" w:hAnsi="Arial"/>
+                <w:rFonts w:ascii="Verdana" w:hAnsi="Verdana"/>
                 <w:b w:val="0"/>
                 <w:sz w:val="16"/>
               </w:rPr>
@@ -6450,7 +6466,7 @@
             <w:r/>
             <w:r>
               <w:rPr>
-                <w:rFonts w:ascii="Arial" w:hAnsi="Arial"/>
+                <w:rFonts w:ascii="Verdana" w:hAnsi="Verdana"/>
                 <w:b w:val="0"/>
                 <w:sz w:val="16"/>
               </w:rPr>
@@ -6467,7 +6483,7 @@
             <w:r/>
             <w:r>
               <w:rPr>
-                <w:rFonts w:ascii="Arial" w:hAnsi="Arial"/>
+                <w:rFonts w:ascii="Verdana" w:hAnsi="Verdana"/>
                 <w:b w:val="0"/>
                 <w:sz w:val="16"/>
               </w:rPr>
@@ -6483,7 +6499,7 @@
             <w:r/>
             <w:r>
               <w:rPr>
-                <w:rFonts w:ascii="Arial" w:hAnsi="Arial"/>
+                <w:rFonts w:ascii="Verdana" w:hAnsi="Verdana"/>
                 <w:b w:val="0"/>
                 <w:sz w:val="16"/>
               </w:rPr>
@@ -6499,7 +6515,7 @@
             <w:r/>
             <w:r>
               <w:rPr>
-                <w:rFonts w:ascii="Arial" w:hAnsi="Arial"/>
+                <w:rFonts w:ascii="Verdana" w:hAnsi="Verdana"/>
                 <w:b w:val="0"/>
                 <w:sz w:val="16"/>
               </w:rPr>
@@ -6516,7 +6532,7 @@
             <w:r/>
             <w:r>
               <w:rPr>
-                <w:rFonts w:ascii="Arial" w:hAnsi="Arial"/>
+                <w:rFonts w:ascii="Verdana" w:hAnsi="Verdana"/>
                 <w:b w:val="0"/>
                 <w:sz w:val="16"/>
               </w:rPr>
@@ -6532,7 +6548,7 @@
             <w:r/>
             <w:r>
               <w:rPr>
-                <w:rFonts w:ascii="Arial" w:hAnsi="Arial"/>
+                <w:rFonts w:ascii="Verdana" w:hAnsi="Verdana"/>
                 <w:b w:val="0"/>
                 <w:sz w:val="16"/>
               </w:rPr>
@@ -6548,7 +6564,7 @@
             <w:r/>
             <w:r>
               <w:rPr>
-                <w:rFonts w:ascii="Arial" w:hAnsi="Arial"/>
+                <w:rFonts w:ascii="Verdana" w:hAnsi="Verdana"/>
                 <w:b w:val="0"/>
                 <w:sz w:val="16"/>
               </w:rPr>
@@ -6565,7 +6581,7 @@
             <w:r/>
             <w:r>
               <w:rPr>
-                <w:rFonts w:ascii="Arial" w:hAnsi="Arial"/>
+                <w:rFonts w:ascii="Verdana" w:hAnsi="Verdana"/>
                 <w:b w:val="0"/>
                 <w:sz w:val="16"/>
               </w:rPr>
@@ -6581,7 +6597,7 @@
             <w:r/>
             <w:r>
               <w:rPr>
-                <w:rFonts w:ascii="Arial" w:hAnsi="Arial"/>
+                <w:rFonts w:ascii="Verdana" w:hAnsi="Verdana"/>
                 <w:b w:val="0"/>
                 <w:sz w:val="16"/>
               </w:rPr>
@@ -6597,7 +6613,7 @@
             <w:r/>
             <w:r>
               <w:rPr>
-                <w:rFonts w:ascii="Arial" w:hAnsi="Arial"/>
+                <w:rFonts w:ascii="Verdana" w:hAnsi="Verdana"/>
                 <w:b w:val="0"/>
                 <w:sz w:val="16"/>
               </w:rPr>
@@ -6614,7 +6630,7 @@
             <w:r/>
             <w:r>
               <w:rPr>
-                <w:rFonts w:ascii="Arial" w:hAnsi="Arial"/>
+                <w:rFonts w:ascii="Verdana" w:hAnsi="Verdana"/>
                 <w:b w:val="0"/>
                 <w:sz w:val="16"/>
               </w:rPr>
@@ -6630,7 +6646,7 @@
             <w:r/>
             <w:r>
               <w:rPr>
-                <w:rFonts w:ascii="Arial" w:hAnsi="Arial"/>
+                <w:rFonts w:ascii="Verdana" w:hAnsi="Verdana"/>
                 <w:b w:val="0"/>
                 <w:sz w:val="16"/>
               </w:rPr>
@@ -6646,7 +6662,7 @@
             <w:r/>
             <w:r>
               <w:rPr>
-                <w:rFonts w:ascii="Arial" w:hAnsi="Arial"/>
+                <w:rFonts w:ascii="Verdana" w:hAnsi="Verdana"/>
                 <w:b w:val="0"/>
                 <w:sz w:val="16"/>
               </w:rPr>
@@ -6663,7 +6679,7 @@
             <w:r/>
             <w:r>
               <w:rPr>
-                <w:rFonts w:ascii="Arial" w:hAnsi="Arial"/>
+                <w:rFonts w:ascii="Verdana" w:hAnsi="Verdana"/>
                 <w:b w:val="0"/>
                 <w:sz w:val="16"/>
               </w:rPr>
@@ -6679,7 +6695,7 @@
             <w:r/>
             <w:r>
               <w:rPr>
-                <w:rFonts w:ascii="Arial" w:hAnsi="Arial"/>
+                <w:rFonts w:ascii="Verdana" w:hAnsi="Verdana"/>
                 <w:b w:val="0"/>
                 <w:sz w:val="16"/>
               </w:rPr>
@@ -6695,7 +6711,7 @@
             <w:r/>
             <w:r>
               <w:rPr>
-                <w:rFonts w:ascii="Arial" w:hAnsi="Arial"/>
+                <w:rFonts w:ascii="Verdana" w:hAnsi="Verdana"/>
                 <w:b w:val="0"/>
                 <w:sz w:val="16"/>
               </w:rPr>
@@ -6712,7 +6728,7 @@
             <w:r/>
             <w:r>
               <w:rPr>
-                <w:rFonts w:ascii="Arial" w:hAnsi="Arial"/>
+                <w:rFonts w:ascii="Verdana" w:hAnsi="Verdana"/>
                 <w:b w:val="0"/>
                 <w:sz w:val="16"/>
               </w:rPr>
@@ -6728,7 +6744,7 @@
             <w:r/>
             <w:r>
               <w:rPr>
-                <w:rFonts w:ascii="Arial" w:hAnsi="Arial"/>
+                <w:rFonts w:ascii="Verdana" w:hAnsi="Verdana"/>
                 <w:b w:val="0"/>
                 <w:sz w:val="16"/>
               </w:rPr>
@@ -6744,7 +6760,7 @@
             <w:r/>
             <w:r>
               <w:rPr>
-                <w:rFonts w:ascii="Arial" w:hAnsi="Arial"/>
+                <w:rFonts w:ascii="Verdana" w:hAnsi="Verdana"/>
                 <w:b w:val="0"/>
                 <w:sz w:val="16"/>
               </w:rPr>
@@ -6761,7 +6777,7 @@
             <w:r/>
             <w:r>
               <w:rPr>
-                <w:rFonts w:ascii="Arial" w:hAnsi="Arial"/>
+                <w:rFonts w:ascii="Verdana" w:hAnsi="Verdana"/>
                 <w:b w:val="0"/>
                 <w:sz w:val="16"/>
               </w:rPr>
@@ -6777,7 +6793,7 @@
             <w:r/>
             <w:r>
               <w:rPr>
-                <w:rFonts w:ascii="Arial" w:hAnsi="Arial"/>
+                <w:rFonts w:ascii="Verdana" w:hAnsi="Verdana"/>
                 <w:b w:val="0"/>
                 <w:sz w:val="16"/>
               </w:rPr>
@@ -6793,7 +6809,7 @@
             <w:r/>
             <w:r>
               <w:rPr>
-                <w:rFonts w:ascii="Arial" w:hAnsi="Arial"/>
+                <w:rFonts w:ascii="Verdana" w:hAnsi="Verdana"/>
                 <w:b w:val="0"/>
                 <w:sz w:val="16"/>
               </w:rPr>
@@ -6810,7 +6826,7 @@
             <w:r/>
             <w:r>
               <w:rPr>
-                <w:rFonts w:ascii="Arial" w:hAnsi="Arial"/>
+                <w:rFonts w:ascii="Verdana" w:hAnsi="Verdana"/>
                 <w:b w:val="0"/>
                 <w:sz w:val="16"/>
               </w:rPr>
@@ -6826,7 +6842,7 @@
             <w:r/>
             <w:r>
               <w:rPr>
-                <w:rFonts w:ascii="Arial" w:hAnsi="Arial"/>
+                <w:rFonts w:ascii="Verdana" w:hAnsi="Verdana"/>
                 <w:b w:val="0"/>
                 <w:sz w:val="16"/>
               </w:rPr>
@@ -6842,7 +6858,7 @@
             <w:r/>
             <w:r>
               <w:rPr>
-                <w:rFonts w:ascii="Arial" w:hAnsi="Arial"/>
+                <w:rFonts w:ascii="Verdana" w:hAnsi="Verdana"/>
                 <w:b w:val="0"/>
                 <w:sz w:val="16"/>
               </w:rPr>
@@ -6859,7 +6875,7 @@
             <w:r/>
             <w:r>
               <w:rPr>
-                <w:rFonts w:ascii="Arial" w:hAnsi="Arial"/>
+                <w:rFonts w:ascii="Verdana" w:hAnsi="Verdana"/>
                 <w:b w:val="0"/>
                 <w:sz w:val="16"/>
               </w:rPr>
@@ -6875,7 +6891,7 @@
             <w:r/>
             <w:r>
               <w:rPr>
-                <w:rFonts w:ascii="Arial" w:hAnsi="Arial"/>
+                <w:rFonts w:ascii="Verdana" w:hAnsi="Verdana"/>
                 <w:b w:val="0"/>
                 <w:sz w:val="16"/>
               </w:rPr>
@@ -6891,7 +6907,7 @@
             <w:r/>
             <w:r>
               <w:rPr>
-                <w:rFonts w:ascii="Arial" w:hAnsi="Arial"/>
+                <w:rFonts w:ascii="Verdana" w:hAnsi="Verdana"/>
                 <w:b w:val="0"/>
                 <w:sz w:val="16"/>
               </w:rPr>
@@ -6908,7 +6924,7 @@
             <w:r/>
             <w:r>
               <w:rPr>
-                <w:rFonts w:ascii="Arial" w:hAnsi="Arial"/>
+                <w:rFonts w:ascii="Verdana" w:hAnsi="Verdana"/>
                 <w:b w:val="0"/>
                 <w:sz w:val="16"/>
               </w:rPr>
@@ -6924,7 +6940,7 @@
             <w:r/>
             <w:r>
               <w:rPr>
-                <w:rFonts w:ascii="Arial" w:hAnsi="Arial"/>
+                <w:rFonts w:ascii="Verdana" w:hAnsi="Verdana"/>
                 <w:b w:val="0"/>
                 <w:sz w:val="16"/>
               </w:rPr>
@@ -6940,7 +6956,7 @@
             <w:r/>
             <w:r>
               <w:rPr>
-                <w:rFonts w:ascii="Arial" w:hAnsi="Arial"/>
+                <w:rFonts w:ascii="Verdana" w:hAnsi="Verdana"/>
                 <w:b w:val="0"/>
                 <w:sz w:val="16"/>
               </w:rPr>
@@ -6957,7 +6973,7 @@
             <w:r/>
             <w:r>
               <w:rPr>
-                <w:rFonts w:ascii="Arial" w:hAnsi="Arial"/>
+                <w:rFonts w:ascii="Verdana" w:hAnsi="Verdana"/>
                 <w:b w:val="0"/>
                 <w:sz w:val="16"/>
               </w:rPr>
@@ -6973,7 +6989,7 @@
             <w:r/>
             <w:r>
               <w:rPr>
-                <w:rFonts w:ascii="Arial" w:hAnsi="Arial"/>
+                <w:rFonts w:ascii="Verdana" w:hAnsi="Verdana"/>
                 <w:b w:val="0"/>
                 <w:sz w:val="16"/>
               </w:rPr>
@@ -6989,7 +7005,7 @@
             <w:r/>
             <w:r>
               <w:rPr>
-                <w:rFonts w:ascii="Arial" w:hAnsi="Arial"/>
+                <w:rFonts w:ascii="Verdana" w:hAnsi="Verdana"/>
                 <w:b w:val="0"/>
                 <w:sz w:val="16"/>
               </w:rPr>
@@ -7006,7 +7022,7 @@
             <w:r/>
             <w:r>
               <w:rPr>
-                <w:rFonts w:ascii="Arial" w:hAnsi="Arial"/>
+                <w:rFonts w:ascii="Verdana" w:hAnsi="Verdana"/>
                 <w:b w:val="0"/>
                 <w:sz w:val="16"/>
               </w:rPr>
@@ -7022,7 +7038,7 @@
             <w:r/>
             <w:r>
               <w:rPr>
-                <w:rFonts w:ascii="Arial" w:hAnsi="Arial"/>
+                <w:rFonts w:ascii="Verdana" w:hAnsi="Verdana"/>
                 <w:b w:val="0"/>
                 <w:sz w:val="16"/>
               </w:rPr>
@@ -7038,7 +7054,7 @@
             <w:r/>
             <w:r>
               <w:rPr>
-                <w:rFonts w:ascii="Arial" w:hAnsi="Arial"/>
+                <w:rFonts w:ascii="Verdana" w:hAnsi="Verdana"/>
                 <w:b w:val="0"/>
                 <w:sz w:val="16"/>
               </w:rPr>

--- a/docx/es/BUFRCREX_CodeFlag_es_11.docx
+++ b/docx/es/BUFRCREX_CodeFlag_es_11.docx
@@ -22,7 +22,7 @@
           <w:b/>
           <w:sz w:val="18"/>
         </w:rPr>
-        <w:t>011030  Grado de turbulencia ampliado</w:t>
+        <w:t>0 11 030  Grado de turbulencia ampliado</w:t>
       </w:r>
     </w:p>
     <w:tbl>
@@ -1807,7 +1807,7 @@
           <w:b/>
           <w:sz w:val="18"/>
         </w:rPr>
-        <w:t>011031  Grado de turbulencia</w:t>
+        <w:t>0 11 031  Grado de turbulencia</w:t>
       </w:r>
     </w:p>
     <w:tbl>
@@ -2952,7 +2952,7 @@
           <w:b/>
           <w:sz w:val="18"/>
         </w:rPr>
-        <w:t>011037  Índice de turbulencia</w:t>
+        <w:t>0 11 037  Índice de turbulencia</w:t>
       </w:r>
     </w:p>
     <w:tbl>
@@ -5076,7 +5076,7 @@
           <w:b/>
           <w:sz w:val="18"/>
         </w:rPr>
-        <w:t>011038  Hora a la que se produce la máxima tasa de disipación de los remolinos</w:t>
+        <w:t>0 11 038  Hora a la que se produce la máxima tasa de disipación de los remolinos</w:t>
       </w:r>
     </w:p>
     <w:tbl>
@@ -6049,7 +6049,7 @@
           <w:b/>
           <w:sz w:val="18"/>
         </w:rPr>
-        <w:t>011039  Hora ampliada a la que se produce la máxima tasa de disipación de los remolinos</w:t>
+        <w:t>0 11 039  Hora ampliada a la que se produce la máxima tasa de disipación de los remolinos</w:t>
       </w:r>
     </w:p>
     <w:tbl>

--- a/docx/es/BUFRCREX_CodeFlag_es_11.docx
+++ b/docx/es/BUFRCREX_CodeFlag_es_11.docx
@@ -13,6 +13,496 @@
           <w:sz w:val="22"/>
         </w:rPr>
         <w:t>Clase 11</w:t>
+      </w:r>
+    </w:p>
+    <w:p>
+      <w:r>
+        <w:rPr>
+          <w:rFonts w:ascii="Verdana" w:hAnsi="Verdana"/>
+          <w:i/>
+          <w:sz w:val="14"/>
+        </w:rPr>
+        <w:t>Note 2: Los términos “despejado” y “cubierto” se cifran con 0 y 8, respectivamente.</w:t>
+      </w:r>
+    </w:p>
+    <w:p>
+      <w:r>
+        <w:rPr>
+          <w:rFonts w:ascii="Verdana" w:hAnsi="Verdana"/>
+          <w:i/>
+          <w:sz w:val="14"/>
+        </w:rPr>
+        <w:t>Note 5: 0 es satisfactorio, 1 es insatisfactorio</w:t>
+      </w:r>
+    </w:p>
+    <w:p>
+      <w:r>
+        <w:rPr>
+          <w:rFonts w:ascii="Verdana" w:hAnsi="Verdana"/>
+          <w:i/>
+          <w:sz w:val="14"/>
+        </w:rPr>
+        <w:t>Note 6: Véase la Tabla de cifrado común C–1, Parte C/c.</w:t>
+      </w:r>
+    </w:p>
+    <w:p>
+      <w:r>
+        <w:rPr>
+          <w:rFonts w:ascii="Verdana" w:hAnsi="Verdana"/>
+          <w:i/>
+          <w:sz w:val="14"/>
+        </w:rPr>
+        <w:t>Note 7: Véase la Tabla de cifrado común C–2, Parte C/c.</w:t>
+      </w:r>
+    </w:p>
+    <w:p>
+      <w:r>
+        <w:rPr>
+          <w:rFonts w:ascii="Verdana" w:hAnsi="Verdana"/>
+          <w:i/>
+          <w:sz w:val="14"/>
+        </w:rPr>
+        <w:t>Note 8: Véase la Tabla de cifrado común C–3</w:t>
+      </w:r>
+    </w:p>
+    <w:p>
+      <w:r>
+        <w:rPr>
+          <w:rFonts w:ascii="Verdana" w:hAnsi="Verdana"/>
+          <w:i/>
+          <w:sz w:val="14"/>
+        </w:rPr>
+        <w:t>Note 9: Véase la Tabla de cifrado común C–4</w:t>
+      </w:r>
+    </w:p>
+    <w:p>
+      <w:r>
+        <w:rPr>
+          <w:rFonts w:ascii="Verdana" w:hAnsi="Verdana"/>
+          <w:i/>
+          <w:sz w:val="14"/>
+        </w:rPr>
+        <w:t>Note 10: Véase la Tabla de cifrado común C–5, Parte C/c.</w:t>
+      </w:r>
+    </w:p>
+    <w:p>
+      <w:r>
+        <w:rPr>
+          <w:rFonts w:ascii="Verdana" w:hAnsi="Verdana"/>
+          <w:i/>
+          <w:sz w:val="14"/>
+        </w:rPr>
+        <w:t>Note 11: Véase la Tabla de cifrado común C–7, Parte C/c.</w:t>
+      </w:r>
+    </w:p>
+    <w:p>
+      <w:r>
+        <w:rPr>
+          <w:rFonts w:ascii="Verdana" w:hAnsi="Verdana"/>
+          <w:i/>
+          <w:sz w:val="14"/>
+        </w:rPr>
+        <w:t>Note 12: Véase la Tabla de cifrado común C–8, Parte C/c.</w:t>
+      </w:r>
+    </w:p>
+    <w:p>
+      <w:r>
+        <w:rPr>
+          <w:rFonts w:ascii="Verdana" w:hAnsi="Verdana"/>
+          <w:i/>
+          <w:sz w:val="14"/>
+        </w:rPr>
+        <w:t>Note 14: Será definida por los propios centros — Véase la Tabla de cifrado común C-12, Parte C/c.</w:t>
+      </w:r>
+    </w:p>
+    <w:p>
+      <w:r>
+        <w:rPr>
+          <w:rFonts w:ascii="Verdana" w:hAnsi="Verdana"/>
+          <w:i/>
+          <w:sz w:val="14"/>
+        </w:rPr>
+        <w:t>Note 15: Se elaborará.</w:t>
+      </w:r>
+    </w:p>
+    <w:p>
+      <w:r>
+        <w:rPr>
+          <w:rFonts w:ascii="Verdana" w:hAnsi="Verdana"/>
+          <w:i/>
+          <w:sz w:val="14"/>
+        </w:rPr>
+        <w:t>Note 16: Una secuencia consecutiva de dos o más coordenadas de posición, tales como los pares de latitud y longitud, define una línea o un polígono. Los puntos deberán unirse entre sí en el mismo orden en que aparecen en el mensaje. Toda área descrita estará situada a la izquierda del límite trazado en la dirección establecida por el orden de los puntos dado en el mensaje. Esta definición se aplica a polígonos simples que no se intersecan y no presentan huecos.</w:t>
+      </w:r>
+    </w:p>
+    <w:p>
+      <w:r>
+        <w:rPr>
+          <w:rFonts w:ascii="Verdana" w:hAnsi="Verdana"/>
+          <w:i/>
+          <w:sz w:val="14"/>
+        </w:rPr>
+        <w:t>Note 17: Si todos los bits indican 0, eso significa una buena calibración.</w:t>
+      </w:r>
+    </w:p>
+    <w:p>
+      <w:r>
+        <w:rPr>
+          <w:rFonts w:ascii="Verdana" w:hAnsi="Verdana"/>
+          <w:i/>
+          <w:sz w:val="14"/>
+        </w:rPr>
+        <w:t>Note 18: Todas las estadísticas de primer orden están expresadas en las unidades definidas por los descriptores de datos originales.</w:t>
+      </w:r>
+    </w:p>
+    <w:p>
+      <w:r>
+        <w:rPr>
+          <w:rFonts w:ascii="Verdana" w:hAnsi="Verdana"/>
+          <w:i/>
+          <w:sz w:val="14"/>
+        </w:rPr>
+        <w:t>Note 19: Se utilizará inicialmente la significación del campo asociado (adicional) en relación con la calidad de los datos observados.</w:t>
+      </w:r>
+    </w:p>
+    <w:p>
+      <w:r>
+        <w:rPr>
+          <w:rFonts w:ascii="Verdana" w:hAnsi="Verdana"/>
+          <w:i/>
+          <w:sz w:val="14"/>
+        </w:rPr>
+        <w:t>Note 21: Comenzando por la posición del primer bit (bit más significativo), si el bit se fija en uno, entonces el canal es utilizado. Si el bit se fija en cero, entonces el canal no es utilizado.</w:t>
+      </w:r>
+    </w:p>
+    <w:p>
+      <w:r>
+        <w:rPr>
+          <w:rFonts w:ascii="Verdana" w:hAnsi="Verdana"/>
+          <w:i/>
+          <w:sz w:val="14"/>
+        </w:rPr>
+        <w:t>Note 22: Banderines de bit que indican los elementos incluidos en el proceso de datos de sondeo</w:t>
+      </w:r>
+    </w:p>
+    <w:p>
+      <w:r>
+        <w:rPr>
+          <w:rFonts w:ascii="Verdana" w:hAnsi="Verdana"/>
+          <w:i/>
+          <w:sz w:val="14"/>
+        </w:rPr>
+        <w:t>Note 23: Cifras de clave 1 a 9: duración y tiempo de la medición de la corriente (método vectorial o método Doppler de perfil de corriente).</w:t>
+      </w:r>
+    </w:p>
+    <w:p>
+      <w:r>
+        <w:rPr>
+          <w:rFonts w:ascii="Verdana" w:hAnsi="Verdana"/>
+          <w:i/>
+          <w:sz w:val="14"/>
+        </w:rPr>
+        <w:t>Note 24: Los bits 1 a 4 representan la clave de defectos horarios. Si todos los bits indican 0, eso significa que la hora de barrido corresponde a la prevista.</w:t>
+      </w:r>
+    </w:p>
+    <w:p>
+      <w:r>
+        <w:rPr>
+          <w:rFonts w:ascii="Verdana" w:hAnsi="Verdana"/>
+          <w:i/>
+          <w:sz w:val="14"/>
+        </w:rPr>
+        <w:t>Note 25: Los bits 11 a 17 representan la clave de problemas de localización geográfica. Si todos los bits indican 0, eso significa que la localización geográfica ha sido normal.</w:t>
+      </w:r>
+    </w:p>
+    <w:p>
+      <w:r>
+        <w:rPr>
+          <w:rFonts w:ascii="Verdana" w:hAnsi="Verdana"/>
+          <w:i/>
+          <w:sz w:val="14"/>
+        </w:rPr>
+        <w:t>Note 27: Bits 5-10 represent calibration problem code. All bits set to zero indicated normal calibration. Where any of bits 5, 7, 10 are set, secondary calibration coefficients have been used.</w:t>
+      </w:r>
+    </w:p>
+    <w:p>
+      <w:r>
+        <w:rPr>
+          <w:rFonts w:ascii="Verdana" w:hAnsi="Verdana"/>
+          <w:i/>
+          <w:sz w:val="14"/>
+        </w:rPr>
+        <w:t>Note 32: Cifras de clave 1 a 9: duración y tiempo de la medición de la corriente (método vectorial o método Doppler de perfil de corriente)."</w:t>
+      </w:r>
+    </w:p>
+    <w:p>
+      <w:r>
+        <w:rPr>
+          <w:rFonts w:ascii="Verdana" w:hAnsi="Verdana"/>
+          <w:i/>
+          <w:sz w:val="14"/>
+        </w:rPr>
+        <w:t>Note 33: Cifras de clave 11 a 19: período de medición de la corriente (método de deriva).</w:t>
+      </w:r>
+    </w:p>
+    <w:p>
+      <w:r>
+        <w:rPr>
+          <w:rFonts w:ascii="Verdana" w:hAnsi="Verdana"/>
+          <w:i/>
+          <w:sz w:val="14"/>
+        </w:rPr>
+        <w:t>Note 34: Las cifras de clave que indican la precipitación genérica (cifras de clave 140–148) están dispuestas en orden de complejidad creciente. Por ejemplo: una estación muy sencilla que tan solo puede determinar la presencia o ausencia de precipitación utilizará la cifra de clave 140 (precipitación). En el siguiente nivel, una estación automática capaz de captar la cantidad pero no el tipo de precipitación utilizará la cifra de clave 141 o 142. Una estación automática capaz de captar el tipo de precipitación (líquida, sólida, engelante) y la cantidad en líneas generales, utilizará las cifras de clave 143–148. Una estación automática capaz de comunicar tipos reales de precipitación (por ejemplo, llovizna o lluvia) pero no su cantidad, utilizará la correspondiente decena (por ejemplo, 150 para llovizna en general y 160 para lluvia en general).</w:t>
+      </w:r>
+    </w:p>
+    <w:p>
+      <w:r>
+        <w:rPr>
+          <w:rFonts w:ascii="Verdana" w:hAnsi="Verdana"/>
+          <w:i/>
+          <w:sz w:val="14"/>
+        </w:rPr>
+        <w:t>Note 35: El descriptor 0 25 009 ha dejado de utilizarse. Utilícese en su lugar el descriptor 0 25 029.</w:t>
+      </w:r>
+    </w:p>
+    <w:p>
+      <w:r>
+        <w:rPr>
+          <w:rFonts w:ascii="Verdana" w:hAnsi="Verdana"/>
+          <w:i/>
+          <w:sz w:val="14"/>
+        </w:rPr>
+        <w:t>Note 36: Las estadísticas de diferencia son valores de diferencia; sus dimensiones son iguales a las de los valores correspondientes comunicados con respecto a unidades, pero con una gama centrada en cero (por ejemplo, diferencia entre valores comunicados y analizados, diferencia entre valores comunicados y previstos, etc.).</w:t>
+      </w:r>
+    </w:p>
+    <w:p>
+      <w:r>
+        <w:rPr>
+          <w:rFonts w:ascii="Verdana" w:hAnsi="Verdana"/>
+          <w:i/>
+          <w:sz w:val="14"/>
+        </w:rPr>
+        <w:t>Note 39: El EPSG es un conjunto de datos de sistemas de coordenadas y transformaciones de sistemas de coordenadas, elaborado y mantenido inicialmente por el Grupo Europeo de Encuestas sobre el Petróleo (EPSG). En la actualidad lo mantiene el Subcomité de Geodesia de la International Association of Oil and Gas Producers Geomatics Committee.</w:t>
+      </w:r>
+    </w:p>
+    <w:p>
+      <w:r>
+        <w:rPr>
+          <w:rFonts w:ascii="Verdana" w:hAnsi="Verdana"/>
+          <w:i/>
+          <w:sz w:val="14"/>
+        </w:rPr>
+        <w:t>Note 42: Se elaborarán aplicaciones ulteriores.</w:t>
+      </w:r>
+    </w:p>
+    <w:p>
+      <w:r>
+        <w:rPr>
+          <w:rFonts w:ascii="Verdana" w:hAnsi="Verdana"/>
+          <w:i/>
+          <w:sz w:val="14"/>
+        </w:rPr>
+        <w:t>Note 43: Los términos genéricos para las condiciones meteorológicas (por ejemplo, niebla, llovizna) se destinan a las estaciones automáticas que pueden determinar tipos de tiempo, pero no dar más información. Los términos genéricos de la tabla de cifrado se indican mediante mayúsculas.</w:t>
+      </w:r>
+    </w:p>
+    <w:p>
+      <w:r>
+        <w:rPr>
+          <w:rFonts w:ascii="Verdana" w:hAnsi="Verdana"/>
+          <w:i/>
+          <w:sz w:val="14"/>
+        </w:rPr>
+        <w:t>Note 45: H = hora de observación.</w:t>
+      </w:r>
+    </w:p>
+    <w:p>
+      <w:r>
+        <w:rPr>
+          <w:rFonts w:ascii="Verdana" w:hAnsi="Verdana"/>
+          <w:i/>
+          <w:sz w:val="14"/>
+        </w:rPr>
+        <w:t>Note 49: Si todos los bits indican 0, eso significa una buena calibración.</w:t>
+      </w:r>
+    </w:p>
+    <w:p>
+      <w:r>
+        <w:rPr>
+          <w:rFonts w:ascii="Verdana" w:hAnsi="Verdana"/>
+          <w:i/>
+          <w:sz w:val="14"/>
+        </w:rPr>
+        <w:t>Note 50: En todos los casos, se indicarán las cifras de clave más altas aplicables.</w:t>
+      </w:r>
+    </w:p>
+    <w:p>
+      <w:r>
+        <w:rPr>
+          <w:rFonts w:ascii="Verdana" w:hAnsi="Verdana"/>
+          <w:i/>
+          <w:sz w:val="14"/>
+        </w:rPr>
+        <w:t>Note 54: En esta tabla de cifrado, siempre que se haga referencia al hielo, se incluye también toda precipitación sólida que no sea nieve.</w:t>
+      </w:r>
+    </w:p>
+    <w:p>
+      <w:r>
+        <w:rPr>
+          <w:rFonts w:ascii="Verdana" w:hAnsi="Verdana"/>
+          <w:i/>
+          <w:sz w:val="14"/>
+        </w:rPr>
+        <w:t>Note 57: La precipitación combinada se indica fijando en uno los bits de cada uno de los tipos de precipitación observados.</w:t>
+      </w:r>
+    </w:p>
+    <w:p>
+      <w:r>
+        <w:rPr>
+          <w:rFonts w:ascii="Verdana" w:hAnsi="Verdana"/>
+          <w:i/>
+          <w:sz w:val="14"/>
+        </w:rPr>
+        <w:t>Note 59: En caso necesario se agregarán nuevos nombres locales para las tormentas de distintas intensidades.</w:t>
+      </w:r>
+    </w:p>
+    <w:p>
+      <w:r>
+        <w:rPr>
+          <w:rFonts w:ascii="Verdana" w:hAnsi="Verdana"/>
+          <w:i/>
+          <w:sz w:val="14"/>
+        </w:rPr>
+        <w:t>Note 60: Ninguna de las cifras de clave excluye la adición de niveles interpolados a discreción del centro generador.</w:t>
+      </w:r>
+    </w:p>
+    <w:p>
+      <w:r>
+        <w:rPr>
+          <w:rFonts w:ascii="Verdana" w:hAnsi="Verdana"/>
+          <w:i/>
+          <w:sz w:val="14"/>
+        </w:rPr>
+        <w:t>Note 63: En esta tabla de banderines se entiende por fenómeno cualquier tipo de fenómeno, incluidos la precipitación y el oscurecimiento.</w:t>
+      </w:r>
+    </w:p>
+    <w:p>
+      <w:r>
+        <w:rPr>
+          <w:rFonts w:ascii="Verdana" w:hAnsi="Verdana"/>
+          <w:i/>
+          <w:sz w:val="14"/>
+        </w:rPr>
+        <w:t>Note 75: Las definiciones referidas a las cifras de clave 0, 1, 2 y 4 se aplican al suelo representativo y las cifras de clave 3, 5 a 9 y 10 a 19, a una zona abierta representativa.</w:t>
+      </w:r>
+    </w:p>
+    <w:p>
+      <w:r>
+        <w:rPr>
+          <w:rFonts w:ascii="Verdana" w:hAnsi="Verdana"/>
+          <w:i/>
+          <w:sz w:val="14"/>
+        </w:rPr>
+        <w:t>Note 76: Cuando haya que cifrar una altura que corresponda a dos cifras de clave, se tomará la cifra más baja. Por ejemplo, una altura de 4 m se cifrará 5.</w:t>
+      </w:r>
+    </w:p>
+    <w:p>
+      <w:r>
+        <w:rPr>
+          <w:rFonts w:ascii="Verdana" w:hAnsi="Verdana"/>
+          <w:i/>
+          <w:sz w:val="14"/>
+        </w:rPr>
+        <w:t>Note 78: Los tres primeros dígitos representan el código de país ISO.</w:t>
+      </w:r>
+    </w:p>
+    <w:p>
+      <w:r>
+        <w:rPr>
+          <w:rFonts w:ascii="Verdana" w:hAnsi="Verdana"/>
+          <w:i/>
+          <w:sz w:val="14"/>
+        </w:rPr>
+        <w:t>Note 79: La última columna de la tabla contiene el número de registro correspondiente del Chemical Abstracts Service (CAS) de la American Chemical Society</w:t>
+      </w:r>
+    </w:p>
+    <w:p>
+      <w:r>
+        <w:rPr>
+          <w:rFonts w:ascii="Verdana" w:hAnsi="Verdana"/>
+          <w:i/>
+          <w:sz w:val="14"/>
+        </w:rPr>
+        <w:t>Note 80: La parte central de la presente tabla de cifrado (cifras de clave 100–199) incluye términos a diversos niveles, referidos a estaciones automáticas sencillas y luego cada vez más complejas.</w:t>
+      </w:r>
+    </w:p>
+    <w:p>
+      <w:r>
+        <w:rPr>
+          <w:rFonts w:ascii="Verdana" w:hAnsi="Verdana"/>
+          <w:i/>
+          <w:sz w:val="14"/>
+        </w:rPr>
+        <w:t>Note 81: El alcance nominal de la humedad del suelo en superficie es 0% - 100%. En casos extremos, el retrodispersor extrapolado a un ángulo de incidencia de 40 grados puede ser superior a la referencia del retrodispersor húmedo o seco. En tales casos, el valor proporcionado por el proceso de medición de la humedad del suelo en superficie es menor de 0% o mayor de 100%, respectivamente.</w:t>
+      </w:r>
+    </w:p>
+    <w:p>
+      <w:r>
+        <w:rPr>
+          <w:rFonts w:ascii="Verdana" w:hAnsi="Verdana"/>
+          <w:i/>
+          <w:sz w:val="14"/>
+        </w:rPr>
+        <w:t>Note 84: Estos valores se refieren a olas bien formadas en altamar por acción del viento. Si bien se dará prioridad a los términos descriptivos, los valores relativos a las alturas podrán utilizarse como guía por el observador cuando cifra el estado total de agitación del mar, resultante de diversos factores tales como el viento, la mar de fondo, las corrientes, el ángulo entre la mar de fondo y el viento, etc.</w:t>
+      </w:r>
+    </w:p>
+    <w:p>
+      <w:r>
+        <w:rPr>
+          <w:rFonts w:ascii="Verdana" w:hAnsi="Verdana"/>
+          <w:i/>
+          <w:sz w:val="14"/>
+        </w:rPr>
+        <w:t>Note 85: Este descriptor se asociará a los datos de la visibilidad o a los de la altura de las nubes para especificar si se trata de un valor limitado. Si los datos transmitidos son el valor verdadero, la cifra de clave es 0. Sin-embargo, la medición puede alcanzar el límite de la capacidad de medición del instrumento. Si el valor transmitido es mayor que el valor verdadero, la cifra de clave es 1; y si el valor transmitido es menor que el valor verdadero, la cifra de clave es 2.</w:t>
+      </w:r>
+    </w:p>
+    <w:p>
+      <w:r>
+        <w:rPr>
+          <w:rFonts w:ascii="Verdana" w:hAnsi="Verdana"/>
+          <w:i/>
+          <w:sz w:val="14"/>
+        </w:rPr>
+        <w:t>Note 88: La significación del tiempo debe ser calificada por los períodos adecuados de tiempo que se especifican.</w:t>
+      </w:r>
+    </w:p>
+    <w:p>
+      <w:r>
+        <w:rPr>
+          <w:rFonts w:ascii="Verdana" w:hAnsi="Verdana"/>
+          <w:i/>
+          <w:sz w:val="14"/>
+        </w:rPr>
+        <w:t>Note 90: Tipo de instrumentos y unidades originales para la medición del viento (en m s–1, a menos que se indique otra cosa)</w:t>
+      </w:r>
+    </w:p>
+    <w:p>
+      <w:r>
+        <w:rPr>
+          <w:rFonts w:ascii="Verdana" w:hAnsi="Verdana"/>
+          <w:i/>
+          <w:sz w:val="14"/>
+        </w:rPr>
+        <w:t>Note 94: Si el método de información originario es el indicado por la cifra de clave 1, se recomienda la siguiente conversión para obtener un valor adecuado de los datos correspondiente al descriptor 0 01 012: Valor comunicado</w:t>
+      </w:r>
+    </w:p>
+    <w:p>
+      <w:r>
+        <w:rPr>
+          <w:rFonts w:ascii="Verdana" w:hAnsi="Verdana"/>
+          <w:i/>
+          <w:sz w:val="14"/>
+        </w:rPr>
+        <w:t>Note 95: Si el método de información originario es el indicado por la cifra de clave 1, se recomienda la siguiente conversión para obtener un valor adecuado de los datos correspondiente al descriptor 0 01 013: Valor comunicado</w:t>
       </w:r>
     </w:p>
     <w:p>
@@ -59,6 +549,9 @@
             <w:shd w:val="clear" w:color="auto" w:fill="D9D9D9"/>
           </w:tcPr>
           <w:p>
+            <w:pPr>
+              <w:spacing w:before="20" w:after="20"/>
+            </w:pPr>
             <w:r/>
             <w:r>
               <w:rPr>
@@ -76,6 +569,9 @@
             <w:shd w:val="clear" w:color="auto" w:fill="D9D9D9"/>
           </w:tcPr>
           <w:p>
+            <w:pPr>
+              <w:spacing w:before="20" w:after="20"/>
+            </w:pPr>
             <w:r/>
             <w:r>
               <w:rPr>
@@ -93,6 +589,9 @@
             <w:shd w:val="clear" w:color="auto" w:fill="D9D9D9"/>
           </w:tcPr>
           <w:p>
+            <w:pPr>
+              <w:spacing w:before="20" w:after="20"/>
+            </w:pPr>
             <w:r/>
             <w:r>
               <w:rPr>
@@ -110,6 +609,9 @@
             <w:shd w:val="clear" w:color="auto" w:fill="D9D9D9"/>
           </w:tcPr>
           <w:p>
+            <w:pPr>
+              <w:spacing w:before="20" w:after="20"/>
+            </w:pPr>
             <w:r/>
             <w:r>
               <w:rPr>
@@ -123,11 +625,17 @@
         </w:tc>
       </w:tr>
       <w:tr>
+        <w:trPr>
+          <w:cantSplit/>
+        </w:trPr>
         <w:tc>
           <w:tcPr>
             <w:tcW w:type="dxa" w:w="3784"/>
           </w:tcPr>
           <w:p>
+            <w:pPr>
+              <w:spacing w:before="20" w:after="20"/>
+            </w:pPr>
             <w:r/>
             <w:r>
               <w:rPr>
@@ -144,6 +652,9 @@
             <w:tcW w:type="dxa" w:w="3784"/>
           </w:tcPr>
           <w:p>
+            <w:pPr>
+              <w:spacing w:before="20" w:after="20"/>
+            </w:pPr>
             <w:r/>
             <w:r>
               <w:rPr>
@@ -160,6 +671,9 @@
             <w:tcW w:type="dxa" w:w="3784"/>
           </w:tcPr>
           <w:p>
+            <w:pPr>
+              <w:spacing w:before="20" w:after="20"/>
+            </w:pPr>
             <w:r/>
             <w:r>
               <w:rPr>
@@ -176,6 +690,9 @@
             <w:tcW w:type="dxa" w:w="3784"/>
           </w:tcPr>
           <w:p>
+            <w:pPr>
+              <w:spacing w:before="20" w:after="20"/>
+            </w:pPr>
             <w:r/>
             <w:r>
               <w:rPr>
@@ -188,11 +705,17 @@
         </w:tc>
       </w:tr>
       <w:tr>
+        <w:trPr>
+          <w:cantSplit/>
+        </w:trPr>
         <w:tc>
           <w:tcPr>
             <w:tcW w:type="dxa" w:w="3784"/>
           </w:tcPr>
           <w:p>
+            <w:pPr>
+              <w:spacing w:before="20" w:after="20"/>
+            </w:pPr>
             <w:r/>
             <w:r>
               <w:rPr>
@@ -209,6 +732,9 @@
             <w:tcW w:type="dxa" w:w="3784"/>
           </w:tcPr>
           <w:p>
+            <w:pPr>
+              <w:spacing w:before="20" w:after="20"/>
+            </w:pPr>
             <w:r/>
             <w:r>
               <w:rPr>
@@ -225,6 +751,9 @@
             <w:tcW w:type="dxa" w:w="3784"/>
           </w:tcPr>
           <w:p>
+            <w:pPr>
+              <w:spacing w:before="20" w:after="20"/>
+            </w:pPr>
             <w:r/>
             <w:r>
               <w:rPr>
@@ -241,6 +770,9 @@
             <w:tcW w:type="dxa" w:w="3784"/>
           </w:tcPr>
           <w:p>
+            <w:pPr>
+              <w:spacing w:before="20" w:after="20"/>
+            </w:pPr>
             <w:r/>
             <w:r>
               <w:rPr>
@@ -253,11 +785,17 @@
         </w:tc>
       </w:tr>
       <w:tr>
+        <w:trPr>
+          <w:cantSplit/>
+        </w:trPr>
         <w:tc>
           <w:tcPr>
             <w:tcW w:type="dxa" w:w="3784"/>
           </w:tcPr>
           <w:p>
+            <w:pPr>
+              <w:spacing w:before="20" w:after="20"/>
+            </w:pPr>
             <w:r/>
             <w:r>
               <w:rPr>
@@ -274,6 +812,9 @@
             <w:tcW w:type="dxa" w:w="3784"/>
           </w:tcPr>
           <w:p>
+            <w:pPr>
+              <w:spacing w:before="20" w:after="20"/>
+            </w:pPr>
             <w:r/>
             <w:r>
               <w:rPr>
@@ -290,6 +831,9 @@
             <w:tcW w:type="dxa" w:w="3784"/>
           </w:tcPr>
           <w:p>
+            <w:pPr>
+              <w:spacing w:before="20" w:after="20"/>
+            </w:pPr>
             <w:r/>
             <w:r>
               <w:rPr>
@@ -306,6 +850,9 @@
             <w:tcW w:type="dxa" w:w="3784"/>
           </w:tcPr>
           <w:p>
+            <w:pPr>
+              <w:spacing w:before="20" w:after="20"/>
+            </w:pPr>
             <w:r/>
             <w:r>
               <w:rPr>
@@ -318,11 +865,17 @@
         </w:tc>
       </w:tr>
       <w:tr>
+        <w:trPr>
+          <w:cantSplit/>
+        </w:trPr>
         <w:tc>
           <w:tcPr>
             <w:tcW w:type="dxa" w:w="3784"/>
           </w:tcPr>
           <w:p>
+            <w:pPr>
+              <w:spacing w:before="20" w:after="20"/>
+            </w:pPr>
             <w:r/>
             <w:r>
               <w:rPr>
@@ -339,6 +892,9 @@
             <w:tcW w:type="dxa" w:w="3784"/>
           </w:tcPr>
           <w:p>
+            <w:pPr>
+              <w:spacing w:before="20" w:after="20"/>
+            </w:pPr>
             <w:r/>
             <w:r>
               <w:rPr>
@@ -355,6 +911,9 @@
             <w:tcW w:type="dxa" w:w="3784"/>
           </w:tcPr>
           <w:p>
+            <w:pPr>
+              <w:spacing w:before="20" w:after="20"/>
+            </w:pPr>
             <w:r/>
             <w:r>
               <w:rPr>
@@ -371,6 +930,9 @@
             <w:tcW w:type="dxa" w:w="3784"/>
           </w:tcPr>
           <w:p>
+            <w:pPr>
+              <w:spacing w:before="20" w:after="20"/>
+            </w:pPr>
             <w:r/>
             <w:r>
               <w:rPr>
@@ -383,11 +945,17 @@
         </w:tc>
       </w:tr>
       <w:tr>
+        <w:trPr>
+          <w:cantSplit/>
+        </w:trPr>
         <w:tc>
           <w:tcPr>
             <w:tcW w:type="dxa" w:w="3784"/>
           </w:tcPr>
           <w:p>
+            <w:pPr>
+              <w:spacing w:before="20" w:after="20"/>
+            </w:pPr>
             <w:r/>
             <w:r>
               <w:rPr>
@@ -404,6 +972,9 @@
             <w:tcW w:type="dxa" w:w="3784"/>
           </w:tcPr>
           <w:p>
+            <w:pPr>
+              <w:spacing w:before="20" w:after="20"/>
+            </w:pPr>
             <w:r/>
             <w:r>
               <w:rPr>
@@ -420,6 +991,9 @@
             <w:tcW w:type="dxa" w:w="3784"/>
           </w:tcPr>
           <w:p>
+            <w:pPr>
+              <w:spacing w:before="20" w:after="20"/>
+            </w:pPr>
             <w:r/>
             <w:r>
               <w:rPr>
@@ -436,6 +1010,9 @@
             <w:tcW w:type="dxa" w:w="3784"/>
           </w:tcPr>
           <w:p>
+            <w:pPr>
+              <w:spacing w:before="20" w:after="20"/>
+            </w:pPr>
             <w:r/>
             <w:r>
               <w:rPr>
@@ -448,11 +1025,17 @@
         </w:tc>
       </w:tr>
       <w:tr>
+        <w:trPr>
+          <w:cantSplit/>
+        </w:trPr>
         <w:tc>
           <w:tcPr>
             <w:tcW w:type="dxa" w:w="3784"/>
           </w:tcPr>
           <w:p>
+            <w:pPr>
+              <w:spacing w:before="20" w:after="20"/>
+            </w:pPr>
             <w:r/>
             <w:r>
               <w:rPr>
@@ -469,6 +1052,9 @@
             <w:tcW w:type="dxa" w:w="3784"/>
           </w:tcPr>
           <w:p>
+            <w:pPr>
+              <w:spacing w:before="20" w:after="20"/>
+            </w:pPr>
             <w:r/>
             <w:r>
               <w:rPr>
@@ -485,6 +1071,9 @@
             <w:tcW w:type="dxa" w:w="3784"/>
           </w:tcPr>
           <w:p>
+            <w:pPr>
+              <w:spacing w:before="20" w:after="20"/>
+            </w:pPr>
             <w:r/>
             <w:r>
               <w:rPr>
@@ -501,6 +1090,9 @@
             <w:tcW w:type="dxa" w:w="3784"/>
           </w:tcPr>
           <w:p>
+            <w:pPr>
+              <w:spacing w:before="20" w:after="20"/>
+            </w:pPr>
             <w:r/>
             <w:r>
               <w:rPr>
@@ -513,11 +1105,17 @@
         </w:tc>
       </w:tr>
       <w:tr>
+        <w:trPr>
+          <w:cantSplit/>
+        </w:trPr>
         <w:tc>
           <w:tcPr>
             <w:tcW w:type="dxa" w:w="3784"/>
           </w:tcPr>
           <w:p>
+            <w:pPr>
+              <w:spacing w:before="20" w:after="20"/>
+            </w:pPr>
             <w:r/>
             <w:r>
               <w:rPr>
@@ -534,6 +1132,9 @@
             <w:tcW w:type="dxa" w:w="3784"/>
           </w:tcPr>
           <w:p>
+            <w:pPr>
+              <w:spacing w:before="20" w:after="20"/>
+            </w:pPr>
             <w:r/>
             <w:r>
               <w:rPr>
@@ -550,6 +1151,9 @@
             <w:tcW w:type="dxa" w:w="3784"/>
           </w:tcPr>
           <w:p>
+            <w:pPr>
+              <w:spacing w:before="20" w:after="20"/>
+            </w:pPr>
             <w:r/>
             <w:r>
               <w:rPr>
@@ -566,6 +1170,9 @@
             <w:tcW w:type="dxa" w:w="3784"/>
           </w:tcPr>
           <w:p>
+            <w:pPr>
+              <w:spacing w:before="20" w:after="20"/>
+            </w:pPr>
             <w:r/>
             <w:r>
               <w:rPr>
@@ -578,11 +1185,17 @@
         </w:tc>
       </w:tr>
       <w:tr>
+        <w:trPr>
+          <w:cantSplit/>
+        </w:trPr>
         <w:tc>
           <w:tcPr>
             <w:tcW w:type="dxa" w:w="3784"/>
           </w:tcPr>
           <w:p>
+            <w:pPr>
+              <w:spacing w:before="20" w:after="20"/>
+            </w:pPr>
             <w:r/>
             <w:r>
               <w:rPr>
@@ -599,6 +1212,9 @@
             <w:tcW w:type="dxa" w:w="3784"/>
           </w:tcPr>
           <w:p>
+            <w:pPr>
+              <w:spacing w:before="20" w:after="20"/>
+            </w:pPr>
             <w:r/>
             <w:r>
               <w:rPr>
@@ -615,6 +1231,9 @@
             <w:tcW w:type="dxa" w:w="3784"/>
           </w:tcPr>
           <w:p>
+            <w:pPr>
+              <w:spacing w:before="20" w:after="20"/>
+            </w:pPr>
             <w:r/>
             <w:r>
               <w:rPr>
@@ -631,6 +1250,9 @@
             <w:tcW w:type="dxa" w:w="3784"/>
           </w:tcPr>
           <w:p>
+            <w:pPr>
+              <w:spacing w:before="20" w:after="20"/>
+            </w:pPr>
             <w:r/>
             <w:r>
               <w:rPr>
@@ -643,11 +1265,17 @@
         </w:tc>
       </w:tr>
       <w:tr>
+        <w:trPr>
+          <w:cantSplit/>
+        </w:trPr>
         <w:tc>
           <w:tcPr>
             <w:tcW w:type="dxa" w:w="3784"/>
           </w:tcPr>
           <w:p>
+            <w:pPr>
+              <w:spacing w:before="20" w:after="20"/>
+            </w:pPr>
             <w:r/>
             <w:r>
               <w:rPr>
@@ -664,6 +1292,9 @@
             <w:tcW w:type="dxa" w:w="3784"/>
           </w:tcPr>
           <w:p>
+            <w:pPr>
+              <w:spacing w:before="20" w:after="20"/>
+            </w:pPr>
             <w:r/>
             <w:r>
               <w:rPr>
@@ -680,6 +1311,9 @@
             <w:tcW w:type="dxa" w:w="3784"/>
           </w:tcPr>
           <w:p>
+            <w:pPr>
+              <w:spacing w:before="20" w:after="20"/>
+            </w:pPr>
             <w:r/>
             <w:r>
               <w:rPr>
@@ -696,6 +1330,9 @@
             <w:tcW w:type="dxa" w:w="3784"/>
           </w:tcPr>
           <w:p>
+            <w:pPr>
+              <w:spacing w:before="20" w:after="20"/>
+            </w:pPr>
             <w:r/>
             <w:r>
               <w:rPr>
@@ -708,11 +1345,17 @@
         </w:tc>
       </w:tr>
       <w:tr>
+        <w:trPr>
+          <w:cantSplit/>
+        </w:trPr>
         <w:tc>
           <w:tcPr>
             <w:tcW w:type="dxa" w:w="3784"/>
           </w:tcPr>
           <w:p>
+            <w:pPr>
+              <w:spacing w:before="20" w:after="20"/>
+            </w:pPr>
             <w:r/>
             <w:r>
               <w:rPr>
@@ -729,6 +1372,9 @@
             <w:tcW w:type="dxa" w:w="3784"/>
           </w:tcPr>
           <w:p>
+            <w:pPr>
+              <w:spacing w:before="20" w:after="20"/>
+            </w:pPr>
             <w:r/>
             <w:r>
               <w:rPr>
@@ -745,6 +1391,9 @@
             <w:tcW w:type="dxa" w:w="3784"/>
           </w:tcPr>
           <w:p>
+            <w:pPr>
+              <w:spacing w:before="20" w:after="20"/>
+            </w:pPr>
             <w:r/>
             <w:r>
               <w:rPr>
@@ -761,6 +1410,9 @@
             <w:tcW w:type="dxa" w:w="3784"/>
           </w:tcPr>
           <w:p>
+            <w:pPr>
+              <w:spacing w:before="20" w:after="20"/>
+            </w:pPr>
             <w:r/>
             <w:r>
               <w:rPr>
@@ -773,11 +1425,17 @@
         </w:tc>
       </w:tr>
       <w:tr>
+        <w:trPr>
+          <w:cantSplit/>
+        </w:trPr>
         <w:tc>
           <w:tcPr>
             <w:tcW w:type="dxa" w:w="3784"/>
           </w:tcPr>
           <w:p>
+            <w:pPr>
+              <w:spacing w:before="20" w:after="20"/>
+            </w:pPr>
             <w:r/>
             <w:r>
               <w:rPr>
@@ -794,6 +1452,9 @@
             <w:tcW w:type="dxa" w:w="3784"/>
           </w:tcPr>
           <w:p>
+            <w:pPr>
+              <w:spacing w:before="20" w:after="20"/>
+            </w:pPr>
             <w:r/>
             <w:r>
               <w:rPr>
@@ -810,6 +1471,9 @@
             <w:tcW w:type="dxa" w:w="3784"/>
           </w:tcPr>
           <w:p>
+            <w:pPr>
+              <w:spacing w:before="20" w:after="20"/>
+            </w:pPr>
             <w:r/>
             <w:r>
               <w:rPr>
@@ -826,6 +1490,9 @@
             <w:tcW w:type="dxa" w:w="3784"/>
           </w:tcPr>
           <w:p>
+            <w:pPr>
+              <w:spacing w:before="20" w:after="20"/>
+            </w:pPr>
             <w:r/>
             <w:r>
               <w:rPr>
@@ -838,11 +1505,17 @@
         </w:tc>
       </w:tr>
       <w:tr>
+        <w:trPr>
+          <w:cantSplit/>
+        </w:trPr>
         <w:tc>
           <w:tcPr>
             <w:tcW w:type="dxa" w:w="3784"/>
           </w:tcPr>
           <w:p>
+            <w:pPr>
+              <w:spacing w:before="20" w:after="20"/>
+            </w:pPr>
             <w:r/>
             <w:r>
               <w:rPr>
@@ -859,6 +1532,9 @@
             <w:tcW w:type="dxa" w:w="3784"/>
           </w:tcPr>
           <w:p>
+            <w:pPr>
+              <w:spacing w:before="20" w:after="20"/>
+            </w:pPr>
             <w:r/>
             <w:r>
               <w:rPr>
@@ -875,6 +1551,9 @@
             <w:tcW w:type="dxa" w:w="3784"/>
           </w:tcPr>
           <w:p>
+            <w:pPr>
+              <w:spacing w:before="20" w:after="20"/>
+            </w:pPr>
             <w:r/>
             <w:r>
               <w:rPr>
@@ -891,6 +1570,9 @@
             <w:tcW w:type="dxa" w:w="3784"/>
           </w:tcPr>
           <w:p>
+            <w:pPr>
+              <w:spacing w:before="20" w:after="20"/>
+            </w:pPr>
             <w:r/>
             <w:r>
               <w:rPr>
@@ -903,11 +1585,17 @@
         </w:tc>
       </w:tr>
       <w:tr>
+        <w:trPr>
+          <w:cantSplit/>
+        </w:trPr>
         <w:tc>
           <w:tcPr>
             <w:tcW w:type="dxa" w:w="3784"/>
           </w:tcPr>
           <w:p>
+            <w:pPr>
+              <w:spacing w:before="20" w:after="20"/>
+            </w:pPr>
             <w:r/>
             <w:r>
               <w:rPr>
@@ -924,6 +1612,9 @@
             <w:tcW w:type="dxa" w:w="3784"/>
           </w:tcPr>
           <w:p>
+            <w:pPr>
+              <w:spacing w:before="20" w:after="20"/>
+            </w:pPr>
             <w:r/>
             <w:r>
               <w:rPr>
@@ -940,6 +1631,9 @@
             <w:tcW w:type="dxa" w:w="3784"/>
           </w:tcPr>
           <w:p>
+            <w:pPr>
+              <w:spacing w:before="20" w:after="20"/>
+            </w:pPr>
             <w:r/>
             <w:r>
               <w:rPr>
@@ -955,6 +1649,9 @@
             <w:tcW w:type="dxa" w:w="3784"/>
           </w:tcPr>
           <w:p>
+            <w:pPr>
+              <w:spacing w:before="20" w:after="20"/>
+            </w:pPr>
             <w:r/>
             <w:r>
               <w:rPr>
@@ -967,11 +1664,17 @@
         </w:tc>
       </w:tr>
       <w:tr>
+        <w:trPr>
+          <w:cantSplit/>
+        </w:trPr>
         <w:tc>
           <w:tcPr>
             <w:tcW w:type="dxa" w:w="3784"/>
           </w:tcPr>
           <w:p>
+            <w:pPr>
+              <w:spacing w:before="20" w:after="20"/>
+            </w:pPr>
             <w:r/>
             <w:r>
               <w:rPr>
@@ -988,6 +1691,9 @@
             <w:tcW w:type="dxa" w:w="3784"/>
           </w:tcPr>
           <w:p>
+            <w:pPr>
+              <w:spacing w:before="20" w:after="20"/>
+            </w:pPr>
             <w:r/>
             <w:r>
               <w:rPr>
@@ -1004,6 +1710,9 @@
             <w:tcW w:type="dxa" w:w="3784"/>
           </w:tcPr>
           <w:p>
+            <w:pPr>
+              <w:spacing w:before="20" w:after="20"/>
+            </w:pPr>
             <w:r/>
             <w:r>
               <w:rPr>
@@ -1019,6 +1728,9 @@
             <w:tcW w:type="dxa" w:w="3784"/>
           </w:tcPr>
           <w:p>
+            <w:pPr>
+              <w:spacing w:before="20" w:after="20"/>
+            </w:pPr>
             <w:r/>
             <w:r>
               <w:rPr>
@@ -1031,11 +1743,17 @@
         </w:tc>
       </w:tr>
       <w:tr>
+        <w:trPr>
+          <w:cantSplit/>
+        </w:trPr>
         <w:tc>
           <w:tcPr>
             <w:tcW w:type="dxa" w:w="3784"/>
           </w:tcPr>
           <w:p>
+            <w:pPr>
+              <w:spacing w:before="20" w:after="20"/>
+            </w:pPr>
             <w:r/>
             <w:r>
               <w:rPr>
@@ -1052,6 +1770,9 @@
             <w:tcW w:type="dxa" w:w="3784"/>
           </w:tcPr>
           <w:p>
+            <w:pPr>
+              <w:spacing w:before="20" w:after="20"/>
+            </w:pPr>
             <w:r/>
             <w:r>
               <w:rPr>
@@ -1068,6 +1789,9 @@
             <w:tcW w:type="dxa" w:w="3784"/>
           </w:tcPr>
           <w:p>
+            <w:pPr>
+              <w:spacing w:before="20" w:after="20"/>
+            </w:pPr>
             <w:r/>
             <w:r>
               <w:rPr>
@@ -1083,6 +1807,9 @@
             <w:tcW w:type="dxa" w:w="3784"/>
           </w:tcPr>
           <w:p>
+            <w:pPr>
+              <w:spacing w:before="20" w:after="20"/>
+            </w:pPr>
             <w:r/>
             <w:r>
               <w:rPr>
@@ -1095,11 +1822,17 @@
         </w:tc>
       </w:tr>
       <w:tr>
+        <w:trPr>
+          <w:cantSplit/>
+        </w:trPr>
         <w:tc>
           <w:tcPr>
             <w:tcW w:type="dxa" w:w="3784"/>
           </w:tcPr>
           <w:p>
+            <w:pPr>
+              <w:spacing w:before="20" w:after="20"/>
+            </w:pPr>
             <w:r/>
             <w:r>
               <w:rPr>
@@ -1116,6 +1849,9 @@
             <w:tcW w:type="dxa" w:w="3784"/>
           </w:tcPr>
           <w:p>
+            <w:pPr>
+              <w:spacing w:before="20" w:after="20"/>
+            </w:pPr>
             <w:r/>
             <w:r>
               <w:rPr>
@@ -1132,6 +1868,9 @@
             <w:tcW w:type="dxa" w:w="3784"/>
           </w:tcPr>
           <w:p>
+            <w:pPr>
+              <w:spacing w:before="20" w:after="20"/>
+            </w:pPr>
             <w:r/>
             <w:r>
               <w:rPr>
@@ -1147,6 +1886,9 @@
             <w:tcW w:type="dxa" w:w="3784"/>
           </w:tcPr>
           <w:p>
+            <w:pPr>
+              <w:spacing w:before="20" w:after="20"/>
+            </w:pPr>
             <w:r/>
             <w:r>
               <w:rPr>
@@ -1159,11 +1901,17 @@
         </w:tc>
       </w:tr>
       <w:tr>
+        <w:trPr>
+          <w:cantSplit/>
+        </w:trPr>
         <w:tc>
           <w:tcPr>
             <w:tcW w:type="dxa" w:w="3784"/>
           </w:tcPr>
           <w:p>
+            <w:pPr>
+              <w:spacing w:before="20" w:after="20"/>
+            </w:pPr>
             <w:r/>
             <w:r>
               <w:rPr>
@@ -1180,6 +1928,9 @@
             <w:tcW w:type="dxa" w:w="3784"/>
           </w:tcPr>
           <w:p>
+            <w:pPr>
+              <w:spacing w:before="20" w:after="20"/>
+            </w:pPr>
             <w:r/>
             <w:r>
               <w:rPr>
@@ -1196,6 +1947,9 @@
             <w:tcW w:type="dxa" w:w="3784"/>
           </w:tcPr>
           <w:p>
+            <w:pPr>
+              <w:spacing w:before="20" w:after="20"/>
+            </w:pPr>
             <w:r/>
             <w:r>
               <w:rPr>
@@ -1211,6 +1965,9 @@
             <w:tcW w:type="dxa" w:w="3784"/>
           </w:tcPr>
           <w:p>
+            <w:pPr>
+              <w:spacing w:before="20" w:after="20"/>
+            </w:pPr>
             <w:r/>
             <w:r>
               <w:rPr>
@@ -1223,11 +1980,17 @@
         </w:tc>
       </w:tr>
       <w:tr>
+        <w:trPr>
+          <w:cantSplit/>
+        </w:trPr>
         <w:tc>
           <w:tcPr>
             <w:tcW w:type="dxa" w:w="3784"/>
           </w:tcPr>
           <w:p>
+            <w:pPr>
+              <w:spacing w:before="20" w:after="20"/>
+            </w:pPr>
             <w:r/>
             <w:r>
               <w:rPr>
@@ -1244,6 +2007,9 @@
             <w:tcW w:type="dxa" w:w="3784"/>
           </w:tcPr>
           <w:p>
+            <w:pPr>
+              <w:spacing w:before="20" w:after="20"/>
+            </w:pPr>
             <w:r/>
             <w:r>
               <w:rPr>
@@ -1260,6 +2026,9 @@
             <w:tcW w:type="dxa" w:w="3784"/>
           </w:tcPr>
           <w:p>
+            <w:pPr>
+              <w:spacing w:before="20" w:after="20"/>
+            </w:pPr>
             <w:r/>
             <w:r>
               <w:rPr>
@@ -1275,6 +2044,9 @@
             <w:tcW w:type="dxa" w:w="3784"/>
           </w:tcPr>
           <w:p>
+            <w:pPr>
+              <w:spacing w:before="20" w:after="20"/>
+            </w:pPr>
             <w:r/>
             <w:r>
               <w:rPr>
@@ -1287,11 +2059,17 @@
         </w:tc>
       </w:tr>
       <w:tr>
+        <w:trPr>
+          <w:cantSplit/>
+        </w:trPr>
         <w:tc>
           <w:tcPr>
             <w:tcW w:type="dxa" w:w="3784"/>
           </w:tcPr>
           <w:p>
+            <w:pPr>
+              <w:spacing w:before="20" w:after="20"/>
+            </w:pPr>
             <w:r/>
             <w:r>
               <w:rPr>
@@ -1308,6 +2086,9 @@
             <w:tcW w:type="dxa" w:w="3784"/>
           </w:tcPr>
           <w:p>
+            <w:pPr>
+              <w:spacing w:before="20" w:after="20"/>
+            </w:pPr>
             <w:r/>
             <w:r>
               <w:rPr>
@@ -1324,6 +2105,9 @@
             <w:tcW w:type="dxa" w:w="3784"/>
           </w:tcPr>
           <w:p>
+            <w:pPr>
+              <w:spacing w:before="20" w:after="20"/>
+            </w:pPr>
             <w:r/>
             <w:r>
               <w:rPr>
@@ -1339,6 +2123,9 @@
             <w:tcW w:type="dxa" w:w="3784"/>
           </w:tcPr>
           <w:p>
+            <w:pPr>
+              <w:spacing w:before="20" w:after="20"/>
+            </w:pPr>
             <w:r/>
             <w:r>
               <w:rPr>
@@ -1351,11 +2138,17 @@
         </w:tc>
       </w:tr>
       <w:tr>
+        <w:trPr>
+          <w:cantSplit/>
+        </w:trPr>
         <w:tc>
           <w:tcPr>
             <w:tcW w:type="dxa" w:w="3784"/>
           </w:tcPr>
           <w:p>
+            <w:pPr>
+              <w:spacing w:before="20" w:after="20"/>
+            </w:pPr>
             <w:r/>
             <w:r>
               <w:rPr>
@@ -1372,6 +2165,9 @@
             <w:tcW w:type="dxa" w:w="3784"/>
           </w:tcPr>
           <w:p>
+            <w:pPr>
+              <w:spacing w:before="20" w:after="20"/>
+            </w:pPr>
             <w:r/>
             <w:r>
               <w:rPr>
@@ -1388,6 +2184,9 @@
             <w:tcW w:type="dxa" w:w="3784"/>
           </w:tcPr>
           <w:p>
+            <w:pPr>
+              <w:spacing w:before="20" w:after="20"/>
+            </w:pPr>
             <w:r/>
             <w:r>
               <w:rPr>
@@ -1403,6 +2202,9 @@
             <w:tcW w:type="dxa" w:w="3784"/>
           </w:tcPr>
           <w:p>
+            <w:pPr>
+              <w:spacing w:before="20" w:after="20"/>
+            </w:pPr>
             <w:r/>
             <w:r>
               <w:rPr>
@@ -1415,11 +2217,17 @@
         </w:tc>
       </w:tr>
       <w:tr>
+        <w:trPr>
+          <w:cantSplit/>
+        </w:trPr>
         <w:tc>
           <w:tcPr>
             <w:tcW w:type="dxa" w:w="3784"/>
           </w:tcPr>
           <w:p>
+            <w:pPr>
+              <w:spacing w:before="20" w:after="20"/>
+            </w:pPr>
             <w:r/>
             <w:r>
               <w:rPr>
@@ -1436,6 +2244,9 @@
             <w:tcW w:type="dxa" w:w="3784"/>
           </w:tcPr>
           <w:p>
+            <w:pPr>
+              <w:spacing w:before="20" w:after="20"/>
+            </w:pPr>
             <w:r/>
             <w:r>
               <w:rPr>
@@ -1452,6 +2263,9 @@
             <w:tcW w:type="dxa" w:w="3784"/>
           </w:tcPr>
           <w:p>
+            <w:pPr>
+              <w:spacing w:before="20" w:after="20"/>
+            </w:pPr>
             <w:r/>
             <w:r>
               <w:rPr>
@@ -1467,6 +2281,9 @@
             <w:tcW w:type="dxa" w:w="3784"/>
           </w:tcPr>
           <w:p>
+            <w:pPr>
+              <w:spacing w:before="20" w:after="20"/>
+            </w:pPr>
             <w:r/>
             <w:r>
               <w:rPr>
@@ -1479,11 +2296,17 @@
         </w:tc>
       </w:tr>
       <w:tr>
+        <w:trPr>
+          <w:cantSplit/>
+        </w:trPr>
         <w:tc>
           <w:tcPr>
             <w:tcW w:type="dxa" w:w="3784"/>
           </w:tcPr>
           <w:p>
+            <w:pPr>
+              <w:spacing w:before="20" w:after="20"/>
+            </w:pPr>
             <w:r/>
             <w:r>
               <w:rPr>
@@ -1500,6 +2323,9 @@
             <w:tcW w:type="dxa" w:w="3784"/>
           </w:tcPr>
           <w:p>
+            <w:pPr>
+              <w:spacing w:before="20" w:after="20"/>
+            </w:pPr>
             <w:r/>
             <w:r>
               <w:rPr>
@@ -1516,6 +2342,9 @@
             <w:tcW w:type="dxa" w:w="3784"/>
           </w:tcPr>
           <w:p>
+            <w:pPr>
+              <w:spacing w:before="20" w:after="20"/>
+            </w:pPr>
             <w:r/>
             <w:r>
               <w:rPr>
@@ -1531,6 +2360,9 @@
             <w:tcW w:type="dxa" w:w="3784"/>
           </w:tcPr>
           <w:p>
+            <w:pPr>
+              <w:spacing w:before="20" w:after="20"/>
+            </w:pPr>
             <w:r/>
             <w:r>
               <w:rPr>
@@ -1543,11 +2375,17 @@
         </w:tc>
       </w:tr>
       <w:tr>
+        <w:trPr>
+          <w:cantSplit/>
+        </w:trPr>
         <w:tc>
           <w:tcPr>
             <w:tcW w:type="dxa" w:w="3784"/>
           </w:tcPr>
           <w:p>
+            <w:pPr>
+              <w:spacing w:before="20" w:after="20"/>
+            </w:pPr>
             <w:r/>
             <w:r>
               <w:rPr>
@@ -1564,6 +2402,9 @@
             <w:tcW w:type="dxa" w:w="3784"/>
           </w:tcPr>
           <w:p>
+            <w:pPr>
+              <w:spacing w:before="20" w:after="20"/>
+            </w:pPr>
             <w:r/>
             <w:r>
               <w:rPr>
@@ -1580,6 +2421,9 @@
             <w:tcW w:type="dxa" w:w="3784"/>
           </w:tcPr>
           <w:p>
+            <w:pPr>
+              <w:spacing w:before="20" w:after="20"/>
+            </w:pPr>
             <w:r/>
             <w:r>
               <w:rPr>
@@ -1595,6 +2439,9 @@
             <w:tcW w:type="dxa" w:w="3784"/>
           </w:tcPr>
           <w:p>
+            <w:pPr>
+              <w:spacing w:before="20" w:after="20"/>
+            </w:pPr>
             <w:r/>
             <w:r>
               <w:rPr>
@@ -1607,11 +2454,17 @@
         </w:tc>
       </w:tr>
       <w:tr>
+        <w:trPr>
+          <w:cantSplit/>
+        </w:trPr>
         <w:tc>
           <w:tcPr>
             <w:tcW w:type="dxa" w:w="3784"/>
           </w:tcPr>
           <w:p>
+            <w:pPr>
+              <w:spacing w:before="20" w:after="20"/>
+            </w:pPr>
             <w:r/>
             <w:r>
               <w:rPr>
@@ -1628,6 +2481,9 @@
             <w:tcW w:type="dxa" w:w="3784"/>
           </w:tcPr>
           <w:p>
+            <w:pPr>
+              <w:spacing w:before="20" w:after="20"/>
+            </w:pPr>
             <w:r/>
             <w:r>
               <w:rPr>
@@ -1644,6 +2500,9 @@
             <w:tcW w:type="dxa" w:w="3784"/>
           </w:tcPr>
           <w:p>
+            <w:pPr>
+              <w:spacing w:before="20" w:after="20"/>
+            </w:pPr>
             <w:r/>
             <w:r>
               <w:rPr>
@@ -1659,6 +2518,9 @@
             <w:tcW w:type="dxa" w:w="3784"/>
           </w:tcPr>
           <w:p>
+            <w:pPr>
+              <w:spacing w:before="20" w:after="20"/>
+            </w:pPr>
             <w:r/>
             <w:r>
               <w:rPr>
@@ -1671,11 +2533,17 @@
         </w:tc>
       </w:tr>
       <w:tr>
+        <w:trPr>
+          <w:cantSplit/>
+        </w:trPr>
         <w:tc>
           <w:tcPr>
             <w:tcW w:type="dxa" w:w="3784"/>
           </w:tcPr>
           <w:p>
+            <w:pPr>
+              <w:spacing w:before="20" w:after="20"/>
+            </w:pPr>
             <w:r/>
             <w:r>
               <w:rPr>
@@ -1692,6 +2560,9 @@
             <w:tcW w:type="dxa" w:w="3784"/>
           </w:tcPr>
           <w:p>
+            <w:pPr>
+              <w:spacing w:before="20" w:after="20"/>
+            </w:pPr>
             <w:r/>
             <w:r>
               <w:rPr>
@@ -1708,6 +2579,9 @@
             <w:tcW w:type="dxa" w:w="3784"/>
           </w:tcPr>
           <w:p>
+            <w:pPr>
+              <w:spacing w:before="20" w:after="20"/>
+            </w:pPr>
             <w:r/>
             <w:r>
               <w:rPr>
@@ -1723,6 +2597,9 @@
             <w:tcW w:type="dxa" w:w="3784"/>
           </w:tcPr>
           <w:p>
+            <w:pPr>
+              <w:spacing w:before="20" w:after="20"/>
+            </w:pPr>
             <w:r/>
             <w:r>
               <w:rPr>
@@ -1735,11 +2612,17 @@
         </w:tc>
       </w:tr>
       <w:tr>
+        <w:trPr>
+          <w:cantSplit/>
+        </w:trPr>
         <w:tc>
           <w:tcPr>
             <w:tcW w:type="dxa" w:w="3784"/>
           </w:tcPr>
           <w:p>
+            <w:pPr>
+              <w:spacing w:before="20" w:after="20"/>
+            </w:pPr>
             <w:r/>
             <w:r>
               <w:rPr>
@@ -1756,6 +2639,9 @@
             <w:tcW w:type="dxa" w:w="3784"/>
           </w:tcPr>
           <w:p>
+            <w:pPr>
+              <w:spacing w:before="20" w:after="20"/>
+            </w:pPr>
             <w:r/>
             <w:r>
               <w:rPr>
@@ -1772,6 +2658,9 @@
             <w:tcW w:type="dxa" w:w="3784"/>
           </w:tcPr>
           <w:p>
+            <w:pPr>
+              <w:spacing w:before="20" w:after="20"/>
+            </w:pPr>
             <w:r/>
             <w:r>
               <w:rPr>
@@ -1787,6 +2676,9 @@
             <w:tcW w:type="dxa" w:w="3784"/>
           </w:tcPr>
           <w:p>
+            <w:pPr>
+              <w:spacing w:before="20" w:after="20"/>
+            </w:pPr>
             <w:r/>
             <w:r>
               <w:rPr>
@@ -1844,6 +2736,9 @@
             <w:shd w:val="clear" w:color="auto" w:fill="D9D9D9"/>
           </w:tcPr>
           <w:p>
+            <w:pPr>
+              <w:spacing w:before="20" w:after="20"/>
+            </w:pPr>
             <w:r/>
             <w:r>
               <w:rPr>
@@ -1861,6 +2756,9 @@
             <w:shd w:val="clear" w:color="auto" w:fill="D9D9D9"/>
           </w:tcPr>
           <w:p>
+            <w:pPr>
+              <w:spacing w:before="20" w:after="20"/>
+            </w:pPr>
             <w:r/>
             <w:r>
               <w:rPr>
@@ -1878,6 +2776,9 @@
             <w:shd w:val="clear" w:color="auto" w:fill="D9D9D9"/>
           </w:tcPr>
           <w:p>
+            <w:pPr>
+              <w:spacing w:before="20" w:after="20"/>
+            </w:pPr>
             <w:r/>
             <w:r>
               <w:rPr>
@@ -1895,6 +2796,9 @@
             <w:shd w:val="clear" w:color="auto" w:fill="D9D9D9"/>
           </w:tcPr>
           <w:p>
+            <w:pPr>
+              <w:spacing w:before="20" w:after="20"/>
+            </w:pPr>
             <w:r/>
             <w:r>
               <w:rPr>
@@ -1908,11 +2812,17 @@
         </w:tc>
       </w:tr>
       <w:tr>
+        <w:trPr>
+          <w:cantSplit/>
+        </w:trPr>
         <w:tc>
           <w:tcPr>
             <w:tcW w:type="dxa" w:w="3784"/>
           </w:tcPr>
           <w:p>
+            <w:pPr>
+              <w:spacing w:before="20" w:after="20"/>
+            </w:pPr>
             <w:r/>
             <w:r>
               <w:rPr>
@@ -1929,6 +2839,9 @@
             <w:tcW w:type="dxa" w:w="3784"/>
           </w:tcPr>
           <w:p>
+            <w:pPr>
+              <w:spacing w:before="20" w:after="20"/>
+            </w:pPr>
             <w:r/>
             <w:r>
               <w:rPr>
@@ -1945,6 +2858,9 @@
             <w:tcW w:type="dxa" w:w="3784"/>
           </w:tcPr>
           <w:p>
+            <w:pPr>
+              <w:spacing w:before="20" w:after="20"/>
+            </w:pPr>
             <w:r/>
             <w:r>
               <w:rPr>
@@ -1961,6 +2877,9 @@
             <w:tcW w:type="dxa" w:w="3784"/>
           </w:tcPr>
           <w:p>
+            <w:pPr>
+              <w:spacing w:before="20" w:after="20"/>
+            </w:pPr>
             <w:r/>
             <w:r>
               <w:rPr>
@@ -1973,11 +2892,17 @@
         </w:tc>
       </w:tr>
       <w:tr>
+        <w:trPr>
+          <w:cantSplit/>
+        </w:trPr>
         <w:tc>
           <w:tcPr>
             <w:tcW w:type="dxa" w:w="3784"/>
           </w:tcPr>
           <w:p>
+            <w:pPr>
+              <w:spacing w:before="20" w:after="20"/>
+            </w:pPr>
             <w:r/>
             <w:r>
               <w:rPr>
@@ -1994,6 +2919,9 @@
             <w:tcW w:type="dxa" w:w="3784"/>
           </w:tcPr>
           <w:p>
+            <w:pPr>
+              <w:spacing w:before="20" w:after="20"/>
+            </w:pPr>
             <w:r/>
             <w:r>
               <w:rPr>
@@ -2010,6 +2938,9 @@
             <w:tcW w:type="dxa" w:w="3784"/>
           </w:tcPr>
           <w:p>
+            <w:pPr>
+              <w:spacing w:before="20" w:after="20"/>
+            </w:pPr>
             <w:r/>
             <w:r>
               <w:rPr>
@@ -2026,6 +2957,9 @@
             <w:tcW w:type="dxa" w:w="3784"/>
           </w:tcPr>
           <w:p>
+            <w:pPr>
+              <w:spacing w:before="20" w:after="20"/>
+            </w:pPr>
             <w:r/>
             <w:r>
               <w:rPr>
@@ -2038,11 +2972,17 @@
         </w:tc>
       </w:tr>
       <w:tr>
+        <w:trPr>
+          <w:cantSplit/>
+        </w:trPr>
         <w:tc>
           <w:tcPr>
             <w:tcW w:type="dxa" w:w="3784"/>
           </w:tcPr>
           <w:p>
+            <w:pPr>
+              <w:spacing w:before="20" w:after="20"/>
+            </w:pPr>
             <w:r/>
             <w:r>
               <w:rPr>
@@ -2059,6 +2999,9 @@
             <w:tcW w:type="dxa" w:w="3784"/>
           </w:tcPr>
           <w:p>
+            <w:pPr>
+              <w:spacing w:before="20" w:after="20"/>
+            </w:pPr>
             <w:r/>
             <w:r>
               <w:rPr>
@@ -2075,6 +3018,9 @@
             <w:tcW w:type="dxa" w:w="3784"/>
           </w:tcPr>
           <w:p>
+            <w:pPr>
+              <w:spacing w:before="20" w:after="20"/>
+            </w:pPr>
             <w:r/>
             <w:r>
               <w:rPr>
@@ -2091,6 +3037,9 @@
             <w:tcW w:type="dxa" w:w="3784"/>
           </w:tcPr>
           <w:p>
+            <w:pPr>
+              <w:spacing w:before="20" w:after="20"/>
+            </w:pPr>
             <w:r/>
             <w:r>
               <w:rPr>
@@ -2103,11 +3052,17 @@
         </w:tc>
       </w:tr>
       <w:tr>
+        <w:trPr>
+          <w:cantSplit/>
+        </w:trPr>
         <w:tc>
           <w:tcPr>
             <w:tcW w:type="dxa" w:w="3784"/>
           </w:tcPr>
           <w:p>
+            <w:pPr>
+              <w:spacing w:before="20" w:after="20"/>
+            </w:pPr>
             <w:r/>
             <w:r>
               <w:rPr>
@@ -2124,6 +3079,9 @@
             <w:tcW w:type="dxa" w:w="3784"/>
           </w:tcPr>
           <w:p>
+            <w:pPr>
+              <w:spacing w:before="20" w:after="20"/>
+            </w:pPr>
             <w:r/>
             <w:r>
               <w:rPr>
@@ -2140,6 +3098,9 @@
             <w:tcW w:type="dxa" w:w="3784"/>
           </w:tcPr>
           <w:p>
+            <w:pPr>
+              <w:spacing w:before="20" w:after="20"/>
+            </w:pPr>
             <w:r/>
             <w:r>
               <w:rPr>
@@ -2156,6 +3117,9 @@
             <w:tcW w:type="dxa" w:w="3784"/>
           </w:tcPr>
           <w:p>
+            <w:pPr>
+              <w:spacing w:before="20" w:after="20"/>
+            </w:pPr>
             <w:r/>
             <w:r>
               <w:rPr>
@@ -2168,11 +3132,17 @@
         </w:tc>
       </w:tr>
       <w:tr>
+        <w:trPr>
+          <w:cantSplit/>
+        </w:trPr>
         <w:tc>
           <w:tcPr>
             <w:tcW w:type="dxa" w:w="3784"/>
           </w:tcPr>
           <w:p>
+            <w:pPr>
+              <w:spacing w:before="20" w:after="20"/>
+            </w:pPr>
             <w:r/>
             <w:r>
               <w:rPr>
@@ -2189,6 +3159,9 @@
             <w:tcW w:type="dxa" w:w="3784"/>
           </w:tcPr>
           <w:p>
+            <w:pPr>
+              <w:spacing w:before="20" w:after="20"/>
+            </w:pPr>
             <w:r/>
             <w:r>
               <w:rPr>
@@ -2205,6 +3178,9 @@
             <w:tcW w:type="dxa" w:w="3784"/>
           </w:tcPr>
           <w:p>
+            <w:pPr>
+              <w:spacing w:before="20" w:after="20"/>
+            </w:pPr>
             <w:r/>
             <w:r>
               <w:rPr>
@@ -2221,6 +3197,9 @@
             <w:tcW w:type="dxa" w:w="3784"/>
           </w:tcPr>
           <w:p>
+            <w:pPr>
+              <w:spacing w:before="20" w:after="20"/>
+            </w:pPr>
             <w:r/>
             <w:r>
               <w:rPr>
@@ -2233,11 +3212,17 @@
         </w:tc>
       </w:tr>
       <w:tr>
+        <w:trPr>
+          <w:cantSplit/>
+        </w:trPr>
         <w:tc>
           <w:tcPr>
             <w:tcW w:type="dxa" w:w="3784"/>
           </w:tcPr>
           <w:p>
+            <w:pPr>
+              <w:spacing w:before="20" w:after="20"/>
+            </w:pPr>
             <w:r/>
             <w:r>
               <w:rPr>
@@ -2254,6 +3239,9 @@
             <w:tcW w:type="dxa" w:w="3784"/>
           </w:tcPr>
           <w:p>
+            <w:pPr>
+              <w:spacing w:before="20" w:after="20"/>
+            </w:pPr>
             <w:r/>
             <w:r>
               <w:rPr>
@@ -2270,6 +3258,9 @@
             <w:tcW w:type="dxa" w:w="3784"/>
           </w:tcPr>
           <w:p>
+            <w:pPr>
+              <w:spacing w:before="20" w:after="20"/>
+            </w:pPr>
             <w:r/>
             <w:r>
               <w:rPr>
@@ -2286,6 +3277,9 @@
             <w:tcW w:type="dxa" w:w="3784"/>
           </w:tcPr>
           <w:p>
+            <w:pPr>
+              <w:spacing w:before="20" w:after="20"/>
+            </w:pPr>
             <w:r/>
             <w:r>
               <w:rPr>
@@ -2298,11 +3292,17 @@
         </w:tc>
       </w:tr>
       <w:tr>
+        <w:trPr>
+          <w:cantSplit/>
+        </w:trPr>
         <w:tc>
           <w:tcPr>
             <w:tcW w:type="dxa" w:w="3784"/>
           </w:tcPr>
           <w:p>
+            <w:pPr>
+              <w:spacing w:before="20" w:after="20"/>
+            </w:pPr>
             <w:r/>
             <w:r>
               <w:rPr>
@@ -2319,6 +3319,9 @@
             <w:tcW w:type="dxa" w:w="3784"/>
           </w:tcPr>
           <w:p>
+            <w:pPr>
+              <w:spacing w:before="20" w:after="20"/>
+            </w:pPr>
             <w:r/>
             <w:r>
               <w:rPr>
@@ -2335,6 +3338,9 @@
             <w:tcW w:type="dxa" w:w="3784"/>
           </w:tcPr>
           <w:p>
+            <w:pPr>
+              <w:spacing w:before="20" w:after="20"/>
+            </w:pPr>
             <w:r/>
             <w:r>
               <w:rPr>
@@ -2351,6 +3357,9 @@
             <w:tcW w:type="dxa" w:w="3784"/>
           </w:tcPr>
           <w:p>
+            <w:pPr>
+              <w:spacing w:before="20" w:after="20"/>
+            </w:pPr>
             <w:r/>
             <w:r>
               <w:rPr>
@@ -2363,11 +3372,17 @@
         </w:tc>
       </w:tr>
       <w:tr>
+        <w:trPr>
+          <w:cantSplit/>
+        </w:trPr>
         <w:tc>
           <w:tcPr>
             <w:tcW w:type="dxa" w:w="3784"/>
           </w:tcPr>
           <w:p>
+            <w:pPr>
+              <w:spacing w:before="20" w:after="20"/>
+            </w:pPr>
             <w:r/>
             <w:r>
               <w:rPr>
@@ -2384,6 +3399,9 @@
             <w:tcW w:type="dxa" w:w="3784"/>
           </w:tcPr>
           <w:p>
+            <w:pPr>
+              <w:spacing w:before="20" w:after="20"/>
+            </w:pPr>
             <w:r/>
             <w:r>
               <w:rPr>
@@ -2400,6 +3418,9 @@
             <w:tcW w:type="dxa" w:w="3784"/>
           </w:tcPr>
           <w:p>
+            <w:pPr>
+              <w:spacing w:before="20" w:after="20"/>
+            </w:pPr>
             <w:r/>
             <w:r>
               <w:rPr>
@@ -2416,6 +3437,9 @@
             <w:tcW w:type="dxa" w:w="3784"/>
           </w:tcPr>
           <w:p>
+            <w:pPr>
+              <w:spacing w:before="20" w:after="20"/>
+            </w:pPr>
             <w:r/>
             <w:r>
               <w:rPr>
@@ -2428,11 +3452,17 @@
         </w:tc>
       </w:tr>
       <w:tr>
+        <w:trPr>
+          <w:cantSplit/>
+        </w:trPr>
         <w:tc>
           <w:tcPr>
             <w:tcW w:type="dxa" w:w="3784"/>
           </w:tcPr>
           <w:p>
+            <w:pPr>
+              <w:spacing w:before="20" w:after="20"/>
+            </w:pPr>
             <w:r/>
             <w:r>
               <w:rPr>
@@ -2449,6 +3479,9 @@
             <w:tcW w:type="dxa" w:w="3784"/>
           </w:tcPr>
           <w:p>
+            <w:pPr>
+              <w:spacing w:before="20" w:after="20"/>
+            </w:pPr>
             <w:r/>
             <w:r>
               <w:rPr>
@@ -2465,6 +3498,9 @@
             <w:tcW w:type="dxa" w:w="3784"/>
           </w:tcPr>
           <w:p>
+            <w:pPr>
+              <w:spacing w:before="20" w:after="20"/>
+            </w:pPr>
             <w:r/>
             <w:r>
               <w:rPr>
@@ -2481,6 +3517,9 @@
             <w:tcW w:type="dxa" w:w="3784"/>
           </w:tcPr>
           <w:p>
+            <w:pPr>
+              <w:spacing w:before="20" w:after="20"/>
+            </w:pPr>
             <w:r/>
             <w:r>
               <w:rPr>
@@ -2493,11 +3532,17 @@
         </w:tc>
       </w:tr>
       <w:tr>
+        <w:trPr>
+          <w:cantSplit/>
+        </w:trPr>
         <w:tc>
           <w:tcPr>
             <w:tcW w:type="dxa" w:w="3784"/>
           </w:tcPr>
           <w:p>
+            <w:pPr>
+              <w:spacing w:before="20" w:after="20"/>
+            </w:pPr>
             <w:r/>
             <w:r>
               <w:rPr>
@@ -2514,6 +3559,9 @@
             <w:tcW w:type="dxa" w:w="3784"/>
           </w:tcPr>
           <w:p>
+            <w:pPr>
+              <w:spacing w:before="20" w:after="20"/>
+            </w:pPr>
             <w:r/>
             <w:r>
               <w:rPr>
@@ -2530,6 +3578,9 @@
             <w:tcW w:type="dxa" w:w="3784"/>
           </w:tcPr>
           <w:p>
+            <w:pPr>
+              <w:spacing w:before="20" w:after="20"/>
+            </w:pPr>
             <w:r/>
             <w:r>
               <w:rPr>
@@ -2546,6 +3597,9 @@
             <w:tcW w:type="dxa" w:w="3784"/>
           </w:tcPr>
           <w:p>
+            <w:pPr>
+              <w:spacing w:before="20" w:after="20"/>
+            </w:pPr>
             <w:r/>
             <w:r>
               <w:rPr>
@@ -2558,11 +3612,17 @@
         </w:tc>
       </w:tr>
       <w:tr>
+        <w:trPr>
+          <w:cantSplit/>
+        </w:trPr>
         <w:tc>
           <w:tcPr>
             <w:tcW w:type="dxa" w:w="3784"/>
           </w:tcPr>
           <w:p>
+            <w:pPr>
+              <w:spacing w:before="20" w:after="20"/>
+            </w:pPr>
             <w:r/>
             <w:r>
               <w:rPr>
@@ -2579,6 +3639,9 @@
             <w:tcW w:type="dxa" w:w="3784"/>
           </w:tcPr>
           <w:p>
+            <w:pPr>
+              <w:spacing w:before="20" w:after="20"/>
+            </w:pPr>
             <w:r/>
             <w:r>
               <w:rPr>
@@ -2595,6 +3658,9 @@
             <w:tcW w:type="dxa" w:w="3784"/>
           </w:tcPr>
           <w:p>
+            <w:pPr>
+              <w:spacing w:before="20" w:after="20"/>
+            </w:pPr>
             <w:r/>
             <w:r>
               <w:rPr>
@@ -2611,6 +3677,9 @@
             <w:tcW w:type="dxa" w:w="3784"/>
           </w:tcPr>
           <w:p>
+            <w:pPr>
+              <w:spacing w:before="20" w:after="20"/>
+            </w:pPr>
             <w:r/>
             <w:r>
               <w:rPr>
@@ -2623,11 +3692,17 @@
         </w:tc>
       </w:tr>
       <w:tr>
+        <w:trPr>
+          <w:cantSplit/>
+        </w:trPr>
         <w:tc>
           <w:tcPr>
             <w:tcW w:type="dxa" w:w="3784"/>
           </w:tcPr>
           <w:p>
+            <w:pPr>
+              <w:spacing w:before="20" w:after="20"/>
+            </w:pPr>
             <w:r/>
             <w:r>
               <w:rPr>
@@ -2644,6 +3719,9 @@
             <w:tcW w:type="dxa" w:w="3784"/>
           </w:tcPr>
           <w:p>
+            <w:pPr>
+              <w:spacing w:before="20" w:after="20"/>
+            </w:pPr>
             <w:r/>
             <w:r>
               <w:rPr>
@@ -2660,6 +3738,9 @@
             <w:tcW w:type="dxa" w:w="3784"/>
           </w:tcPr>
           <w:p>
+            <w:pPr>
+              <w:spacing w:before="20" w:after="20"/>
+            </w:pPr>
             <w:r/>
             <w:r>
               <w:rPr>
@@ -2676,6 +3757,9 @@
             <w:tcW w:type="dxa" w:w="3784"/>
           </w:tcPr>
           <w:p>
+            <w:pPr>
+              <w:spacing w:before="20" w:after="20"/>
+            </w:pPr>
             <w:r/>
             <w:r>
               <w:rPr>
@@ -2688,11 +3772,17 @@
         </w:tc>
       </w:tr>
       <w:tr>
+        <w:trPr>
+          <w:cantSplit/>
+        </w:trPr>
         <w:tc>
           <w:tcPr>
             <w:tcW w:type="dxa" w:w="3784"/>
           </w:tcPr>
           <w:p>
+            <w:pPr>
+              <w:spacing w:before="20" w:after="20"/>
+            </w:pPr>
             <w:r/>
             <w:r>
               <w:rPr>
@@ -2709,6 +3799,9 @@
             <w:tcW w:type="dxa" w:w="3784"/>
           </w:tcPr>
           <w:p>
+            <w:pPr>
+              <w:spacing w:before="20" w:after="20"/>
+            </w:pPr>
             <w:r/>
             <w:r>
               <w:rPr>
@@ -2725,6 +3818,9 @@
             <w:tcW w:type="dxa" w:w="3784"/>
           </w:tcPr>
           <w:p>
+            <w:pPr>
+              <w:spacing w:before="20" w:after="20"/>
+            </w:pPr>
             <w:r/>
             <w:r>
               <w:rPr>
@@ -2740,6 +3836,9 @@
             <w:tcW w:type="dxa" w:w="3784"/>
           </w:tcPr>
           <w:p>
+            <w:pPr>
+              <w:spacing w:before="20" w:after="20"/>
+            </w:pPr>
             <w:r/>
             <w:r>
               <w:rPr>
@@ -2752,11 +3851,17 @@
         </w:tc>
       </w:tr>
       <w:tr>
+        <w:trPr>
+          <w:cantSplit/>
+        </w:trPr>
         <w:tc>
           <w:tcPr>
             <w:tcW w:type="dxa" w:w="3784"/>
           </w:tcPr>
           <w:p>
+            <w:pPr>
+              <w:spacing w:before="20" w:after="20"/>
+            </w:pPr>
             <w:r/>
             <w:r>
               <w:rPr>
@@ -2773,6 +3878,9 @@
             <w:tcW w:type="dxa" w:w="3784"/>
           </w:tcPr>
           <w:p>
+            <w:pPr>
+              <w:spacing w:before="20" w:after="20"/>
+            </w:pPr>
             <w:r/>
             <w:r>
               <w:rPr>
@@ -2789,6 +3897,9 @@
             <w:tcW w:type="dxa" w:w="3784"/>
           </w:tcPr>
           <w:p>
+            <w:pPr>
+              <w:spacing w:before="20" w:after="20"/>
+            </w:pPr>
             <w:r/>
             <w:r>
               <w:rPr>
@@ -2804,6 +3915,9 @@
             <w:tcW w:type="dxa" w:w="3784"/>
           </w:tcPr>
           <w:p>
+            <w:pPr>
+              <w:spacing w:before="20" w:after="20"/>
+            </w:pPr>
             <w:r/>
             <w:r>
               <w:rPr>
@@ -2816,11 +3930,17 @@
         </w:tc>
       </w:tr>
       <w:tr>
+        <w:trPr>
+          <w:cantSplit/>
+        </w:trPr>
         <w:tc>
           <w:tcPr>
             <w:tcW w:type="dxa" w:w="3784"/>
           </w:tcPr>
           <w:p>
+            <w:pPr>
+              <w:spacing w:before="20" w:after="20"/>
+            </w:pPr>
             <w:r/>
             <w:r>
               <w:rPr>
@@ -2837,6 +3957,9 @@
             <w:tcW w:type="dxa" w:w="3784"/>
           </w:tcPr>
           <w:p>
+            <w:pPr>
+              <w:spacing w:before="20" w:after="20"/>
+            </w:pPr>
             <w:r/>
             <w:r>
               <w:rPr>
@@ -2853,6 +3976,9 @@
             <w:tcW w:type="dxa" w:w="3784"/>
           </w:tcPr>
           <w:p>
+            <w:pPr>
+              <w:spacing w:before="20" w:after="20"/>
+            </w:pPr>
             <w:r/>
             <w:r>
               <w:rPr>
@@ -2868,6 +3994,9 @@
             <w:tcW w:type="dxa" w:w="3784"/>
           </w:tcPr>
           <w:p>
+            <w:pPr>
+              <w:spacing w:before="20" w:after="20"/>
+            </w:pPr>
             <w:r/>
             <w:r>
               <w:rPr>
@@ -2880,11 +4009,17 @@
         </w:tc>
       </w:tr>
       <w:tr>
+        <w:trPr>
+          <w:cantSplit/>
+        </w:trPr>
         <w:tc>
           <w:tcPr>
             <w:tcW w:type="dxa" w:w="3784"/>
           </w:tcPr>
           <w:p>
+            <w:pPr>
+              <w:spacing w:before="20" w:after="20"/>
+            </w:pPr>
             <w:r/>
             <w:r>
               <w:rPr>
@@ -2901,6 +4036,9 @@
             <w:tcW w:type="dxa" w:w="3784"/>
           </w:tcPr>
           <w:p>
+            <w:pPr>
+              <w:spacing w:before="20" w:after="20"/>
+            </w:pPr>
             <w:r/>
             <w:r>
               <w:rPr>
@@ -2917,6 +4055,9 @@
             <w:tcW w:type="dxa" w:w="3784"/>
           </w:tcPr>
           <w:p>
+            <w:pPr>
+              <w:spacing w:before="20" w:after="20"/>
+            </w:pPr>
             <w:r/>
             <w:r>
               <w:rPr>
@@ -2932,6 +4073,9 @@
             <w:tcW w:type="dxa" w:w="3784"/>
           </w:tcPr>
           <w:p>
+            <w:pPr>
+              <w:spacing w:before="20" w:after="20"/>
+            </w:pPr>
             <w:r/>
             <w:r>
               <w:rPr>
@@ -2989,6 +4133,9 @@
             <w:shd w:val="clear" w:color="auto" w:fill="D9D9D9"/>
           </w:tcPr>
           <w:p>
+            <w:pPr>
+              <w:spacing w:before="20" w:after="20"/>
+            </w:pPr>
             <w:r/>
             <w:r>
               <w:rPr>
@@ -3006,6 +4153,9 @@
             <w:shd w:val="clear" w:color="auto" w:fill="D9D9D9"/>
           </w:tcPr>
           <w:p>
+            <w:pPr>
+              <w:spacing w:before="20" w:after="20"/>
+            </w:pPr>
             <w:r/>
             <w:r>
               <w:rPr>
@@ -3023,6 +4173,9 @@
             <w:shd w:val="clear" w:color="auto" w:fill="D9D9D9"/>
           </w:tcPr>
           <w:p>
+            <w:pPr>
+              <w:spacing w:before="20" w:after="20"/>
+            </w:pPr>
             <w:r/>
             <w:r>
               <w:rPr>
@@ -3040,6 +4193,9 @@
             <w:shd w:val="clear" w:color="auto" w:fill="D9D9D9"/>
           </w:tcPr>
           <w:p>
+            <w:pPr>
+              <w:spacing w:before="20" w:after="20"/>
+            </w:pPr>
             <w:r/>
             <w:r>
               <w:rPr>
@@ -3053,11 +4209,17 @@
         </w:tc>
       </w:tr>
       <w:tr>
+        <w:trPr>
+          <w:cantSplit/>
+        </w:trPr>
         <w:tc>
           <w:tcPr>
             <w:tcW w:type="dxa" w:w="3784"/>
           </w:tcPr>
           <w:p>
+            <w:pPr>
+              <w:spacing w:before="20" w:after="20"/>
+            </w:pPr>
             <w:r/>
             <w:r>
               <w:rPr>
@@ -3074,6 +4236,9 @@
             <w:tcW w:type="dxa" w:w="3784"/>
           </w:tcPr>
           <w:p>
+            <w:pPr>
+              <w:spacing w:before="20" w:after="20"/>
+            </w:pPr>
             <w:r/>
             <w:r>
               <w:rPr>
@@ -3090,6 +4255,9 @@
             <w:tcW w:type="dxa" w:w="3784"/>
           </w:tcPr>
           <w:p>
+            <w:pPr>
+              <w:spacing w:before="20" w:after="20"/>
+            </w:pPr>
             <w:r/>
             <w:r>
               <w:rPr>
@@ -3106,6 +4274,9 @@
             <w:tcW w:type="dxa" w:w="3784"/>
           </w:tcPr>
           <w:p>
+            <w:pPr>
+              <w:spacing w:before="20" w:after="20"/>
+            </w:pPr>
             <w:r/>
             <w:r>
               <w:rPr>
@@ -3118,11 +4289,17 @@
         </w:tc>
       </w:tr>
       <w:tr>
+        <w:trPr>
+          <w:cantSplit/>
+        </w:trPr>
         <w:tc>
           <w:tcPr>
             <w:tcW w:type="dxa" w:w="3784"/>
           </w:tcPr>
           <w:p>
+            <w:pPr>
+              <w:spacing w:before="20" w:after="20"/>
+            </w:pPr>
             <w:r/>
             <w:r>
               <w:rPr>
@@ -3139,6 +4316,9 @@
             <w:tcW w:type="dxa" w:w="3784"/>
           </w:tcPr>
           <w:p>
+            <w:pPr>
+              <w:spacing w:before="20" w:after="20"/>
+            </w:pPr>
             <w:r/>
             <w:r>
               <w:rPr>
@@ -3155,6 +4335,9 @@
             <w:tcW w:type="dxa" w:w="3784"/>
           </w:tcPr>
           <w:p>
+            <w:pPr>
+              <w:spacing w:before="20" w:after="20"/>
+            </w:pPr>
             <w:r/>
             <w:r>
               <w:rPr>
@@ -3171,6 +4354,9 @@
             <w:tcW w:type="dxa" w:w="3784"/>
           </w:tcPr>
           <w:p>
+            <w:pPr>
+              <w:spacing w:before="20" w:after="20"/>
+            </w:pPr>
             <w:r/>
             <w:r>
               <w:rPr>
@@ -3183,11 +4369,17 @@
         </w:tc>
       </w:tr>
       <w:tr>
+        <w:trPr>
+          <w:cantSplit/>
+        </w:trPr>
         <w:tc>
           <w:tcPr>
             <w:tcW w:type="dxa" w:w="3784"/>
           </w:tcPr>
           <w:p>
+            <w:pPr>
+              <w:spacing w:before="20" w:after="20"/>
+            </w:pPr>
             <w:r/>
             <w:r>
               <w:rPr>
@@ -3204,6 +4396,9 @@
             <w:tcW w:type="dxa" w:w="3784"/>
           </w:tcPr>
           <w:p>
+            <w:pPr>
+              <w:spacing w:before="20" w:after="20"/>
+            </w:pPr>
             <w:r/>
             <w:r>
               <w:rPr>
@@ -3220,6 +4415,9 @@
             <w:tcW w:type="dxa" w:w="3784"/>
           </w:tcPr>
           <w:p>
+            <w:pPr>
+              <w:spacing w:before="20" w:after="20"/>
+            </w:pPr>
             <w:r/>
             <w:r>
               <w:rPr>
@@ -3236,6 +4434,9 @@
             <w:tcW w:type="dxa" w:w="3784"/>
           </w:tcPr>
           <w:p>
+            <w:pPr>
+              <w:spacing w:before="20" w:after="20"/>
+            </w:pPr>
             <w:r/>
             <w:r>
               <w:rPr>
@@ -3248,11 +4449,17 @@
         </w:tc>
       </w:tr>
       <w:tr>
+        <w:trPr>
+          <w:cantSplit/>
+        </w:trPr>
         <w:tc>
           <w:tcPr>
             <w:tcW w:type="dxa" w:w="3784"/>
           </w:tcPr>
           <w:p>
+            <w:pPr>
+              <w:spacing w:before="20" w:after="20"/>
+            </w:pPr>
             <w:r/>
             <w:r>
               <w:rPr>
@@ -3269,6 +4476,9 @@
             <w:tcW w:type="dxa" w:w="3784"/>
           </w:tcPr>
           <w:p>
+            <w:pPr>
+              <w:spacing w:before="20" w:after="20"/>
+            </w:pPr>
             <w:r/>
             <w:r>
               <w:rPr>
@@ -3285,6 +4495,9 @@
             <w:tcW w:type="dxa" w:w="3784"/>
           </w:tcPr>
           <w:p>
+            <w:pPr>
+              <w:spacing w:before="20" w:after="20"/>
+            </w:pPr>
             <w:r/>
             <w:r>
               <w:rPr>
@@ -3301,6 +4514,9 @@
             <w:tcW w:type="dxa" w:w="3784"/>
           </w:tcPr>
           <w:p>
+            <w:pPr>
+              <w:spacing w:before="20" w:after="20"/>
+            </w:pPr>
             <w:r/>
             <w:r>
               <w:rPr>
@@ -3313,11 +4529,17 @@
         </w:tc>
       </w:tr>
       <w:tr>
+        <w:trPr>
+          <w:cantSplit/>
+        </w:trPr>
         <w:tc>
           <w:tcPr>
             <w:tcW w:type="dxa" w:w="3784"/>
           </w:tcPr>
           <w:p>
+            <w:pPr>
+              <w:spacing w:before="20" w:after="20"/>
+            </w:pPr>
             <w:r/>
             <w:r>
               <w:rPr>
@@ -3334,6 +4556,9 @@
             <w:tcW w:type="dxa" w:w="3784"/>
           </w:tcPr>
           <w:p>
+            <w:pPr>
+              <w:spacing w:before="20" w:after="20"/>
+            </w:pPr>
             <w:r/>
             <w:r>
               <w:rPr>
@@ -3350,6 +4575,9 @@
             <w:tcW w:type="dxa" w:w="3784"/>
           </w:tcPr>
           <w:p>
+            <w:pPr>
+              <w:spacing w:before="20" w:after="20"/>
+            </w:pPr>
             <w:r/>
             <w:r>
               <w:rPr>
@@ -3366,6 +4594,9 @@
             <w:tcW w:type="dxa" w:w="3784"/>
           </w:tcPr>
           <w:p>
+            <w:pPr>
+              <w:spacing w:before="20" w:after="20"/>
+            </w:pPr>
             <w:r/>
             <w:r>
               <w:rPr>
@@ -3378,11 +4609,17 @@
         </w:tc>
       </w:tr>
       <w:tr>
+        <w:trPr>
+          <w:cantSplit/>
+        </w:trPr>
         <w:tc>
           <w:tcPr>
             <w:tcW w:type="dxa" w:w="3784"/>
           </w:tcPr>
           <w:p>
+            <w:pPr>
+              <w:spacing w:before="20" w:after="20"/>
+            </w:pPr>
             <w:r/>
             <w:r>
               <w:rPr>
@@ -3399,6 +4636,9 @@
             <w:tcW w:type="dxa" w:w="3784"/>
           </w:tcPr>
           <w:p>
+            <w:pPr>
+              <w:spacing w:before="20" w:after="20"/>
+            </w:pPr>
             <w:r/>
             <w:r>
               <w:rPr>
@@ -3415,6 +4655,9 @@
             <w:tcW w:type="dxa" w:w="3784"/>
           </w:tcPr>
           <w:p>
+            <w:pPr>
+              <w:spacing w:before="20" w:after="20"/>
+            </w:pPr>
             <w:r/>
             <w:r>
               <w:rPr>
@@ -3431,6 +4674,9 @@
             <w:tcW w:type="dxa" w:w="3784"/>
           </w:tcPr>
           <w:p>
+            <w:pPr>
+              <w:spacing w:before="20" w:after="20"/>
+            </w:pPr>
             <w:r/>
             <w:r>
               <w:rPr>
@@ -3443,11 +4689,17 @@
         </w:tc>
       </w:tr>
       <w:tr>
+        <w:trPr>
+          <w:cantSplit/>
+        </w:trPr>
         <w:tc>
           <w:tcPr>
             <w:tcW w:type="dxa" w:w="3784"/>
           </w:tcPr>
           <w:p>
+            <w:pPr>
+              <w:spacing w:before="20" w:after="20"/>
+            </w:pPr>
             <w:r/>
             <w:r>
               <w:rPr>
@@ -3464,6 +4716,9 @@
             <w:tcW w:type="dxa" w:w="3784"/>
           </w:tcPr>
           <w:p>
+            <w:pPr>
+              <w:spacing w:before="20" w:after="20"/>
+            </w:pPr>
             <w:r/>
             <w:r>
               <w:rPr>
@@ -3480,6 +4735,9 @@
             <w:tcW w:type="dxa" w:w="3784"/>
           </w:tcPr>
           <w:p>
+            <w:pPr>
+              <w:spacing w:before="20" w:after="20"/>
+            </w:pPr>
             <w:r/>
             <w:r>
               <w:rPr>
@@ -3496,6 +4754,9 @@
             <w:tcW w:type="dxa" w:w="3784"/>
           </w:tcPr>
           <w:p>
+            <w:pPr>
+              <w:spacing w:before="20" w:after="20"/>
+            </w:pPr>
             <w:r/>
             <w:r>
               <w:rPr>
@@ -3508,11 +4769,17 @@
         </w:tc>
       </w:tr>
       <w:tr>
+        <w:trPr>
+          <w:cantSplit/>
+        </w:trPr>
         <w:tc>
           <w:tcPr>
             <w:tcW w:type="dxa" w:w="3784"/>
           </w:tcPr>
           <w:p>
+            <w:pPr>
+              <w:spacing w:before="20" w:after="20"/>
+            </w:pPr>
             <w:r/>
             <w:r>
               <w:rPr>
@@ -3529,6 +4796,9 @@
             <w:tcW w:type="dxa" w:w="3784"/>
           </w:tcPr>
           <w:p>
+            <w:pPr>
+              <w:spacing w:before="20" w:after="20"/>
+            </w:pPr>
             <w:r/>
             <w:r>
               <w:rPr>
@@ -3545,6 +4815,9 @@
             <w:tcW w:type="dxa" w:w="3784"/>
           </w:tcPr>
           <w:p>
+            <w:pPr>
+              <w:spacing w:before="20" w:after="20"/>
+            </w:pPr>
             <w:r/>
             <w:r>
               <w:rPr>
@@ -3561,6 +4834,9 @@
             <w:tcW w:type="dxa" w:w="3784"/>
           </w:tcPr>
           <w:p>
+            <w:pPr>
+              <w:spacing w:before="20" w:after="20"/>
+            </w:pPr>
             <w:r/>
             <w:r>
               <w:rPr>
@@ -3573,11 +4849,17 @@
         </w:tc>
       </w:tr>
       <w:tr>
+        <w:trPr>
+          <w:cantSplit/>
+        </w:trPr>
         <w:tc>
           <w:tcPr>
             <w:tcW w:type="dxa" w:w="3784"/>
           </w:tcPr>
           <w:p>
+            <w:pPr>
+              <w:spacing w:before="20" w:after="20"/>
+            </w:pPr>
             <w:r/>
             <w:r>
               <w:rPr>
@@ -3594,6 +4876,9 @@
             <w:tcW w:type="dxa" w:w="3784"/>
           </w:tcPr>
           <w:p>
+            <w:pPr>
+              <w:spacing w:before="20" w:after="20"/>
+            </w:pPr>
             <w:r/>
             <w:r>
               <w:rPr>
@@ -3610,6 +4895,9 @@
             <w:tcW w:type="dxa" w:w="3784"/>
           </w:tcPr>
           <w:p>
+            <w:pPr>
+              <w:spacing w:before="20" w:after="20"/>
+            </w:pPr>
             <w:r/>
             <w:r>
               <w:rPr>
@@ -3626,6 +4914,9 @@
             <w:tcW w:type="dxa" w:w="3784"/>
           </w:tcPr>
           <w:p>
+            <w:pPr>
+              <w:spacing w:before="20" w:after="20"/>
+            </w:pPr>
             <w:r/>
             <w:r>
               <w:rPr>
@@ -3638,11 +4929,17 @@
         </w:tc>
       </w:tr>
       <w:tr>
+        <w:trPr>
+          <w:cantSplit/>
+        </w:trPr>
         <w:tc>
           <w:tcPr>
             <w:tcW w:type="dxa" w:w="3784"/>
           </w:tcPr>
           <w:p>
+            <w:pPr>
+              <w:spacing w:before="20" w:after="20"/>
+            </w:pPr>
             <w:r/>
             <w:r>
               <w:rPr>
@@ -3659,6 +4956,9 @@
             <w:tcW w:type="dxa" w:w="3784"/>
           </w:tcPr>
           <w:p>
+            <w:pPr>
+              <w:spacing w:before="20" w:after="20"/>
+            </w:pPr>
             <w:r/>
             <w:r>
               <w:rPr>
@@ -3675,6 +4975,9 @@
             <w:tcW w:type="dxa" w:w="3784"/>
           </w:tcPr>
           <w:p>
+            <w:pPr>
+              <w:spacing w:before="20" w:after="20"/>
+            </w:pPr>
             <w:r/>
             <w:r>
               <w:rPr>
@@ -3691,6 +4994,9 @@
             <w:tcW w:type="dxa" w:w="3784"/>
           </w:tcPr>
           <w:p>
+            <w:pPr>
+              <w:spacing w:before="20" w:after="20"/>
+            </w:pPr>
             <w:r/>
             <w:r>
               <w:rPr>
@@ -3703,11 +5009,17 @@
         </w:tc>
       </w:tr>
       <w:tr>
+        <w:trPr>
+          <w:cantSplit/>
+        </w:trPr>
         <w:tc>
           <w:tcPr>
             <w:tcW w:type="dxa" w:w="3784"/>
           </w:tcPr>
           <w:p>
+            <w:pPr>
+              <w:spacing w:before="20" w:after="20"/>
+            </w:pPr>
             <w:r/>
             <w:r>
               <w:rPr>
@@ -3724,6 +5036,9 @@
             <w:tcW w:type="dxa" w:w="3784"/>
           </w:tcPr>
           <w:p>
+            <w:pPr>
+              <w:spacing w:before="20" w:after="20"/>
+            </w:pPr>
             <w:r/>
             <w:r>
               <w:rPr>
@@ -3740,6 +5055,9 @@
             <w:tcW w:type="dxa" w:w="3784"/>
           </w:tcPr>
           <w:p>
+            <w:pPr>
+              <w:spacing w:before="20" w:after="20"/>
+            </w:pPr>
             <w:r/>
             <w:r>
               <w:rPr>
@@ -3756,6 +5074,9 @@
             <w:tcW w:type="dxa" w:w="3784"/>
           </w:tcPr>
           <w:p>
+            <w:pPr>
+              <w:spacing w:before="20" w:after="20"/>
+            </w:pPr>
             <w:r/>
             <w:r>
               <w:rPr>
@@ -3768,11 +5089,17 @@
         </w:tc>
       </w:tr>
       <w:tr>
+        <w:trPr>
+          <w:cantSplit/>
+        </w:trPr>
         <w:tc>
           <w:tcPr>
             <w:tcW w:type="dxa" w:w="3784"/>
           </w:tcPr>
           <w:p>
+            <w:pPr>
+              <w:spacing w:before="20" w:after="20"/>
+            </w:pPr>
             <w:r/>
             <w:r>
               <w:rPr>
@@ -3789,6 +5116,9 @@
             <w:tcW w:type="dxa" w:w="3784"/>
           </w:tcPr>
           <w:p>
+            <w:pPr>
+              <w:spacing w:before="20" w:after="20"/>
+            </w:pPr>
             <w:r/>
             <w:r>
               <w:rPr>
@@ -3805,6 +5135,9 @@
             <w:tcW w:type="dxa" w:w="3784"/>
           </w:tcPr>
           <w:p>
+            <w:pPr>
+              <w:spacing w:before="20" w:after="20"/>
+            </w:pPr>
             <w:r/>
             <w:r>
               <w:rPr>
@@ -3821,6 +5154,9 @@
             <w:tcW w:type="dxa" w:w="3784"/>
           </w:tcPr>
           <w:p>
+            <w:pPr>
+              <w:spacing w:before="20" w:after="20"/>
+            </w:pPr>
             <w:r/>
             <w:r>
               <w:rPr>
@@ -3833,11 +5169,17 @@
         </w:tc>
       </w:tr>
       <w:tr>
+        <w:trPr>
+          <w:cantSplit/>
+        </w:trPr>
         <w:tc>
           <w:tcPr>
             <w:tcW w:type="dxa" w:w="3784"/>
           </w:tcPr>
           <w:p>
+            <w:pPr>
+              <w:spacing w:before="20" w:after="20"/>
+            </w:pPr>
             <w:r/>
             <w:r>
               <w:rPr>
@@ -3854,6 +5196,9 @@
             <w:tcW w:type="dxa" w:w="3784"/>
           </w:tcPr>
           <w:p>
+            <w:pPr>
+              <w:spacing w:before="20" w:after="20"/>
+            </w:pPr>
             <w:r/>
             <w:r>
               <w:rPr>
@@ -3870,6 +5215,9 @@
             <w:tcW w:type="dxa" w:w="3784"/>
           </w:tcPr>
           <w:p>
+            <w:pPr>
+              <w:spacing w:before="20" w:after="20"/>
+            </w:pPr>
             <w:r/>
             <w:r>
               <w:rPr>
@@ -3886,6 +5234,9 @@
             <w:tcW w:type="dxa" w:w="3784"/>
           </w:tcPr>
           <w:p>
+            <w:pPr>
+              <w:spacing w:before="20" w:after="20"/>
+            </w:pPr>
             <w:r/>
             <w:r>
               <w:rPr>
@@ -3898,11 +5249,17 @@
         </w:tc>
       </w:tr>
       <w:tr>
+        <w:trPr>
+          <w:cantSplit/>
+        </w:trPr>
         <w:tc>
           <w:tcPr>
             <w:tcW w:type="dxa" w:w="3784"/>
           </w:tcPr>
           <w:p>
+            <w:pPr>
+              <w:spacing w:before="20" w:after="20"/>
+            </w:pPr>
             <w:r/>
             <w:r>
               <w:rPr>
@@ -3919,6 +5276,9 @@
             <w:tcW w:type="dxa" w:w="3784"/>
           </w:tcPr>
           <w:p>
+            <w:pPr>
+              <w:spacing w:before="20" w:after="20"/>
+            </w:pPr>
             <w:r/>
             <w:r>
               <w:rPr>
@@ -3935,6 +5295,9 @@
             <w:tcW w:type="dxa" w:w="3784"/>
           </w:tcPr>
           <w:p>
+            <w:pPr>
+              <w:spacing w:before="20" w:after="20"/>
+            </w:pPr>
             <w:r/>
             <w:r>
               <w:rPr>
@@ -3951,6 +5314,9 @@
             <w:tcW w:type="dxa" w:w="3784"/>
           </w:tcPr>
           <w:p>
+            <w:pPr>
+              <w:spacing w:before="20" w:after="20"/>
+            </w:pPr>
             <w:r/>
             <w:r>
               <w:rPr>
@@ -3963,11 +5329,17 @@
         </w:tc>
       </w:tr>
       <w:tr>
+        <w:trPr>
+          <w:cantSplit/>
+        </w:trPr>
         <w:tc>
           <w:tcPr>
             <w:tcW w:type="dxa" w:w="3784"/>
           </w:tcPr>
           <w:p>
+            <w:pPr>
+              <w:spacing w:before="20" w:after="20"/>
+            </w:pPr>
             <w:r/>
             <w:r>
               <w:rPr>
@@ -3984,6 +5356,9 @@
             <w:tcW w:type="dxa" w:w="3784"/>
           </w:tcPr>
           <w:p>
+            <w:pPr>
+              <w:spacing w:before="20" w:after="20"/>
+            </w:pPr>
             <w:r/>
             <w:r>
               <w:rPr>
@@ -4000,6 +5375,9 @@
             <w:tcW w:type="dxa" w:w="3784"/>
           </w:tcPr>
           <w:p>
+            <w:pPr>
+              <w:spacing w:before="20" w:after="20"/>
+            </w:pPr>
             <w:r/>
             <w:r>
               <w:rPr>
@@ -4016,6 +5394,9 @@
             <w:tcW w:type="dxa" w:w="3784"/>
           </w:tcPr>
           <w:p>
+            <w:pPr>
+              <w:spacing w:before="20" w:after="20"/>
+            </w:pPr>
             <w:r/>
             <w:r>
               <w:rPr>
@@ -4028,11 +5409,17 @@
         </w:tc>
       </w:tr>
       <w:tr>
+        <w:trPr>
+          <w:cantSplit/>
+        </w:trPr>
         <w:tc>
           <w:tcPr>
             <w:tcW w:type="dxa" w:w="3784"/>
           </w:tcPr>
           <w:p>
+            <w:pPr>
+              <w:spacing w:before="20" w:after="20"/>
+            </w:pPr>
             <w:r/>
             <w:r>
               <w:rPr>
@@ -4049,6 +5436,9 @@
             <w:tcW w:type="dxa" w:w="3784"/>
           </w:tcPr>
           <w:p>
+            <w:pPr>
+              <w:spacing w:before="20" w:after="20"/>
+            </w:pPr>
             <w:r/>
             <w:r>
               <w:rPr>
@@ -4065,6 +5455,9 @@
             <w:tcW w:type="dxa" w:w="3784"/>
           </w:tcPr>
           <w:p>
+            <w:pPr>
+              <w:spacing w:before="20" w:after="20"/>
+            </w:pPr>
             <w:r/>
             <w:r>
               <w:rPr>
@@ -4081,6 +5474,9 @@
             <w:tcW w:type="dxa" w:w="3784"/>
           </w:tcPr>
           <w:p>
+            <w:pPr>
+              <w:spacing w:before="20" w:after="20"/>
+            </w:pPr>
             <w:r/>
             <w:r>
               <w:rPr>
@@ -4093,11 +5489,17 @@
         </w:tc>
       </w:tr>
       <w:tr>
+        <w:trPr>
+          <w:cantSplit/>
+        </w:trPr>
         <w:tc>
           <w:tcPr>
             <w:tcW w:type="dxa" w:w="3784"/>
           </w:tcPr>
           <w:p>
+            <w:pPr>
+              <w:spacing w:before="20" w:after="20"/>
+            </w:pPr>
             <w:r/>
             <w:r>
               <w:rPr>
@@ -4114,6 +5516,9 @@
             <w:tcW w:type="dxa" w:w="3784"/>
           </w:tcPr>
           <w:p>
+            <w:pPr>
+              <w:spacing w:before="20" w:after="20"/>
+            </w:pPr>
             <w:r/>
             <w:r>
               <w:rPr>
@@ -4130,6 +5535,9 @@
             <w:tcW w:type="dxa" w:w="3784"/>
           </w:tcPr>
           <w:p>
+            <w:pPr>
+              <w:spacing w:before="20" w:after="20"/>
+            </w:pPr>
             <w:r/>
             <w:r>
               <w:rPr>
@@ -4146,6 +5554,9 @@
             <w:tcW w:type="dxa" w:w="3784"/>
           </w:tcPr>
           <w:p>
+            <w:pPr>
+              <w:spacing w:before="20" w:after="20"/>
+            </w:pPr>
             <w:r/>
             <w:r>
               <w:rPr>
@@ -4158,11 +5569,17 @@
         </w:tc>
       </w:tr>
       <w:tr>
+        <w:trPr>
+          <w:cantSplit/>
+        </w:trPr>
         <w:tc>
           <w:tcPr>
             <w:tcW w:type="dxa" w:w="3784"/>
           </w:tcPr>
           <w:p>
+            <w:pPr>
+              <w:spacing w:before="20" w:after="20"/>
+            </w:pPr>
             <w:r/>
             <w:r>
               <w:rPr>
@@ -4179,6 +5596,9 @@
             <w:tcW w:type="dxa" w:w="3784"/>
           </w:tcPr>
           <w:p>
+            <w:pPr>
+              <w:spacing w:before="20" w:after="20"/>
+            </w:pPr>
             <w:r/>
             <w:r>
               <w:rPr>
@@ -4195,6 +5615,9 @@
             <w:tcW w:type="dxa" w:w="3784"/>
           </w:tcPr>
           <w:p>
+            <w:pPr>
+              <w:spacing w:before="20" w:after="20"/>
+            </w:pPr>
             <w:r/>
             <w:r>
               <w:rPr>
@@ -4211,6 +5634,9 @@
             <w:tcW w:type="dxa" w:w="3784"/>
           </w:tcPr>
           <w:p>
+            <w:pPr>
+              <w:spacing w:before="20" w:after="20"/>
+            </w:pPr>
             <w:r/>
             <w:r>
               <w:rPr>
@@ -4223,11 +5649,17 @@
         </w:tc>
       </w:tr>
       <w:tr>
+        <w:trPr>
+          <w:cantSplit/>
+        </w:trPr>
         <w:tc>
           <w:tcPr>
             <w:tcW w:type="dxa" w:w="3784"/>
           </w:tcPr>
           <w:p>
+            <w:pPr>
+              <w:spacing w:before="20" w:after="20"/>
+            </w:pPr>
             <w:r/>
             <w:r>
               <w:rPr>
@@ -4244,6 +5676,9 @@
             <w:tcW w:type="dxa" w:w="3784"/>
           </w:tcPr>
           <w:p>
+            <w:pPr>
+              <w:spacing w:before="20" w:after="20"/>
+            </w:pPr>
             <w:r/>
             <w:r>
               <w:rPr>
@@ -4260,6 +5695,9 @@
             <w:tcW w:type="dxa" w:w="3784"/>
           </w:tcPr>
           <w:p>
+            <w:pPr>
+              <w:spacing w:before="20" w:after="20"/>
+            </w:pPr>
             <w:r/>
             <w:r>
               <w:rPr>
@@ -4276,6 +5714,9 @@
             <w:tcW w:type="dxa" w:w="3784"/>
           </w:tcPr>
           <w:p>
+            <w:pPr>
+              <w:spacing w:before="20" w:after="20"/>
+            </w:pPr>
             <w:r/>
             <w:r>
               <w:rPr>
@@ -4288,11 +5729,17 @@
         </w:tc>
       </w:tr>
       <w:tr>
+        <w:trPr>
+          <w:cantSplit/>
+        </w:trPr>
         <w:tc>
           <w:tcPr>
             <w:tcW w:type="dxa" w:w="3784"/>
           </w:tcPr>
           <w:p>
+            <w:pPr>
+              <w:spacing w:before="20" w:after="20"/>
+            </w:pPr>
             <w:r/>
             <w:r>
               <w:rPr>
@@ -4309,6 +5756,9 @@
             <w:tcW w:type="dxa" w:w="3784"/>
           </w:tcPr>
           <w:p>
+            <w:pPr>
+              <w:spacing w:before="20" w:after="20"/>
+            </w:pPr>
             <w:r/>
             <w:r>
               <w:rPr>
@@ -4325,6 +5775,9 @@
             <w:tcW w:type="dxa" w:w="3784"/>
           </w:tcPr>
           <w:p>
+            <w:pPr>
+              <w:spacing w:before="20" w:after="20"/>
+            </w:pPr>
             <w:r/>
             <w:r>
               <w:rPr>
@@ -4341,6 +5794,9 @@
             <w:tcW w:type="dxa" w:w="3784"/>
           </w:tcPr>
           <w:p>
+            <w:pPr>
+              <w:spacing w:before="20" w:after="20"/>
+            </w:pPr>
             <w:r/>
             <w:r>
               <w:rPr>
@@ -4353,11 +5809,17 @@
         </w:tc>
       </w:tr>
       <w:tr>
+        <w:trPr>
+          <w:cantSplit/>
+        </w:trPr>
         <w:tc>
           <w:tcPr>
             <w:tcW w:type="dxa" w:w="3784"/>
           </w:tcPr>
           <w:p>
+            <w:pPr>
+              <w:spacing w:before="20" w:after="20"/>
+            </w:pPr>
             <w:r/>
             <w:r>
               <w:rPr>
@@ -4374,6 +5836,9 @@
             <w:tcW w:type="dxa" w:w="3784"/>
           </w:tcPr>
           <w:p>
+            <w:pPr>
+              <w:spacing w:before="20" w:after="20"/>
+            </w:pPr>
             <w:r/>
             <w:r>
               <w:rPr>
@@ -4390,6 +5855,9 @@
             <w:tcW w:type="dxa" w:w="3784"/>
           </w:tcPr>
           <w:p>
+            <w:pPr>
+              <w:spacing w:before="20" w:after="20"/>
+            </w:pPr>
             <w:r/>
             <w:r>
               <w:rPr>
@@ -4406,6 +5874,9 @@
             <w:tcW w:type="dxa" w:w="3784"/>
           </w:tcPr>
           <w:p>
+            <w:pPr>
+              <w:spacing w:before="20" w:after="20"/>
+            </w:pPr>
             <w:r/>
             <w:r>
               <w:rPr>
@@ -4418,11 +5889,17 @@
         </w:tc>
       </w:tr>
       <w:tr>
+        <w:trPr>
+          <w:cantSplit/>
+        </w:trPr>
         <w:tc>
           <w:tcPr>
             <w:tcW w:type="dxa" w:w="3784"/>
           </w:tcPr>
           <w:p>
+            <w:pPr>
+              <w:spacing w:before="20" w:after="20"/>
+            </w:pPr>
             <w:r/>
             <w:r>
               <w:rPr>
@@ -4439,6 +5916,9 @@
             <w:tcW w:type="dxa" w:w="3784"/>
           </w:tcPr>
           <w:p>
+            <w:pPr>
+              <w:spacing w:before="20" w:after="20"/>
+            </w:pPr>
             <w:r/>
             <w:r>
               <w:rPr>
@@ -4455,6 +5935,9 @@
             <w:tcW w:type="dxa" w:w="3784"/>
           </w:tcPr>
           <w:p>
+            <w:pPr>
+              <w:spacing w:before="20" w:after="20"/>
+            </w:pPr>
             <w:r/>
             <w:r>
               <w:rPr>
@@ -4471,6 +5954,9 @@
             <w:tcW w:type="dxa" w:w="3784"/>
           </w:tcPr>
           <w:p>
+            <w:pPr>
+              <w:spacing w:before="20" w:after="20"/>
+            </w:pPr>
             <w:r/>
             <w:r>
               <w:rPr>
@@ -4483,11 +5969,17 @@
         </w:tc>
       </w:tr>
       <w:tr>
+        <w:trPr>
+          <w:cantSplit/>
+        </w:trPr>
         <w:tc>
           <w:tcPr>
             <w:tcW w:type="dxa" w:w="3784"/>
           </w:tcPr>
           <w:p>
+            <w:pPr>
+              <w:spacing w:before="20" w:after="20"/>
+            </w:pPr>
             <w:r/>
             <w:r>
               <w:rPr>
@@ -4504,6 +5996,9 @@
             <w:tcW w:type="dxa" w:w="3784"/>
           </w:tcPr>
           <w:p>
+            <w:pPr>
+              <w:spacing w:before="20" w:after="20"/>
+            </w:pPr>
             <w:r/>
             <w:r>
               <w:rPr>
@@ -4520,6 +6015,9 @@
             <w:tcW w:type="dxa" w:w="3784"/>
           </w:tcPr>
           <w:p>
+            <w:pPr>
+              <w:spacing w:before="20" w:after="20"/>
+            </w:pPr>
             <w:r/>
             <w:r>
               <w:rPr>
@@ -4536,6 +6034,9 @@
             <w:tcW w:type="dxa" w:w="3784"/>
           </w:tcPr>
           <w:p>
+            <w:pPr>
+              <w:spacing w:before="20" w:after="20"/>
+            </w:pPr>
             <w:r/>
             <w:r>
               <w:rPr>
@@ -4548,11 +6049,17 @@
         </w:tc>
       </w:tr>
       <w:tr>
+        <w:trPr>
+          <w:cantSplit/>
+        </w:trPr>
         <w:tc>
           <w:tcPr>
             <w:tcW w:type="dxa" w:w="3784"/>
           </w:tcPr>
           <w:p>
+            <w:pPr>
+              <w:spacing w:before="20" w:after="20"/>
+            </w:pPr>
             <w:r/>
             <w:r>
               <w:rPr>
@@ -4569,6 +6076,9 @@
             <w:tcW w:type="dxa" w:w="3784"/>
           </w:tcPr>
           <w:p>
+            <w:pPr>
+              <w:spacing w:before="20" w:after="20"/>
+            </w:pPr>
             <w:r/>
             <w:r>
               <w:rPr>
@@ -4585,6 +6095,9 @@
             <w:tcW w:type="dxa" w:w="3784"/>
           </w:tcPr>
           <w:p>
+            <w:pPr>
+              <w:spacing w:before="20" w:after="20"/>
+            </w:pPr>
             <w:r/>
             <w:r>
               <w:rPr>
@@ -4601,6 +6114,9 @@
             <w:tcW w:type="dxa" w:w="3784"/>
           </w:tcPr>
           <w:p>
+            <w:pPr>
+              <w:spacing w:before="20" w:after="20"/>
+            </w:pPr>
             <w:r/>
             <w:r>
               <w:rPr>
@@ -4613,11 +6129,17 @@
         </w:tc>
       </w:tr>
       <w:tr>
+        <w:trPr>
+          <w:cantSplit/>
+        </w:trPr>
         <w:tc>
           <w:tcPr>
             <w:tcW w:type="dxa" w:w="3784"/>
           </w:tcPr>
           <w:p>
+            <w:pPr>
+              <w:spacing w:before="20" w:after="20"/>
+            </w:pPr>
             <w:r/>
             <w:r>
               <w:rPr>
@@ -4634,6 +6156,9 @@
             <w:tcW w:type="dxa" w:w="3784"/>
           </w:tcPr>
           <w:p>
+            <w:pPr>
+              <w:spacing w:before="20" w:after="20"/>
+            </w:pPr>
             <w:r/>
             <w:r>
               <w:rPr>
@@ -4650,6 +6175,9 @@
             <w:tcW w:type="dxa" w:w="3784"/>
           </w:tcPr>
           <w:p>
+            <w:pPr>
+              <w:spacing w:before="20" w:after="20"/>
+            </w:pPr>
             <w:r/>
             <w:r>
               <w:rPr>
@@ -4666,6 +6194,9 @@
             <w:tcW w:type="dxa" w:w="3784"/>
           </w:tcPr>
           <w:p>
+            <w:pPr>
+              <w:spacing w:before="20" w:after="20"/>
+            </w:pPr>
             <w:r/>
             <w:r>
               <w:rPr>
@@ -4678,11 +6209,17 @@
         </w:tc>
       </w:tr>
       <w:tr>
+        <w:trPr>
+          <w:cantSplit/>
+        </w:trPr>
         <w:tc>
           <w:tcPr>
             <w:tcW w:type="dxa" w:w="3784"/>
           </w:tcPr>
           <w:p>
+            <w:pPr>
+              <w:spacing w:before="20" w:after="20"/>
+            </w:pPr>
             <w:r/>
             <w:r>
               <w:rPr>
@@ -4699,6 +6236,9 @@
             <w:tcW w:type="dxa" w:w="3784"/>
           </w:tcPr>
           <w:p>
+            <w:pPr>
+              <w:spacing w:before="20" w:after="20"/>
+            </w:pPr>
             <w:r/>
             <w:r>
               <w:rPr>
@@ -4715,6 +6255,9 @@
             <w:tcW w:type="dxa" w:w="3784"/>
           </w:tcPr>
           <w:p>
+            <w:pPr>
+              <w:spacing w:before="20" w:after="20"/>
+            </w:pPr>
             <w:r/>
             <w:r>
               <w:rPr>
@@ -4731,6 +6274,9 @@
             <w:tcW w:type="dxa" w:w="3784"/>
           </w:tcPr>
           <w:p>
+            <w:pPr>
+              <w:spacing w:before="20" w:after="20"/>
+            </w:pPr>
             <w:r/>
             <w:r>
               <w:rPr>
@@ -4743,11 +6289,17 @@
         </w:tc>
       </w:tr>
       <w:tr>
+        <w:trPr>
+          <w:cantSplit/>
+        </w:trPr>
         <w:tc>
           <w:tcPr>
             <w:tcW w:type="dxa" w:w="3784"/>
           </w:tcPr>
           <w:p>
+            <w:pPr>
+              <w:spacing w:before="20" w:after="20"/>
+            </w:pPr>
             <w:r/>
             <w:r>
               <w:rPr>
@@ -4764,6 +6316,9 @@
             <w:tcW w:type="dxa" w:w="3784"/>
           </w:tcPr>
           <w:p>
+            <w:pPr>
+              <w:spacing w:before="20" w:after="20"/>
+            </w:pPr>
             <w:r/>
             <w:r>
               <w:rPr>
@@ -4780,6 +6335,9 @@
             <w:tcW w:type="dxa" w:w="3784"/>
           </w:tcPr>
           <w:p>
+            <w:pPr>
+              <w:spacing w:before="20" w:after="20"/>
+            </w:pPr>
             <w:r/>
             <w:r>
               <w:rPr>
@@ -4796,6 +6354,9 @@
             <w:tcW w:type="dxa" w:w="3784"/>
           </w:tcPr>
           <w:p>
+            <w:pPr>
+              <w:spacing w:before="20" w:after="20"/>
+            </w:pPr>
             <w:r/>
             <w:r>
               <w:rPr>
@@ -4808,11 +6369,17 @@
         </w:tc>
       </w:tr>
       <w:tr>
+        <w:trPr>
+          <w:cantSplit/>
+        </w:trPr>
         <w:tc>
           <w:tcPr>
             <w:tcW w:type="dxa" w:w="3784"/>
           </w:tcPr>
           <w:p>
+            <w:pPr>
+              <w:spacing w:before="20" w:after="20"/>
+            </w:pPr>
             <w:r/>
             <w:r>
               <w:rPr>
@@ -4829,6 +6396,9 @@
             <w:tcW w:type="dxa" w:w="3784"/>
           </w:tcPr>
           <w:p>
+            <w:pPr>
+              <w:spacing w:before="20" w:after="20"/>
+            </w:pPr>
             <w:r/>
             <w:r>
               <w:rPr>
@@ -4845,6 +6415,9 @@
             <w:tcW w:type="dxa" w:w="3784"/>
           </w:tcPr>
           <w:p>
+            <w:pPr>
+              <w:spacing w:before="20" w:after="20"/>
+            </w:pPr>
             <w:r/>
             <w:r>
               <w:rPr>
@@ -4861,6 +6434,9 @@
             <w:tcW w:type="dxa" w:w="3784"/>
           </w:tcPr>
           <w:p>
+            <w:pPr>
+              <w:spacing w:before="20" w:after="20"/>
+            </w:pPr>
             <w:r/>
             <w:r>
               <w:rPr>
@@ -4873,11 +6449,17 @@
         </w:tc>
       </w:tr>
       <w:tr>
+        <w:trPr>
+          <w:cantSplit/>
+        </w:trPr>
         <w:tc>
           <w:tcPr>
             <w:tcW w:type="dxa" w:w="3784"/>
           </w:tcPr>
           <w:p>
+            <w:pPr>
+              <w:spacing w:before="20" w:after="20"/>
+            </w:pPr>
             <w:r/>
             <w:r>
               <w:rPr>
@@ -4894,6 +6476,9 @@
             <w:tcW w:type="dxa" w:w="3784"/>
           </w:tcPr>
           <w:p>
+            <w:pPr>
+              <w:spacing w:before="20" w:after="20"/>
+            </w:pPr>
             <w:r/>
             <w:r>
               <w:rPr>
@@ -4910,6 +6495,9 @@
             <w:tcW w:type="dxa" w:w="3784"/>
           </w:tcPr>
           <w:p>
+            <w:pPr>
+              <w:spacing w:before="20" w:after="20"/>
+            </w:pPr>
             <w:r/>
             <w:r>
               <w:rPr>
@@ -4926,6 +6514,9 @@
             <w:tcW w:type="dxa" w:w="3784"/>
           </w:tcPr>
           <w:p>
+            <w:pPr>
+              <w:spacing w:before="20" w:after="20"/>
+            </w:pPr>
             <w:r/>
             <w:r>
               <w:rPr>
@@ -4938,11 +6529,17 @@
         </w:tc>
       </w:tr>
       <w:tr>
+        <w:trPr>
+          <w:cantSplit/>
+        </w:trPr>
         <w:tc>
           <w:tcPr>
             <w:tcW w:type="dxa" w:w="3784"/>
           </w:tcPr>
           <w:p>
+            <w:pPr>
+              <w:spacing w:before="20" w:after="20"/>
+            </w:pPr>
             <w:r/>
             <w:r>
               <w:rPr>
@@ -4959,6 +6556,9 @@
             <w:tcW w:type="dxa" w:w="3784"/>
           </w:tcPr>
           <w:p>
+            <w:pPr>
+              <w:spacing w:before="20" w:after="20"/>
+            </w:pPr>
             <w:r/>
             <w:r>
               <w:rPr>
@@ -4975,6 +6575,9 @@
             <w:tcW w:type="dxa" w:w="3784"/>
           </w:tcPr>
           <w:p>
+            <w:pPr>
+              <w:spacing w:before="20" w:after="20"/>
+            </w:pPr>
             <w:r/>
             <w:r>
               <w:rPr>
@@ -4991,6 +6594,9 @@
             <w:tcW w:type="dxa" w:w="3784"/>
           </w:tcPr>
           <w:p>
+            <w:pPr>
+              <w:spacing w:before="20" w:after="20"/>
+            </w:pPr>
             <w:r/>
             <w:r>
               <w:rPr>
@@ -5003,11 +6609,17 @@
         </w:tc>
       </w:tr>
       <w:tr>
+        <w:trPr>
+          <w:cantSplit/>
+        </w:trPr>
         <w:tc>
           <w:tcPr>
             <w:tcW w:type="dxa" w:w="3784"/>
           </w:tcPr>
           <w:p>
+            <w:pPr>
+              <w:spacing w:before="20" w:after="20"/>
+            </w:pPr>
             <w:r/>
             <w:r>
               <w:rPr>
@@ -5024,6 +6636,9 @@
             <w:tcW w:type="dxa" w:w="3784"/>
           </w:tcPr>
           <w:p>
+            <w:pPr>
+              <w:spacing w:before="20" w:after="20"/>
+            </w:pPr>
             <w:r/>
             <w:r>
               <w:rPr>
@@ -5040,6 +6655,9 @@
             <w:tcW w:type="dxa" w:w="3784"/>
           </w:tcPr>
           <w:p>
+            <w:pPr>
+              <w:spacing w:before="20" w:after="20"/>
+            </w:pPr>
             <w:r/>
             <w:r>
               <w:rPr>
@@ -5056,6 +6674,9 @@
             <w:tcW w:type="dxa" w:w="3784"/>
           </w:tcPr>
           <w:p>
+            <w:pPr>
+              <w:spacing w:before="20" w:after="20"/>
+            </w:pPr>
             <w:r/>
             <w:r>
               <w:rPr>
@@ -5112,6 +6733,9 @@
             <w:shd w:val="clear" w:color="auto" w:fill="D9D9D9"/>
           </w:tcPr>
           <w:p>
+            <w:pPr>
+              <w:spacing w:before="20" w:after="20"/>
+            </w:pPr>
             <w:r/>
             <w:r>
               <w:rPr>
@@ -5129,6 +6753,9 @@
             <w:shd w:val="clear" w:color="auto" w:fill="D9D9D9"/>
           </w:tcPr>
           <w:p>
+            <w:pPr>
+              <w:spacing w:before="20" w:after="20"/>
+            </w:pPr>
             <w:r/>
             <w:r>
               <w:rPr>
@@ -5146,6 +6773,9 @@
             <w:shd w:val="clear" w:color="auto" w:fill="D9D9D9"/>
           </w:tcPr>
           <w:p>
+            <w:pPr>
+              <w:spacing w:before="20" w:after="20"/>
+            </w:pPr>
             <w:r/>
             <w:r>
               <w:rPr>
@@ -5159,11 +6789,17 @@
         </w:tc>
       </w:tr>
       <w:tr>
+        <w:trPr>
+          <w:cantSplit/>
+        </w:trPr>
         <w:tc>
           <w:tcPr>
             <w:tcW w:type="dxa" w:w="5046"/>
           </w:tcPr>
           <w:p>
+            <w:pPr>
+              <w:spacing w:before="20" w:after="20"/>
+            </w:pPr>
             <w:r/>
             <w:r>
               <w:rPr>
@@ -5180,6 +6816,9 @@
             <w:tcW w:type="dxa" w:w="5046"/>
           </w:tcPr>
           <w:p>
+            <w:pPr>
+              <w:spacing w:before="20" w:after="20"/>
+            </w:pPr>
             <w:r/>
             <w:r>
               <w:rPr>
@@ -5196,6 +6835,9 @@
             <w:tcW w:type="dxa" w:w="5046"/>
           </w:tcPr>
           <w:p>
+            <w:pPr>
+              <w:spacing w:before="20" w:after="20"/>
+            </w:pPr>
             <w:r/>
             <w:r>
               <w:rPr>
@@ -5208,11 +6850,17 @@
         </w:tc>
       </w:tr>
       <w:tr>
+        <w:trPr>
+          <w:cantSplit/>
+        </w:trPr>
         <w:tc>
           <w:tcPr>
             <w:tcW w:type="dxa" w:w="5046"/>
           </w:tcPr>
           <w:p>
+            <w:pPr>
+              <w:spacing w:before="20" w:after="20"/>
+            </w:pPr>
             <w:r/>
             <w:r>
               <w:rPr>
@@ -5229,6 +6877,9 @@
             <w:tcW w:type="dxa" w:w="5046"/>
           </w:tcPr>
           <w:p>
+            <w:pPr>
+              <w:spacing w:before="20" w:after="20"/>
+            </w:pPr>
             <w:r/>
             <w:r>
               <w:rPr>
@@ -5245,6 +6896,9 @@
             <w:tcW w:type="dxa" w:w="5046"/>
           </w:tcPr>
           <w:p>
+            <w:pPr>
+              <w:spacing w:before="20" w:after="20"/>
+            </w:pPr>
             <w:r/>
             <w:r>
               <w:rPr>
@@ -5257,11 +6911,17 @@
         </w:tc>
       </w:tr>
       <w:tr>
+        <w:trPr>
+          <w:cantSplit/>
+        </w:trPr>
         <w:tc>
           <w:tcPr>
             <w:tcW w:type="dxa" w:w="5046"/>
           </w:tcPr>
           <w:p>
+            <w:pPr>
+              <w:spacing w:before="20" w:after="20"/>
+            </w:pPr>
             <w:r/>
             <w:r>
               <w:rPr>
@@ -5278,6 +6938,9 @@
             <w:tcW w:type="dxa" w:w="5046"/>
           </w:tcPr>
           <w:p>
+            <w:pPr>
+              <w:spacing w:before="20" w:after="20"/>
+            </w:pPr>
             <w:r/>
             <w:r>
               <w:rPr>
@@ -5294,6 +6957,9 @@
             <w:tcW w:type="dxa" w:w="5046"/>
           </w:tcPr>
           <w:p>
+            <w:pPr>
+              <w:spacing w:before="20" w:after="20"/>
+            </w:pPr>
             <w:r/>
             <w:r>
               <w:rPr>
@@ -5306,11 +6972,17 @@
         </w:tc>
       </w:tr>
       <w:tr>
+        <w:trPr>
+          <w:cantSplit/>
+        </w:trPr>
         <w:tc>
           <w:tcPr>
             <w:tcW w:type="dxa" w:w="5046"/>
           </w:tcPr>
           <w:p>
+            <w:pPr>
+              <w:spacing w:before="20" w:after="20"/>
+            </w:pPr>
             <w:r/>
             <w:r>
               <w:rPr>
@@ -5327,6 +6999,9 @@
             <w:tcW w:type="dxa" w:w="5046"/>
           </w:tcPr>
           <w:p>
+            <w:pPr>
+              <w:spacing w:before="20" w:after="20"/>
+            </w:pPr>
             <w:r/>
             <w:r>
               <w:rPr>
@@ -5343,6 +7018,9 @@
             <w:tcW w:type="dxa" w:w="5046"/>
           </w:tcPr>
           <w:p>
+            <w:pPr>
+              <w:spacing w:before="20" w:after="20"/>
+            </w:pPr>
             <w:r/>
             <w:r>
               <w:rPr>
@@ -5355,11 +7033,17 @@
         </w:tc>
       </w:tr>
       <w:tr>
+        <w:trPr>
+          <w:cantSplit/>
+        </w:trPr>
         <w:tc>
           <w:tcPr>
             <w:tcW w:type="dxa" w:w="5046"/>
           </w:tcPr>
           <w:p>
+            <w:pPr>
+              <w:spacing w:before="20" w:after="20"/>
+            </w:pPr>
             <w:r/>
             <w:r>
               <w:rPr>
@@ -5376,6 +7060,9 @@
             <w:tcW w:type="dxa" w:w="5046"/>
           </w:tcPr>
           <w:p>
+            <w:pPr>
+              <w:spacing w:before="20" w:after="20"/>
+            </w:pPr>
             <w:r/>
             <w:r>
               <w:rPr>
@@ -5392,6 +7079,9 @@
             <w:tcW w:type="dxa" w:w="5046"/>
           </w:tcPr>
           <w:p>
+            <w:pPr>
+              <w:spacing w:before="20" w:after="20"/>
+            </w:pPr>
             <w:r/>
             <w:r>
               <w:rPr>
@@ -5404,11 +7094,17 @@
         </w:tc>
       </w:tr>
       <w:tr>
+        <w:trPr>
+          <w:cantSplit/>
+        </w:trPr>
         <w:tc>
           <w:tcPr>
             <w:tcW w:type="dxa" w:w="5046"/>
           </w:tcPr>
           <w:p>
+            <w:pPr>
+              <w:spacing w:before="20" w:after="20"/>
+            </w:pPr>
             <w:r/>
             <w:r>
               <w:rPr>
@@ -5425,6 +7121,9 @@
             <w:tcW w:type="dxa" w:w="5046"/>
           </w:tcPr>
           <w:p>
+            <w:pPr>
+              <w:spacing w:before="20" w:after="20"/>
+            </w:pPr>
             <w:r/>
             <w:r>
               <w:rPr>
@@ -5441,6 +7140,9 @@
             <w:tcW w:type="dxa" w:w="5046"/>
           </w:tcPr>
           <w:p>
+            <w:pPr>
+              <w:spacing w:before="20" w:after="20"/>
+            </w:pPr>
             <w:r/>
             <w:r>
               <w:rPr>
@@ -5453,11 +7155,17 @@
         </w:tc>
       </w:tr>
       <w:tr>
+        <w:trPr>
+          <w:cantSplit/>
+        </w:trPr>
         <w:tc>
           <w:tcPr>
             <w:tcW w:type="dxa" w:w="5046"/>
           </w:tcPr>
           <w:p>
+            <w:pPr>
+              <w:spacing w:before="20" w:after="20"/>
+            </w:pPr>
             <w:r/>
             <w:r>
               <w:rPr>
@@ -5474,6 +7182,9 @@
             <w:tcW w:type="dxa" w:w="5046"/>
           </w:tcPr>
           <w:p>
+            <w:pPr>
+              <w:spacing w:before="20" w:after="20"/>
+            </w:pPr>
             <w:r/>
             <w:r>
               <w:rPr>
@@ -5490,6 +7201,9 @@
             <w:tcW w:type="dxa" w:w="5046"/>
           </w:tcPr>
           <w:p>
+            <w:pPr>
+              <w:spacing w:before="20" w:after="20"/>
+            </w:pPr>
             <w:r/>
             <w:r>
               <w:rPr>
@@ -5502,11 +7216,17 @@
         </w:tc>
       </w:tr>
       <w:tr>
+        <w:trPr>
+          <w:cantSplit/>
+        </w:trPr>
         <w:tc>
           <w:tcPr>
             <w:tcW w:type="dxa" w:w="5046"/>
           </w:tcPr>
           <w:p>
+            <w:pPr>
+              <w:spacing w:before="20" w:after="20"/>
+            </w:pPr>
             <w:r/>
             <w:r>
               <w:rPr>
@@ -5523,6 +7243,9 @@
             <w:tcW w:type="dxa" w:w="5046"/>
           </w:tcPr>
           <w:p>
+            <w:pPr>
+              <w:spacing w:before="20" w:after="20"/>
+            </w:pPr>
             <w:r/>
             <w:r>
               <w:rPr>
@@ -5539,6 +7262,9 @@
             <w:tcW w:type="dxa" w:w="5046"/>
           </w:tcPr>
           <w:p>
+            <w:pPr>
+              <w:spacing w:before="20" w:after="20"/>
+            </w:pPr>
             <w:r/>
             <w:r>
               <w:rPr>
@@ -5551,11 +7277,17 @@
         </w:tc>
       </w:tr>
       <w:tr>
+        <w:trPr>
+          <w:cantSplit/>
+        </w:trPr>
         <w:tc>
           <w:tcPr>
             <w:tcW w:type="dxa" w:w="5046"/>
           </w:tcPr>
           <w:p>
+            <w:pPr>
+              <w:spacing w:before="20" w:after="20"/>
+            </w:pPr>
             <w:r/>
             <w:r>
               <w:rPr>
@@ -5572,6 +7304,9 @@
             <w:tcW w:type="dxa" w:w="5046"/>
           </w:tcPr>
           <w:p>
+            <w:pPr>
+              <w:spacing w:before="20" w:after="20"/>
+            </w:pPr>
             <w:r/>
             <w:r>
               <w:rPr>
@@ -5588,6 +7323,9 @@
             <w:tcW w:type="dxa" w:w="5046"/>
           </w:tcPr>
           <w:p>
+            <w:pPr>
+              <w:spacing w:before="20" w:after="20"/>
+            </w:pPr>
             <w:r/>
             <w:r>
               <w:rPr>
@@ -5600,11 +7338,17 @@
         </w:tc>
       </w:tr>
       <w:tr>
+        <w:trPr>
+          <w:cantSplit/>
+        </w:trPr>
         <w:tc>
           <w:tcPr>
             <w:tcW w:type="dxa" w:w="5046"/>
           </w:tcPr>
           <w:p>
+            <w:pPr>
+              <w:spacing w:before="20" w:after="20"/>
+            </w:pPr>
             <w:r/>
             <w:r>
               <w:rPr>
@@ -5621,6 +7365,9 @@
             <w:tcW w:type="dxa" w:w="5046"/>
           </w:tcPr>
           <w:p>
+            <w:pPr>
+              <w:spacing w:before="20" w:after="20"/>
+            </w:pPr>
             <w:r/>
             <w:r>
               <w:rPr>
@@ -5637,6 +7384,9 @@
             <w:tcW w:type="dxa" w:w="5046"/>
           </w:tcPr>
           <w:p>
+            <w:pPr>
+              <w:spacing w:before="20" w:after="20"/>
+            </w:pPr>
             <w:r/>
             <w:r>
               <w:rPr>
@@ -5649,11 +7399,17 @@
         </w:tc>
       </w:tr>
       <w:tr>
+        <w:trPr>
+          <w:cantSplit/>
+        </w:trPr>
         <w:tc>
           <w:tcPr>
             <w:tcW w:type="dxa" w:w="5046"/>
           </w:tcPr>
           <w:p>
+            <w:pPr>
+              <w:spacing w:before="20" w:after="20"/>
+            </w:pPr>
             <w:r/>
             <w:r>
               <w:rPr>
@@ -5670,6 +7426,9 @@
             <w:tcW w:type="dxa" w:w="5046"/>
           </w:tcPr>
           <w:p>
+            <w:pPr>
+              <w:spacing w:before="20" w:after="20"/>
+            </w:pPr>
             <w:r/>
             <w:r>
               <w:rPr>
@@ -5686,6 +7445,9 @@
             <w:tcW w:type="dxa" w:w="5046"/>
           </w:tcPr>
           <w:p>
+            <w:pPr>
+              <w:spacing w:before="20" w:after="20"/>
+            </w:pPr>
             <w:r/>
             <w:r>
               <w:rPr>
@@ -5698,11 +7460,17 @@
         </w:tc>
       </w:tr>
       <w:tr>
+        <w:trPr>
+          <w:cantSplit/>
+        </w:trPr>
         <w:tc>
           <w:tcPr>
             <w:tcW w:type="dxa" w:w="5046"/>
           </w:tcPr>
           <w:p>
+            <w:pPr>
+              <w:spacing w:before="20" w:after="20"/>
+            </w:pPr>
             <w:r/>
             <w:r>
               <w:rPr>
@@ -5719,6 +7487,9 @@
             <w:tcW w:type="dxa" w:w="5046"/>
           </w:tcPr>
           <w:p>
+            <w:pPr>
+              <w:spacing w:before="20" w:after="20"/>
+            </w:pPr>
             <w:r/>
             <w:r>
               <w:rPr>
@@ -5735,6 +7506,9 @@
             <w:tcW w:type="dxa" w:w="5046"/>
           </w:tcPr>
           <w:p>
+            <w:pPr>
+              <w:spacing w:before="20" w:after="20"/>
+            </w:pPr>
             <w:r/>
             <w:r>
               <w:rPr>
@@ -5747,11 +7521,17 @@
         </w:tc>
       </w:tr>
       <w:tr>
+        <w:trPr>
+          <w:cantSplit/>
+        </w:trPr>
         <w:tc>
           <w:tcPr>
             <w:tcW w:type="dxa" w:w="5046"/>
           </w:tcPr>
           <w:p>
+            <w:pPr>
+              <w:spacing w:before="20" w:after="20"/>
+            </w:pPr>
             <w:r/>
             <w:r>
               <w:rPr>
@@ -5768,6 +7548,9 @@
             <w:tcW w:type="dxa" w:w="5046"/>
           </w:tcPr>
           <w:p>
+            <w:pPr>
+              <w:spacing w:before="20" w:after="20"/>
+            </w:pPr>
             <w:r/>
             <w:r>
               <w:rPr>
@@ -5784,6 +7567,9 @@
             <w:tcW w:type="dxa" w:w="5046"/>
           </w:tcPr>
           <w:p>
+            <w:pPr>
+              <w:spacing w:before="20" w:after="20"/>
+            </w:pPr>
             <w:r/>
             <w:r>
               <w:rPr>
@@ -5796,11 +7582,17 @@
         </w:tc>
       </w:tr>
       <w:tr>
+        <w:trPr>
+          <w:cantSplit/>
+        </w:trPr>
         <w:tc>
           <w:tcPr>
             <w:tcW w:type="dxa" w:w="5046"/>
           </w:tcPr>
           <w:p>
+            <w:pPr>
+              <w:spacing w:before="20" w:after="20"/>
+            </w:pPr>
             <w:r/>
             <w:r>
               <w:rPr>
@@ -5817,6 +7609,9 @@
             <w:tcW w:type="dxa" w:w="5046"/>
           </w:tcPr>
           <w:p>
+            <w:pPr>
+              <w:spacing w:before="20" w:after="20"/>
+            </w:pPr>
             <w:r/>
             <w:r>
               <w:rPr>
@@ -5833,6 +7628,9 @@
             <w:tcW w:type="dxa" w:w="5046"/>
           </w:tcPr>
           <w:p>
+            <w:pPr>
+              <w:spacing w:before="20" w:after="20"/>
+            </w:pPr>
             <w:r/>
             <w:r>
               <w:rPr>
@@ -5845,11 +7643,17 @@
         </w:tc>
       </w:tr>
       <w:tr>
+        <w:trPr>
+          <w:cantSplit/>
+        </w:trPr>
         <w:tc>
           <w:tcPr>
             <w:tcW w:type="dxa" w:w="5046"/>
           </w:tcPr>
           <w:p>
+            <w:pPr>
+              <w:spacing w:before="20" w:after="20"/>
+            </w:pPr>
             <w:r/>
             <w:r>
               <w:rPr>
@@ -5866,6 +7670,9 @@
             <w:tcW w:type="dxa" w:w="5046"/>
           </w:tcPr>
           <w:p>
+            <w:pPr>
+              <w:spacing w:before="20" w:after="20"/>
+            </w:pPr>
             <w:r/>
             <w:r>
               <w:rPr>
@@ -5882,6 +7689,9 @@
             <w:tcW w:type="dxa" w:w="5046"/>
           </w:tcPr>
           <w:p>
+            <w:pPr>
+              <w:spacing w:before="20" w:after="20"/>
+            </w:pPr>
             <w:r/>
             <w:r>
               <w:rPr>
@@ -5894,11 +7704,17 @@
         </w:tc>
       </w:tr>
       <w:tr>
+        <w:trPr>
+          <w:cantSplit/>
+        </w:trPr>
         <w:tc>
           <w:tcPr>
             <w:tcW w:type="dxa" w:w="5046"/>
           </w:tcPr>
           <w:p>
+            <w:pPr>
+              <w:spacing w:before="20" w:after="20"/>
+            </w:pPr>
             <w:r/>
             <w:r>
               <w:rPr>
@@ -5915,6 +7731,9 @@
             <w:tcW w:type="dxa" w:w="5046"/>
           </w:tcPr>
           <w:p>
+            <w:pPr>
+              <w:spacing w:before="20" w:after="20"/>
+            </w:pPr>
             <w:r/>
             <w:r>
               <w:rPr>
@@ -5931,6 +7750,9 @@
             <w:tcW w:type="dxa" w:w="5046"/>
           </w:tcPr>
           <w:p>
+            <w:pPr>
+              <w:spacing w:before="20" w:after="20"/>
+            </w:pPr>
             <w:r/>
             <w:r>
               <w:rPr>
@@ -5943,11 +7765,17 @@
         </w:tc>
       </w:tr>
       <w:tr>
+        <w:trPr>
+          <w:cantSplit/>
+        </w:trPr>
         <w:tc>
           <w:tcPr>
             <w:tcW w:type="dxa" w:w="5046"/>
           </w:tcPr>
           <w:p>
+            <w:pPr>
+              <w:spacing w:before="20" w:after="20"/>
+            </w:pPr>
             <w:r/>
             <w:r>
               <w:rPr>
@@ -5964,6 +7792,9 @@
             <w:tcW w:type="dxa" w:w="5046"/>
           </w:tcPr>
           <w:p>
+            <w:pPr>
+              <w:spacing w:before="20" w:after="20"/>
+            </w:pPr>
             <w:r/>
             <w:r>
               <w:rPr>
@@ -5980,6 +7811,9 @@
             <w:tcW w:type="dxa" w:w="5046"/>
           </w:tcPr>
           <w:p>
+            <w:pPr>
+              <w:spacing w:before="20" w:after="20"/>
+            </w:pPr>
             <w:r/>
             <w:r>
               <w:rPr>
@@ -5992,11 +7826,17 @@
         </w:tc>
       </w:tr>
       <w:tr>
+        <w:trPr>
+          <w:cantSplit/>
+        </w:trPr>
         <w:tc>
           <w:tcPr>
             <w:tcW w:type="dxa" w:w="5046"/>
           </w:tcPr>
           <w:p>
+            <w:pPr>
+              <w:spacing w:before="20" w:after="20"/>
+            </w:pPr>
             <w:r/>
             <w:r>
               <w:rPr>
@@ -6013,6 +7853,9 @@
             <w:tcW w:type="dxa" w:w="5046"/>
           </w:tcPr>
           <w:p>
+            <w:pPr>
+              <w:spacing w:before="20" w:after="20"/>
+            </w:pPr>
             <w:r/>
             <w:r>
               <w:rPr>
@@ -6029,6 +7872,9 @@
             <w:tcW w:type="dxa" w:w="5046"/>
           </w:tcPr>
           <w:p>
+            <w:pPr>
+              <w:spacing w:before="20" w:after="20"/>
+            </w:pPr>
             <w:r/>
             <w:r>
               <w:rPr>
@@ -6085,6 +7931,9 @@
             <w:shd w:val="clear" w:color="auto" w:fill="D9D9D9"/>
           </w:tcPr>
           <w:p>
+            <w:pPr>
+              <w:spacing w:before="20" w:after="20"/>
+            </w:pPr>
             <w:r/>
             <w:r>
               <w:rPr>
@@ -6102,6 +7951,9 @@
             <w:shd w:val="clear" w:color="auto" w:fill="D9D9D9"/>
           </w:tcPr>
           <w:p>
+            <w:pPr>
+              <w:spacing w:before="20" w:after="20"/>
+            </w:pPr>
             <w:r/>
             <w:r>
               <w:rPr>
@@ -6119,6 +7971,9 @@
             <w:shd w:val="clear" w:color="auto" w:fill="D9D9D9"/>
           </w:tcPr>
           <w:p>
+            <w:pPr>
+              <w:spacing w:before="20" w:after="20"/>
+            </w:pPr>
             <w:r/>
             <w:r>
               <w:rPr>
@@ -6132,11 +7987,17 @@
         </w:tc>
       </w:tr>
       <w:tr>
+        <w:trPr>
+          <w:cantSplit/>
+        </w:trPr>
         <w:tc>
           <w:tcPr>
             <w:tcW w:type="dxa" w:w="5046"/>
           </w:tcPr>
           <w:p>
+            <w:pPr>
+              <w:spacing w:before="20" w:after="20"/>
+            </w:pPr>
             <w:r/>
             <w:r>
               <w:rPr>
@@ -6153,6 +8014,9 @@
             <w:tcW w:type="dxa" w:w="5046"/>
           </w:tcPr>
           <w:p>
+            <w:pPr>
+              <w:spacing w:before="20" w:after="20"/>
+            </w:pPr>
             <w:r/>
             <w:r>
               <w:rPr>
@@ -6169,6 +8033,9 @@
             <w:tcW w:type="dxa" w:w="5046"/>
           </w:tcPr>
           <w:p>
+            <w:pPr>
+              <w:spacing w:before="20" w:after="20"/>
+            </w:pPr>
             <w:r/>
             <w:r>
               <w:rPr>
@@ -6181,11 +8048,17 @@
         </w:tc>
       </w:tr>
       <w:tr>
+        <w:trPr>
+          <w:cantSplit/>
+        </w:trPr>
         <w:tc>
           <w:tcPr>
             <w:tcW w:type="dxa" w:w="5046"/>
           </w:tcPr>
           <w:p>
+            <w:pPr>
+              <w:spacing w:before="20" w:after="20"/>
+            </w:pPr>
             <w:r/>
             <w:r>
               <w:rPr>
@@ -6202,6 +8075,9 @@
             <w:tcW w:type="dxa" w:w="5046"/>
           </w:tcPr>
           <w:p>
+            <w:pPr>
+              <w:spacing w:before="20" w:after="20"/>
+            </w:pPr>
             <w:r/>
             <w:r>
               <w:rPr>
@@ -6218,6 +8094,9 @@
             <w:tcW w:type="dxa" w:w="5046"/>
           </w:tcPr>
           <w:p>
+            <w:pPr>
+              <w:spacing w:before="20" w:after="20"/>
+            </w:pPr>
             <w:r/>
             <w:r>
               <w:rPr>
@@ -6230,11 +8109,17 @@
         </w:tc>
       </w:tr>
       <w:tr>
+        <w:trPr>
+          <w:cantSplit/>
+        </w:trPr>
         <w:tc>
           <w:tcPr>
             <w:tcW w:type="dxa" w:w="5046"/>
           </w:tcPr>
           <w:p>
+            <w:pPr>
+              <w:spacing w:before="20" w:after="20"/>
+            </w:pPr>
             <w:r/>
             <w:r>
               <w:rPr>
@@ -6251,6 +8136,9 @@
             <w:tcW w:type="dxa" w:w="5046"/>
           </w:tcPr>
           <w:p>
+            <w:pPr>
+              <w:spacing w:before="20" w:after="20"/>
+            </w:pPr>
             <w:r/>
             <w:r>
               <w:rPr>
@@ -6267,6 +8155,9 @@
             <w:tcW w:type="dxa" w:w="5046"/>
           </w:tcPr>
           <w:p>
+            <w:pPr>
+              <w:spacing w:before="20" w:after="20"/>
+            </w:pPr>
             <w:r/>
             <w:r>
               <w:rPr>
@@ -6279,11 +8170,17 @@
         </w:tc>
       </w:tr>
       <w:tr>
+        <w:trPr>
+          <w:cantSplit/>
+        </w:trPr>
         <w:tc>
           <w:tcPr>
             <w:tcW w:type="dxa" w:w="5046"/>
           </w:tcPr>
           <w:p>
+            <w:pPr>
+              <w:spacing w:before="20" w:after="20"/>
+            </w:pPr>
             <w:r/>
             <w:r>
               <w:rPr>
@@ -6300,6 +8197,9 @@
             <w:tcW w:type="dxa" w:w="5046"/>
           </w:tcPr>
           <w:p>
+            <w:pPr>
+              <w:spacing w:before="20" w:after="20"/>
+            </w:pPr>
             <w:r/>
             <w:r>
               <w:rPr>
@@ -6316,6 +8216,9 @@
             <w:tcW w:type="dxa" w:w="5046"/>
           </w:tcPr>
           <w:p>
+            <w:pPr>
+              <w:spacing w:before="20" w:after="20"/>
+            </w:pPr>
             <w:r/>
             <w:r>
               <w:rPr>
@@ -6328,11 +8231,17 @@
         </w:tc>
       </w:tr>
       <w:tr>
+        <w:trPr>
+          <w:cantSplit/>
+        </w:trPr>
         <w:tc>
           <w:tcPr>
             <w:tcW w:type="dxa" w:w="5046"/>
           </w:tcPr>
           <w:p>
+            <w:pPr>
+              <w:spacing w:before="20" w:after="20"/>
+            </w:pPr>
             <w:r/>
             <w:r>
               <w:rPr>
@@ -6349,6 +8258,9 @@
             <w:tcW w:type="dxa" w:w="5046"/>
           </w:tcPr>
           <w:p>
+            <w:pPr>
+              <w:spacing w:before="20" w:after="20"/>
+            </w:pPr>
             <w:r/>
             <w:r>
               <w:rPr>
@@ -6365,6 +8277,9 @@
             <w:tcW w:type="dxa" w:w="5046"/>
           </w:tcPr>
           <w:p>
+            <w:pPr>
+              <w:spacing w:before="20" w:after="20"/>
+            </w:pPr>
             <w:r/>
             <w:r>
               <w:rPr>
@@ -6377,11 +8292,17 @@
         </w:tc>
       </w:tr>
       <w:tr>
+        <w:trPr>
+          <w:cantSplit/>
+        </w:trPr>
         <w:tc>
           <w:tcPr>
             <w:tcW w:type="dxa" w:w="5046"/>
           </w:tcPr>
           <w:p>
+            <w:pPr>
+              <w:spacing w:before="20" w:after="20"/>
+            </w:pPr>
             <w:r/>
             <w:r>
               <w:rPr>
@@ -6398,6 +8319,9 @@
             <w:tcW w:type="dxa" w:w="5046"/>
           </w:tcPr>
           <w:p>
+            <w:pPr>
+              <w:spacing w:before="20" w:after="20"/>
+            </w:pPr>
             <w:r/>
             <w:r>
               <w:rPr>
@@ -6414,6 +8338,9 @@
             <w:tcW w:type="dxa" w:w="5046"/>
           </w:tcPr>
           <w:p>
+            <w:pPr>
+              <w:spacing w:before="20" w:after="20"/>
+            </w:pPr>
             <w:r/>
             <w:r>
               <w:rPr>
@@ -6426,11 +8353,17 @@
         </w:tc>
       </w:tr>
       <w:tr>
+        <w:trPr>
+          <w:cantSplit/>
+        </w:trPr>
         <w:tc>
           <w:tcPr>
             <w:tcW w:type="dxa" w:w="5046"/>
           </w:tcPr>
           <w:p>
+            <w:pPr>
+              <w:spacing w:before="20" w:after="20"/>
+            </w:pPr>
             <w:r/>
             <w:r>
               <w:rPr>
@@ -6447,6 +8380,9 @@
             <w:tcW w:type="dxa" w:w="5046"/>
           </w:tcPr>
           <w:p>
+            <w:pPr>
+              <w:spacing w:before="20" w:after="20"/>
+            </w:pPr>
             <w:r/>
             <w:r>
               <w:rPr>
@@ -6463,6 +8399,9 @@
             <w:tcW w:type="dxa" w:w="5046"/>
           </w:tcPr>
           <w:p>
+            <w:pPr>
+              <w:spacing w:before="20" w:after="20"/>
+            </w:pPr>
             <w:r/>
             <w:r>
               <w:rPr>
@@ -6475,11 +8414,17 @@
         </w:tc>
       </w:tr>
       <w:tr>
+        <w:trPr>
+          <w:cantSplit/>
+        </w:trPr>
         <w:tc>
           <w:tcPr>
             <w:tcW w:type="dxa" w:w="5046"/>
           </w:tcPr>
           <w:p>
+            <w:pPr>
+              <w:spacing w:before="20" w:after="20"/>
+            </w:pPr>
             <w:r/>
             <w:r>
               <w:rPr>
@@ -6496,6 +8441,9 @@
             <w:tcW w:type="dxa" w:w="5046"/>
           </w:tcPr>
           <w:p>
+            <w:pPr>
+              <w:spacing w:before="20" w:after="20"/>
+            </w:pPr>
             <w:r/>
             <w:r>
               <w:rPr>
@@ -6512,6 +8460,9 @@
             <w:tcW w:type="dxa" w:w="5046"/>
           </w:tcPr>
           <w:p>
+            <w:pPr>
+              <w:spacing w:before="20" w:after="20"/>
+            </w:pPr>
             <w:r/>
             <w:r>
               <w:rPr>
@@ -6524,11 +8475,17 @@
         </w:tc>
       </w:tr>
       <w:tr>
+        <w:trPr>
+          <w:cantSplit/>
+        </w:trPr>
         <w:tc>
           <w:tcPr>
             <w:tcW w:type="dxa" w:w="5046"/>
           </w:tcPr>
           <w:p>
+            <w:pPr>
+              <w:spacing w:before="20" w:after="20"/>
+            </w:pPr>
             <w:r/>
             <w:r>
               <w:rPr>
@@ -6545,6 +8502,9 @@
             <w:tcW w:type="dxa" w:w="5046"/>
           </w:tcPr>
           <w:p>
+            <w:pPr>
+              <w:spacing w:before="20" w:after="20"/>
+            </w:pPr>
             <w:r/>
             <w:r>
               <w:rPr>
@@ -6561,6 +8521,9 @@
             <w:tcW w:type="dxa" w:w="5046"/>
           </w:tcPr>
           <w:p>
+            <w:pPr>
+              <w:spacing w:before="20" w:after="20"/>
+            </w:pPr>
             <w:r/>
             <w:r>
               <w:rPr>
@@ -6573,11 +8536,17 @@
         </w:tc>
       </w:tr>
       <w:tr>
+        <w:trPr>
+          <w:cantSplit/>
+        </w:trPr>
         <w:tc>
           <w:tcPr>
             <w:tcW w:type="dxa" w:w="5046"/>
           </w:tcPr>
           <w:p>
+            <w:pPr>
+              <w:spacing w:before="20" w:after="20"/>
+            </w:pPr>
             <w:r/>
             <w:r>
               <w:rPr>
@@ -6594,6 +8563,9 @@
             <w:tcW w:type="dxa" w:w="5046"/>
           </w:tcPr>
           <w:p>
+            <w:pPr>
+              <w:spacing w:before="20" w:after="20"/>
+            </w:pPr>
             <w:r/>
             <w:r>
               <w:rPr>
@@ -6610,6 +8582,9 @@
             <w:tcW w:type="dxa" w:w="5046"/>
           </w:tcPr>
           <w:p>
+            <w:pPr>
+              <w:spacing w:before="20" w:after="20"/>
+            </w:pPr>
             <w:r/>
             <w:r>
               <w:rPr>
@@ -6622,11 +8597,17 @@
         </w:tc>
       </w:tr>
       <w:tr>
+        <w:trPr>
+          <w:cantSplit/>
+        </w:trPr>
         <w:tc>
           <w:tcPr>
             <w:tcW w:type="dxa" w:w="5046"/>
           </w:tcPr>
           <w:p>
+            <w:pPr>
+              <w:spacing w:before="20" w:after="20"/>
+            </w:pPr>
             <w:r/>
             <w:r>
               <w:rPr>
@@ -6643,6 +8624,9 @@
             <w:tcW w:type="dxa" w:w="5046"/>
           </w:tcPr>
           <w:p>
+            <w:pPr>
+              <w:spacing w:before="20" w:after="20"/>
+            </w:pPr>
             <w:r/>
             <w:r>
               <w:rPr>
@@ -6659,6 +8643,9 @@
             <w:tcW w:type="dxa" w:w="5046"/>
           </w:tcPr>
           <w:p>
+            <w:pPr>
+              <w:spacing w:before="20" w:after="20"/>
+            </w:pPr>
             <w:r/>
             <w:r>
               <w:rPr>
@@ -6671,11 +8658,17 @@
         </w:tc>
       </w:tr>
       <w:tr>
+        <w:trPr>
+          <w:cantSplit/>
+        </w:trPr>
         <w:tc>
           <w:tcPr>
             <w:tcW w:type="dxa" w:w="5046"/>
           </w:tcPr>
           <w:p>
+            <w:pPr>
+              <w:spacing w:before="20" w:after="20"/>
+            </w:pPr>
             <w:r/>
             <w:r>
               <w:rPr>
@@ -6692,6 +8685,9 @@
             <w:tcW w:type="dxa" w:w="5046"/>
           </w:tcPr>
           <w:p>
+            <w:pPr>
+              <w:spacing w:before="20" w:after="20"/>
+            </w:pPr>
             <w:r/>
             <w:r>
               <w:rPr>
@@ -6708,6 +8704,9 @@
             <w:tcW w:type="dxa" w:w="5046"/>
           </w:tcPr>
           <w:p>
+            <w:pPr>
+              <w:spacing w:before="20" w:after="20"/>
+            </w:pPr>
             <w:r/>
             <w:r>
               <w:rPr>
@@ -6720,11 +8719,17 @@
         </w:tc>
       </w:tr>
       <w:tr>
+        <w:trPr>
+          <w:cantSplit/>
+        </w:trPr>
         <w:tc>
           <w:tcPr>
             <w:tcW w:type="dxa" w:w="5046"/>
           </w:tcPr>
           <w:p>
+            <w:pPr>
+              <w:spacing w:before="20" w:after="20"/>
+            </w:pPr>
             <w:r/>
             <w:r>
               <w:rPr>
@@ -6741,6 +8746,9 @@
             <w:tcW w:type="dxa" w:w="5046"/>
           </w:tcPr>
           <w:p>
+            <w:pPr>
+              <w:spacing w:before="20" w:after="20"/>
+            </w:pPr>
             <w:r/>
             <w:r>
               <w:rPr>
@@ -6757,6 +8765,9 @@
             <w:tcW w:type="dxa" w:w="5046"/>
           </w:tcPr>
           <w:p>
+            <w:pPr>
+              <w:spacing w:before="20" w:after="20"/>
+            </w:pPr>
             <w:r/>
             <w:r>
               <w:rPr>
@@ -6769,11 +8780,17 @@
         </w:tc>
       </w:tr>
       <w:tr>
+        <w:trPr>
+          <w:cantSplit/>
+        </w:trPr>
         <w:tc>
           <w:tcPr>
             <w:tcW w:type="dxa" w:w="5046"/>
           </w:tcPr>
           <w:p>
+            <w:pPr>
+              <w:spacing w:before="20" w:after="20"/>
+            </w:pPr>
             <w:r/>
             <w:r>
               <w:rPr>
@@ -6790,6 +8807,9 @@
             <w:tcW w:type="dxa" w:w="5046"/>
           </w:tcPr>
           <w:p>
+            <w:pPr>
+              <w:spacing w:before="20" w:after="20"/>
+            </w:pPr>
             <w:r/>
             <w:r>
               <w:rPr>
@@ -6806,6 +8826,9 @@
             <w:tcW w:type="dxa" w:w="5046"/>
           </w:tcPr>
           <w:p>
+            <w:pPr>
+              <w:spacing w:before="20" w:after="20"/>
+            </w:pPr>
             <w:r/>
             <w:r>
               <w:rPr>
@@ -6818,11 +8841,17 @@
         </w:tc>
       </w:tr>
       <w:tr>
+        <w:trPr>
+          <w:cantSplit/>
+        </w:trPr>
         <w:tc>
           <w:tcPr>
             <w:tcW w:type="dxa" w:w="5046"/>
           </w:tcPr>
           <w:p>
+            <w:pPr>
+              <w:spacing w:before="20" w:after="20"/>
+            </w:pPr>
             <w:r/>
             <w:r>
               <w:rPr>
@@ -6839,6 +8868,9 @@
             <w:tcW w:type="dxa" w:w="5046"/>
           </w:tcPr>
           <w:p>
+            <w:pPr>
+              <w:spacing w:before="20" w:after="20"/>
+            </w:pPr>
             <w:r/>
             <w:r>
               <w:rPr>
@@ -6855,6 +8887,9 @@
             <w:tcW w:type="dxa" w:w="5046"/>
           </w:tcPr>
           <w:p>
+            <w:pPr>
+              <w:spacing w:before="20" w:after="20"/>
+            </w:pPr>
             <w:r/>
             <w:r>
               <w:rPr>
@@ -6867,11 +8902,17 @@
         </w:tc>
       </w:tr>
       <w:tr>
+        <w:trPr>
+          <w:cantSplit/>
+        </w:trPr>
         <w:tc>
           <w:tcPr>
             <w:tcW w:type="dxa" w:w="5046"/>
           </w:tcPr>
           <w:p>
+            <w:pPr>
+              <w:spacing w:before="20" w:after="20"/>
+            </w:pPr>
             <w:r/>
             <w:r>
               <w:rPr>
@@ -6888,6 +8929,9 @@
             <w:tcW w:type="dxa" w:w="5046"/>
           </w:tcPr>
           <w:p>
+            <w:pPr>
+              <w:spacing w:before="20" w:after="20"/>
+            </w:pPr>
             <w:r/>
             <w:r>
               <w:rPr>
@@ -6904,6 +8948,9 @@
             <w:tcW w:type="dxa" w:w="5046"/>
           </w:tcPr>
           <w:p>
+            <w:pPr>
+              <w:spacing w:before="20" w:after="20"/>
+            </w:pPr>
             <w:r/>
             <w:r>
               <w:rPr>
@@ -6916,11 +8963,17 @@
         </w:tc>
       </w:tr>
       <w:tr>
+        <w:trPr>
+          <w:cantSplit/>
+        </w:trPr>
         <w:tc>
           <w:tcPr>
             <w:tcW w:type="dxa" w:w="5046"/>
           </w:tcPr>
           <w:p>
+            <w:pPr>
+              <w:spacing w:before="20" w:after="20"/>
+            </w:pPr>
             <w:r/>
             <w:r>
               <w:rPr>
@@ -6937,6 +8990,9 @@
             <w:tcW w:type="dxa" w:w="5046"/>
           </w:tcPr>
           <w:p>
+            <w:pPr>
+              <w:spacing w:before="20" w:after="20"/>
+            </w:pPr>
             <w:r/>
             <w:r>
               <w:rPr>
@@ -6953,6 +9009,9 @@
             <w:tcW w:type="dxa" w:w="5046"/>
           </w:tcPr>
           <w:p>
+            <w:pPr>
+              <w:spacing w:before="20" w:after="20"/>
+            </w:pPr>
             <w:r/>
             <w:r>
               <w:rPr>
@@ -6965,11 +9024,17 @@
         </w:tc>
       </w:tr>
       <w:tr>
+        <w:trPr>
+          <w:cantSplit/>
+        </w:trPr>
         <w:tc>
           <w:tcPr>
             <w:tcW w:type="dxa" w:w="5046"/>
           </w:tcPr>
           <w:p>
+            <w:pPr>
+              <w:spacing w:before="20" w:after="20"/>
+            </w:pPr>
             <w:r/>
             <w:r>
               <w:rPr>
@@ -6986,6 +9051,9 @@
             <w:tcW w:type="dxa" w:w="5046"/>
           </w:tcPr>
           <w:p>
+            <w:pPr>
+              <w:spacing w:before="20" w:after="20"/>
+            </w:pPr>
             <w:r/>
             <w:r>
               <w:rPr>
@@ -7002,6 +9070,9 @@
             <w:tcW w:type="dxa" w:w="5046"/>
           </w:tcPr>
           <w:p>
+            <w:pPr>
+              <w:spacing w:before="20" w:after="20"/>
+            </w:pPr>
             <w:r/>
             <w:r>
               <w:rPr>
@@ -7014,11 +9085,17 @@
         </w:tc>
       </w:tr>
       <w:tr>
+        <w:trPr>
+          <w:cantSplit/>
+        </w:trPr>
         <w:tc>
           <w:tcPr>
             <w:tcW w:type="dxa" w:w="5046"/>
           </w:tcPr>
           <w:p>
+            <w:pPr>
+              <w:spacing w:before="20" w:after="20"/>
+            </w:pPr>
             <w:r/>
             <w:r>
               <w:rPr>
@@ -7035,6 +9112,9 @@
             <w:tcW w:type="dxa" w:w="5046"/>
           </w:tcPr>
           <w:p>
+            <w:pPr>
+              <w:spacing w:before="20" w:after="20"/>
+            </w:pPr>
             <w:r/>
             <w:r>
               <w:rPr>
@@ -7051,6 +9131,9 @@
             <w:tcW w:type="dxa" w:w="5046"/>
           </w:tcPr>
           <w:p>
+            <w:pPr>
+              <w:spacing w:before="20" w:after="20"/>
+            </w:pPr>
             <w:r/>
             <w:r>
               <w:rPr>

--- a/docx/es/BUFRCREX_CodeFlag_es_11.docx
+++ b/docx/es/BUFRCREX_CodeFlag_es_11.docx
@@ -8657,497 +8657,6 @@
       </w:tr>
     </w:tbl>
     <w:p/>
-    <w:p/>
-    <w:p>
-      <w:r>
-        <w:rPr>
-          <w:rFonts w:ascii="Verdana" w:hAnsi="Verdana"/>
-          <w:i/>
-          <w:sz w:val="14"/>
-        </w:rPr>
-        <w:t>Note 2: Los términos “despejado” y “cubierto” se cifran con 0 y 8, respectivamente.</w:t>
-      </w:r>
-    </w:p>
-    <w:p>
-      <w:r>
-        <w:rPr>
-          <w:rFonts w:ascii="Verdana" w:hAnsi="Verdana"/>
-          <w:i/>
-          <w:sz w:val="14"/>
-        </w:rPr>
-        <w:t>Note 5: 0 es satisfactorio, 1 es insatisfactorio</w:t>
-      </w:r>
-    </w:p>
-    <w:p>
-      <w:r>
-        <w:rPr>
-          <w:rFonts w:ascii="Verdana" w:hAnsi="Verdana"/>
-          <w:i/>
-          <w:sz w:val="14"/>
-        </w:rPr>
-        <w:t>Note 6: Véase la Tabla de cifrado común C–1, Parte C/c.</w:t>
-      </w:r>
-    </w:p>
-    <w:p>
-      <w:r>
-        <w:rPr>
-          <w:rFonts w:ascii="Verdana" w:hAnsi="Verdana"/>
-          <w:i/>
-          <w:sz w:val="14"/>
-        </w:rPr>
-        <w:t>Note 7: Véase la Tabla de cifrado común C–2, Parte C/c.</w:t>
-      </w:r>
-    </w:p>
-    <w:p>
-      <w:r>
-        <w:rPr>
-          <w:rFonts w:ascii="Verdana" w:hAnsi="Verdana"/>
-          <w:i/>
-          <w:sz w:val="14"/>
-        </w:rPr>
-        <w:t>Note 8: Véase la Tabla de cifrado común C–3</w:t>
-      </w:r>
-    </w:p>
-    <w:p>
-      <w:r>
-        <w:rPr>
-          <w:rFonts w:ascii="Verdana" w:hAnsi="Verdana"/>
-          <w:i/>
-          <w:sz w:val="14"/>
-        </w:rPr>
-        <w:t>Note 9: Véase la Tabla de cifrado común C–4</w:t>
-      </w:r>
-    </w:p>
-    <w:p>
-      <w:r>
-        <w:rPr>
-          <w:rFonts w:ascii="Verdana" w:hAnsi="Verdana"/>
-          <w:i/>
-          <w:sz w:val="14"/>
-        </w:rPr>
-        <w:t>Note 10: Véase la Tabla de cifrado común C–5, Parte C/c.</w:t>
-      </w:r>
-    </w:p>
-    <w:p>
-      <w:r>
-        <w:rPr>
-          <w:rFonts w:ascii="Verdana" w:hAnsi="Verdana"/>
-          <w:i/>
-          <w:sz w:val="14"/>
-        </w:rPr>
-        <w:t>Note 11: Véase la Tabla de cifrado común C–7, Parte C/c.</w:t>
-      </w:r>
-    </w:p>
-    <w:p>
-      <w:r>
-        <w:rPr>
-          <w:rFonts w:ascii="Verdana" w:hAnsi="Verdana"/>
-          <w:i/>
-          <w:sz w:val="14"/>
-        </w:rPr>
-        <w:t>Note 12: Véase la Tabla de cifrado común C–8, Parte C/c.</w:t>
-      </w:r>
-    </w:p>
-    <w:p>
-      <w:r>
-        <w:rPr>
-          <w:rFonts w:ascii="Verdana" w:hAnsi="Verdana"/>
-          <w:i/>
-          <w:sz w:val="14"/>
-        </w:rPr>
-        <w:t>Note 14: Será definida por los propios centros — Véase la Tabla de cifrado común C-12, Parte C/c.</w:t>
-      </w:r>
-    </w:p>
-    <w:p>
-      <w:r>
-        <w:rPr>
-          <w:rFonts w:ascii="Verdana" w:hAnsi="Verdana"/>
-          <w:i/>
-          <w:sz w:val="14"/>
-        </w:rPr>
-        <w:t>Note 15: Se elaborará.</w:t>
-      </w:r>
-    </w:p>
-    <w:p>
-      <w:r>
-        <w:rPr>
-          <w:rFonts w:ascii="Verdana" w:hAnsi="Verdana"/>
-          <w:i/>
-          <w:sz w:val="14"/>
-        </w:rPr>
-        <w:t>Note 16: Una secuencia consecutiva de dos o más coordenadas de posición, tales como los pares de latitud y longitud, define una línea o un polígono. Los puntos deberán unirse entre sí en el mismo orden en que aparecen en el mensaje. Toda área descrita estará situada a la izquierda del límite trazado en la dirección establecida por el orden de los puntos dado en el mensaje. Esta definición se aplica a polígonos simples que no se intersecan y no presentan huecos.</w:t>
-      </w:r>
-    </w:p>
-    <w:p>
-      <w:r>
-        <w:rPr>
-          <w:rFonts w:ascii="Verdana" w:hAnsi="Verdana"/>
-          <w:i/>
-          <w:sz w:val="14"/>
-        </w:rPr>
-        <w:t>Note 17: Si todos los bits indican 0, eso significa una buena calibración.</w:t>
-      </w:r>
-    </w:p>
-    <w:p>
-      <w:r>
-        <w:rPr>
-          <w:rFonts w:ascii="Verdana" w:hAnsi="Verdana"/>
-          <w:i/>
-          <w:sz w:val="14"/>
-        </w:rPr>
-        <w:t>Note 18: Todas las estadísticas de primer orden están expresadas en las unidades definidas por los descriptores de datos originales.</w:t>
-      </w:r>
-    </w:p>
-    <w:p>
-      <w:r>
-        <w:rPr>
-          <w:rFonts w:ascii="Verdana" w:hAnsi="Verdana"/>
-          <w:i/>
-          <w:sz w:val="14"/>
-        </w:rPr>
-        <w:t>Note 19: Se utilizará inicialmente la significación del campo asociado (adicional) en relación con la calidad de los datos observados.</w:t>
-      </w:r>
-    </w:p>
-    <w:p>
-      <w:r>
-        <w:rPr>
-          <w:rFonts w:ascii="Verdana" w:hAnsi="Verdana"/>
-          <w:i/>
-          <w:sz w:val="14"/>
-        </w:rPr>
-        <w:t>Note 21: Comenzando por la posición del primer bit (bit más significativo), si el bit se fija en uno, entonces el canal es utilizado. Si el bit se fija en cero, entonces el canal no es utilizado.</w:t>
-      </w:r>
-    </w:p>
-    <w:p>
-      <w:r>
-        <w:rPr>
-          <w:rFonts w:ascii="Verdana" w:hAnsi="Verdana"/>
-          <w:i/>
-          <w:sz w:val="14"/>
-        </w:rPr>
-        <w:t>Note 22: Banderines de bit que indican los elementos incluidos en el proceso de datos de sondeo</w:t>
-      </w:r>
-    </w:p>
-    <w:p>
-      <w:r>
-        <w:rPr>
-          <w:rFonts w:ascii="Verdana" w:hAnsi="Verdana"/>
-          <w:i/>
-          <w:sz w:val="14"/>
-        </w:rPr>
-        <w:t>Note 23: Cifras de clave 1 a 9: duración y tiempo de la medición de la corriente (método vectorial o método Doppler de perfil de corriente).</w:t>
-      </w:r>
-    </w:p>
-    <w:p>
-      <w:r>
-        <w:rPr>
-          <w:rFonts w:ascii="Verdana" w:hAnsi="Verdana"/>
-          <w:i/>
-          <w:sz w:val="14"/>
-        </w:rPr>
-        <w:t>Note 24: Los bits 1 a 4 representan la clave de defectos horarios. Si todos los bits indican 0, eso significa que la hora de barrido corresponde a la prevista.</w:t>
-      </w:r>
-    </w:p>
-    <w:p>
-      <w:r>
-        <w:rPr>
-          <w:rFonts w:ascii="Verdana" w:hAnsi="Verdana"/>
-          <w:i/>
-          <w:sz w:val="14"/>
-        </w:rPr>
-        <w:t>Note 25: Los bits 11 a 17 representan la clave de problemas de localización geográfica. Si todos los bits indican 0, eso significa que la localización geográfica ha sido normal.</w:t>
-      </w:r>
-    </w:p>
-    <w:p>
-      <w:r>
-        <w:rPr>
-          <w:rFonts w:ascii="Verdana" w:hAnsi="Verdana"/>
-          <w:i/>
-          <w:sz w:val="14"/>
-        </w:rPr>
-        <w:t>Note 27: Bits 5-10 represent calibration problem code. All bits set to zero indicated normal calibration. Where any of bits 5, 7, 10 are set, secondary calibration coefficients have been used.</w:t>
-      </w:r>
-    </w:p>
-    <w:p>
-      <w:r>
-        <w:rPr>
-          <w:rFonts w:ascii="Verdana" w:hAnsi="Verdana"/>
-          <w:i/>
-          <w:sz w:val="14"/>
-        </w:rPr>
-        <w:t>Note 32: Cifras de clave 1 a 9: duración y tiempo de la medición de la corriente (método vectorial o método Doppler de perfil de corriente)."</w:t>
-      </w:r>
-    </w:p>
-    <w:p>
-      <w:r>
-        <w:rPr>
-          <w:rFonts w:ascii="Verdana" w:hAnsi="Verdana"/>
-          <w:i/>
-          <w:sz w:val="14"/>
-        </w:rPr>
-        <w:t>Note 33: Cifras de clave 11 a 19: período de medición de la corriente (método de deriva).</w:t>
-      </w:r>
-    </w:p>
-    <w:p>
-      <w:r>
-        <w:rPr>
-          <w:rFonts w:ascii="Verdana" w:hAnsi="Verdana"/>
-          <w:i/>
-          <w:sz w:val="14"/>
-        </w:rPr>
-        <w:t>Note 34: Las cifras de clave que indican la precipitación genérica (cifras de clave 140–148) están dispuestas en orden de complejidad creciente. Por ejemplo: una estación muy sencilla que tan solo puede determinar la presencia o ausencia de precipitación utilizará la cifra de clave 140 (precipitación). En el siguiente nivel, una estación automática capaz de captar la cantidad pero no el tipo de precipitación utilizará la cifra de clave 141 o 142. Una estación automática capaz de captar el tipo de precipitación (líquida, sólida, engelante) y la cantidad en líneas generales, utilizará las cifras de clave 143–148. Una estación automática capaz de comunicar tipos reales de precipitación (por ejemplo, llovizna o lluvia) pero no su cantidad, utilizará la correspondiente decena (por ejemplo, 150 para llovizna en general y 160 para lluvia en general).</w:t>
-      </w:r>
-    </w:p>
-    <w:p>
-      <w:r>
-        <w:rPr>
-          <w:rFonts w:ascii="Verdana" w:hAnsi="Verdana"/>
-          <w:i/>
-          <w:sz w:val="14"/>
-        </w:rPr>
-        <w:t>Note 35: El descriptor 0 25 009 ha dejado de utilizarse. Utilícese en su lugar el descriptor 0 25 029.</w:t>
-      </w:r>
-    </w:p>
-    <w:p>
-      <w:r>
-        <w:rPr>
-          <w:rFonts w:ascii="Verdana" w:hAnsi="Verdana"/>
-          <w:i/>
-          <w:sz w:val="14"/>
-        </w:rPr>
-        <w:t>Note 36: Las estadísticas de diferencia son valores de diferencia; sus dimensiones son iguales a las de los valores correspondientes comunicados con respecto a unidades, pero con una gama centrada en cero (por ejemplo, diferencia entre valores comunicados y analizados, diferencia entre valores comunicados y previstos, etc.).</w:t>
-      </w:r>
-    </w:p>
-    <w:p>
-      <w:r>
-        <w:rPr>
-          <w:rFonts w:ascii="Verdana" w:hAnsi="Verdana"/>
-          <w:i/>
-          <w:sz w:val="14"/>
-        </w:rPr>
-        <w:t>Note 39: El EPSG es un conjunto de datos de sistemas de coordenadas y transformaciones de sistemas de coordenadas, elaborado y mantenido inicialmente por el Grupo Europeo de Encuestas sobre el Petróleo (EPSG). En la actualidad lo mantiene el Subcomité de Geodesia de la International Association of Oil and Gas Producers Geomatics Committee.</w:t>
-      </w:r>
-    </w:p>
-    <w:p>
-      <w:r>
-        <w:rPr>
-          <w:rFonts w:ascii="Verdana" w:hAnsi="Verdana"/>
-          <w:i/>
-          <w:sz w:val="14"/>
-        </w:rPr>
-        <w:t>Note 42: Se elaborarán aplicaciones ulteriores.</w:t>
-      </w:r>
-    </w:p>
-    <w:p>
-      <w:r>
-        <w:rPr>
-          <w:rFonts w:ascii="Verdana" w:hAnsi="Verdana"/>
-          <w:i/>
-          <w:sz w:val="14"/>
-        </w:rPr>
-        <w:t>Note 43: Los términos genéricos para las condiciones meteorológicas (por ejemplo, niebla, llovizna) se destinan a las estaciones automáticas que pueden determinar tipos de tiempo, pero no dar más información. Los términos genéricos de la tabla de cifrado se indican mediante mayúsculas.</w:t>
-      </w:r>
-    </w:p>
-    <w:p>
-      <w:r>
-        <w:rPr>
-          <w:rFonts w:ascii="Verdana" w:hAnsi="Verdana"/>
-          <w:i/>
-          <w:sz w:val="14"/>
-        </w:rPr>
-        <w:t>Note 45: H = hora de observación.</w:t>
-      </w:r>
-    </w:p>
-    <w:p>
-      <w:r>
-        <w:rPr>
-          <w:rFonts w:ascii="Verdana" w:hAnsi="Verdana"/>
-          <w:i/>
-          <w:sz w:val="14"/>
-        </w:rPr>
-        <w:t>Note 49: Si todos los bits indican 0, eso significa una buena calibración.</w:t>
-      </w:r>
-    </w:p>
-    <w:p>
-      <w:r>
-        <w:rPr>
-          <w:rFonts w:ascii="Verdana" w:hAnsi="Verdana"/>
-          <w:i/>
-          <w:sz w:val="14"/>
-        </w:rPr>
-        <w:t>Note 50: En todos los casos, se indicarán las cifras de clave más altas aplicables.</w:t>
-      </w:r>
-    </w:p>
-    <w:p>
-      <w:r>
-        <w:rPr>
-          <w:rFonts w:ascii="Verdana" w:hAnsi="Verdana"/>
-          <w:i/>
-          <w:sz w:val="14"/>
-        </w:rPr>
-        <w:t>Note 54: En esta tabla de cifrado, siempre que se haga referencia al hielo, se incluye también toda precipitación sólida que no sea nieve.</w:t>
-      </w:r>
-    </w:p>
-    <w:p>
-      <w:r>
-        <w:rPr>
-          <w:rFonts w:ascii="Verdana" w:hAnsi="Verdana"/>
-          <w:i/>
-          <w:sz w:val="14"/>
-        </w:rPr>
-        <w:t>Note 57: La precipitación combinada se indica fijando en uno los bits de cada uno de los tipos de precipitación observados.</w:t>
-      </w:r>
-    </w:p>
-    <w:p>
-      <w:r>
-        <w:rPr>
-          <w:rFonts w:ascii="Verdana" w:hAnsi="Verdana"/>
-          <w:i/>
-          <w:sz w:val="14"/>
-        </w:rPr>
-        <w:t>Note 59: En caso necesario se agregarán nuevos nombres locales para las tormentas de distintas intensidades.</w:t>
-      </w:r>
-    </w:p>
-    <w:p>
-      <w:r>
-        <w:rPr>
-          <w:rFonts w:ascii="Verdana" w:hAnsi="Verdana"/>
-          <w:i/>
-          <w:sz w:val="14"/>
-        </w:rPr>
-        <w:t>Note 60: Ninguna de las cifras de clave excluye la adición de niveles interpolados a discreción del centro generador.</w:t>
-      </w:r>
-    </w:p>
-    <w:p>
-      <w:r>
-        <w:rPr>
-          <w:rFonts w:ascii="Verdana" w:hAnsi="Verdana"/>
-          <w:i/>
-          <w:sz w:val="14"/>
-        </w:rPr>
-        <w:t>Note 63: En esta tabla de banderines se entiende por fenómeno cualquier tipo de fenómeno, incluidos la precipitación y el oscurecimiento.</w:t>
-      </w:r>
-    </w:p>
-    <w:p>
-      <w:r>
-        <w:rPr>
-          <w:rFonts w:ascii="Verdana" w:hAnsi="Verdana"/>
-          <w:i/>
-          <w:sz w:val="14"/>
-        </w:rPr>
-        <w:t>Note 75: Las definiciones referidas a las cifras de clave 0, 1, 2 y 4 se aplican al suelo representativo y las cifras de clave 3, 5 a 9 y 10 a 19, a una zona abierta representativa.</w:t>
-      </w:r>
-    </w:p>
-    <w:p>
-      <w:r>
-        <w:rPr>
-          <w:rFonts w:ascii="Verdana" w:hAnsi="Verdana"/>
-          <w:i/>
-          <w:sz w:val="14"/>
-        </w:rPr>
-        <w:t>Note 76: Cuando haya que cifrar una altura que corresponda a dos cifras de clave, se tomará la cifra más baja. Por ejemplo, una altura de 4 m se cifrará 5.</w:t>
-      </w:r>
-    </w:p>
-    <w:p>
-      <w:r>
-        <w:rPr>
-          <w:rFonts w:ascii="Verdana" w:hAnsi="Verdana"/>
-          <w:i/>
-          <w:sz w:val="14"/>
-        </w:rPr>
-        <w:t>Note 78: Los tres primeros dígitos representan el código de país ISO.</w:t>
-      </w:r>
-    </w:p>
-    <w:p>
-      <w:r>
-        <w:rPr>
-          <w:rFonts w:ascii="Verdana" w:hAnsi="Verdana"/>
-          <w:i/>
-          <w:sz w:val="14"/>
-        </w:rPr>
-        <w:t>Note 79: La última columna de la tabla contiene el número de registro correspondiente del Chemical Abstracts Service (CAS) de la American Chemical Society</w:t>
-      </w:r>
-    </w:p>
-    <w:p>
-      <w:r>
-        <w:rPr>
-          <w:rFonts w:ascii="Verdana" w:hAnsi="Verdana"/>
-          <w:i/>
-          <w:sz w:val="14"/>
-        </w:rPr>
-        <w:t>Note 80: La parte central de la presente tabla de cifrado (cifras de clave 100–199) incluye términos a diversos niveles, referidos a estaciones automáticas sencillas y luego cada vez más complejas.</w:t>
-      </w:r>
-    </w:p>
-    <w:p>
-      <w:r>
-        <w:rPr>
-          <w:rFonts w:ascii="Verdana" w:hAnsi="Verdana"/>
-          <w:i/>
-          <w:sz w:val="14"/>
-        </w:rPr>
-        <w:t>Note 81: El alcance nominal de la humedad del suelo en superficie es 0% - 100%. En casos extremos, el retrodispersor extrapolado a un ángulo de incidencia de 40 grados puede ser superior a la referencia del retrodispersor húmedo o seco. En tales casos, el valor proporcionado por el proceso de medición de la humedad del suelo en superficie es menor de 0% o mayor de 100%, respectivamente.</w:t>
-      </w:r>
-    </w:p>
-    <w:p>
-      <w:r>
-        <w:rPr>
-          <w:rFonts w:ascii="Verdana" w:hAnsi="Verdana"/>
-          <w:i/>
-          <w:sz w:val="14"/>
-        </w:rPr>
-        <w:t>Note 84: Estos valores se refieren a olas bien formadas en altamar por acción del viento. Si bien se dará prioridad a los términos descriptivos, los valores relativos a las alturas podrán utilizarse como guía por el observador cuando cifra el estado total de agitación del mar, resultante de diversos factores tales como el viento, la mar de fondo, las corrientes, el ángulo entre la mar de fondo y el viento, etc.</w:t>
-      </w:r>
-    </w:p>
-    <w:p>
-      <w:r>
-        <w:rPr>
-          <w:rFonts w:ascii="Verdana" w:hAnsi="Verdana"/>
-          <w:i/>
-          <w:sz w:val="14"/>
-        </w:rPr>
-        <w:t>Note 85: Este descriptor se asociará a los datos de la visibilidad o a los de la altura de las nubes para especificar si se trata de un valor limitado. Si los datos transmitidos son el valor verdadero, la cifra de clave es 0. Sin-embargo, la medición puede alcanzar el límite de la capacidad de medición del instrumento. Si el valor transmitido es mayor que el valor verdadero, la cifra de clave es 1; y si el valor transmitido es menor que el valor verdadero, la cifra de clave es 2.</w:t>
-      </w:r>
-    </w:p>
-    <w:p>
-      <w:r>
-        <w:rPr>
-          <w:rFonts w:ascii="Verdana" w:hAnsi="Verdana"/>
-          <w:i/>
-          <w:sz w:val="14"/>
-        </w:rPr>
-        <w:t>Note 88: La significación del tiempo debe ser calificada por los períodos adecuados de tiempo que se especifican.</w:t>
-      </w:r>
-    </w:p>
-    <w:p>
-      <w:r>
-        <w:rPr>
-          <w:rFonts w:ascii="Verdana" w:hAnsi="Verdana"/>
-          <w:i/>
-          <w:sz w:val="14"/>
-        </w:rPr>
-        <w:t>Note 90: Tipo de instrumentos y unidades originales para la medición del viento (en m s–1, a menos que se indique otra cosa)</w:t>
-      </w:r>
-    </w:p>
-    <w:p>
-      <w:r>
-        <w:rPr>
-          <w:rFonts w:ascii="Verdana" w:hAnsi="Verdana"/>
-          <w:i/>
-          <w:sz w:val="14"/>
-        </w:rPr>
-        <w:t>Note 94: Si el método de información originario es el indicado por la cifra de clave 1, se recomienda la siguiente conversión para obtener un valor adecuado de los datos correspondiente al descriptor 0 01 012: Valor comunicado</w:t>
-      </w:r>
-    </w:p>
-    <w:p>
-      <w:r>
-        <w:rPr>
-          <w:rFonts w:ascii="Verdana" w:hAnsi="Verdana"/>
-          <w:i/>
-          <w:sz w:val="14"/>
-        </w:rPr>
-        <w:t>Note 95: Si el método de información originario es el indicado por la cifra de clave 1, se recomienda la siguiente conversión para obtener un valor adecuado de los datos correspondiente al descriptor 0 01 013: Valor comunicado</w:t>
-      </w:r>
-    </w:p>
     <w:sectPr>
       <w:pgSz w:w="16838" w:h="11906" w:orient="landscape"/>
       <w:pgMar w:top="850" w:right="850" w:bottom="850" w:left="850" w:header="720" w:footer="720" w:gutter="0"/>
